--- a/vvdn/ldo/ldo-calculations-and-thermal-design.docx
+++ b/vvdn/ldo/ldo-calculations-and-thermal-design.docx
@@ -70,48 +70,105 @@
           <w:color w:val="282C34"/>
           <w:sz w:val="21"/>
         </w:rPr>
-        <w:t>The total power dissipated as heat inside an LDO package (</w:t>
-      </w:r>
-      <w:r>
-        <w:rPr>
-          <w:i/>
-          <w:color w:val="145AA0"/>
-          <w:sz w:val="21"/>
-        </w:rPr>
-        <w:t>P_D</w:t>
-      </w:r>
-      <w:r>
-        <w:rPr>
-          <w:color w:val="282C34"/>
-          <w:sz w:val="21"/>
-        </w:rPr>
-        <w:t>) consists of two distinct components:</w:t>
+        <w:t>The total power dissipated as heat inside an LDO package (P_D) consists of two distinct components:</w:t>
       </w:r>
     </w:p>
+    <w:tbl>
+      <w:tblPr>
+        <w:tblW w:type="auto" w:w="0"/>
+        <w:jc w:val="center"/>
+        <w:tblLook w:firstColumn="1" w:firstRow="1" w:lastColumn="0" w:lastRow="0" w:noHBand="0" w:noVBand="1" w:val="04A0"/>
+      </w:tblPr>
+      <w:tblGrid>
+        <w:gridCol w:w="9792"/>
+      </w:tblGrid>
+      <w:tr>
+        <w:tc>
+          <w:tcPr>
+            <w:tcW w:type="dxa" w:w="9792"/>
+            <w:shd w:fill="F5F6F8"/>
+            <w:tcMar>
+              <w:top w:w="80" w:type="dxa"/>
+              <w:bottom w:w="80" w:type="dxa"/>
+              <w:left w:w="140" w:type="dxa"/>
+              <w:right w:w="140" w:type="dxa"/>
+            </w:tcMar>
+            <w:tcBorders>
+              <w:left w:val="single" w:sz="18" w:space="0" w:color="CBD5E0"/>
+              <w:top w:val="none"/>
+              <w:right w:val="none"/>
+              <w:bottom w:val="none"/>
+            </w:tcBorders>
+          </w:tcPr>
+          <w:p>
+            <w:pPr>
+              <w:spacing w:line="240" w:lineRule="auto" w:after="0"/>
+            </w:pPr>
+            <w:r>
+              <w:rPr>
+                <w:rFonts w:ascii="Consolas" w:hAnsi="Consolas"/>
+                <w:color w:val="2D3748"/>
+                <w:sz w:val="18"/>
+              </w:rPr>
+              <w:t>P_D = P_pass + P_Q</w:t>
+            </w:r>
+          </w:p>
+        </w:tc>
+      </w:tr>
+    </w:tbl>
+    <w:p/>
     <w:p>
       <w:pPr>
         <w:spacing w:after="80"/>
       </w:pPr>
       <w:r>
         <w:rPr>
-          <w:i/>
-          <w:color w:val="145AA0"/>
+          <w:color w:val="282C34"/>
           <w:sz w:val="21"/>
         </w:rPr>
+        <w:t>Where:</w:t>
       </w:r>
+    </w:p>
+    <w:p>
+      <w:pPr>
+        <w:pStyle w:val="ListBullet"/>
+        <w:spacing w:after="40"/>
+        <w:ind w:left="360"/>
+      </w:pPr>
       <w:r>
         <w:rPr>
           <w:color w:val="282C34"/>
           <w:sz w:val="21"/>
         </w:rPr>
-        <w:t>P_D = P_{pass} + P_Q</w:t>
+        <w:t>P_D: Total power dissipated as heat inside the regulator package (W)</w:t>
       </w:r>
+    </w:p>
+    <w:p>
+      <w:pPr>
+        <w:pStyle w:val="ListBullet"/>
+        <w:spacing w:after="40"/>
+        <w:ind w:left="360"/>
+      </w:pPr>
       <w:r>
         <w:rPr>
-          <w:i/>
-          <w:color w:val="145AA0"/>
+          <w:color w:val="282C34"/>
           <w:sz w:val="21"/>
         </w:rPr>
+        <w:t>P_pass: Power dissipated in the series pass transistor channel (W)</w:t>
+      </w:r>
+    </w:p>
+    <w:p>
+      <w:pPr>
+        <w:pStyle w:val="ListBullet"/>
+        <w:spacing w:after="40"/>
+        <w:ind w:left="360"/>
+      </w:pPr>
+      <w:r>
+        <w:rPr>
+          <w:color w:val="282C34"/>
+          <w:sz w:val="21"/>
+        </w:rPr>
+        <w:t>P_Q: Quiescent control power consumed internally by bandgap and bias networks (W)</w:t>
       </w:r>
     </w:p>
     <w:p>
@@ -124,24 +181,7 @@
           <w:color w:val="282C34"/>
           <w:sz w:val="22"/>
         </w:rPr>
-        <w:t>A. Pass Transistor Dissipation (</w:t>
-      </w:r>
-      <w:r>
-        <w:rPr>
-          <w:b/>
-          <w:i/>
-          <w:color w:val="145AA0"/>
-          <w:sz w:val="22"/>
-        </w:rPr>
-        <w:t>P_{pass</w:t>
-      </w:r>
-      <w:r>
-        <w:rPr>
-          <w:b/>
-          <w:color w:val="282C34"/>
-          <w:sz w:val="22"/>
-        </w:rPr>
-        <w:t>):</w:t>
+        <w:t>A. Pass Transistor Dissipation (P_pass):</w:t>
       </w:r>
     </w:p>
     <w:p>
@@ -153,80 +193,53 @@
           <w:color w:val="282C34"/>
           <w:sz w:val="21"/>
         </w:rPr>
-        <w:t>The power burned dropping the unregulated input voltage (</w:t>
-      </w:r>
-      <w:r>
-        <w:rPr>
-          <w:i/>
-          <w:color w:val="145AA0"/>
-          <w:sz w:val="21"/>
-        </w:rPr>
-        <w:t>V_{IN</w:t>
-      </w:r>
-      <w:r>
-        <w:rPr>
-          <w:color w:val="282C34"/>
-          <w:sz w:val="21"/>
-        </w:rPr>
-        <w:t>) down to the regulated output voltage (</w:t>
-      </w:r>
-      <w:r>
-        <w:rPr>
-          <w:i/>
-          <w:color w:val="145AA0"/>
-          <w:sz w:val="21"/>
-        </w:rPr>
-        <w:t>V_{OUT</w:t>
-      </w:r>
-      <w:r>
-        <w:rPr>
-          <w:color w:val="282C34"/>
-          <w:sz w:val="21"/>
-        </w:rPr>
-        <w:t>) while supplying load current (</w:t>
-      </w:r>
-      <w:r>
-        <w:rPr>
-          <w:i/>
-          <w:color w:val="145AA0"/>
-          <w:sz w:val="21"/>
-        </w:rPr>
-        <w:t>I_{LOAD</w:t>
-      </w:r>
-      <w:r>
-        <w:rPr>
-          <w:color w:val="282C34"/>
-          <w:sz w:val="21"/>
-        </w:rPr>
-        <w:t>):</w:t>
+        <w:t>The power burned dropping the unregulated input voltage (V_IN) down to the regulated output voltage (V_OUT) while supplying load current (I_LOAD):</w:t>
       </w:r>
     </w:p>
-    <w:p>
-      <w:pPr>
-        <w:spacing w:after="80"/>
-      </w:pPr>
-      <w:r>
-        <w:rPr>
-          <w:i/>
-          <w:color w:val="145AA0"/>
-          <w:sz w:val="21"/>
-        </w:rPr>
-      </w:r>
-      <w:r>
-        <w:rPr>
-          <w:color w:val="282C34"/>
-          <w:sz w:val="21"/>
-        </w:rPr>
-        <w:t>P_{pass} = (V_{IN} - V_{OUT}) \times I_{LOAD} = V_{drop} \times I_{LOAD}</w:t>
-      </w:r>
-      <w:r>
-        <w:rPr>
-          <w:i/>
-          <w:color w:val="145AA0"/>
-          <w:sz w:val="21"/>
-        </w:rPr>
-      </w:r>
-    </w:p>
+    <w:tbl>
+      <w:tblPr>
+        <w:tblW w:type="auto" w:w="0"/>
+        <w:jc w:val="center"/>
+        <w:tblLook w:firstColumn="1" w:firstRow="1" w:lastColumn="0" w:lastRow="0" w:noHBand="0" w:noVBand="1" w:val="04A0"/>
+      </w:tblPr>
+      <w:tblGrid>
+        <w:gridCol w:w="9792"/>
+      </w:tblGrid>
+      <w:tr>
+        <w:tc>
+          <w:tcPr>
+            <w:tcW w:type="dxa" w:w="9792"/>
+            <w:shd w:fill="F5F6F8"/>
+            <w:tcMar>
+              <w:top w:w="80" w:type="dxa"/>
+              <w:bottom w:w="80" w:type="dxa"/>
+              <w:left w:w="140" w:type="dxa"/>
+              <w:right w:w="140" w:type="dxa"/>
+            </w:tcMar>
+            <w:tcBorders>
+              <w:left w:val="single" w:sz="18" w:space="0" w:color="CBD5E0"/>
+              <w:top w:val="none"/>
+              <w:right w:val="none"/>
+              <w:bottom w:val="none"/>
+            </w:tcBorders>
+          </w:tcPr>
+          <w:p>
+            <w:pPr>
+              <w:spacing w:line="240" w:lineRule="auto" w:after="0"/>
+            </w:pPr>
+            <w:r>
+              <w:rPr>
+                <w:rFonts w:ascii="Consolas" w:hAnsi="Consolas"/>
+                <w:color w:val="2D3748"/>
+                <w:sz w:val="18"/>
+              </w:rPr>
+              <w:t>P_pass = (V_IN - V_OUT) * I_LOAD = V_drop * I_LOAD</w:t>
+            </w:r>
+          </w:p>
+        </w:tc>
+      </w:tr>
+    </w:tbl>
+    <w:p/>
     <w:p>
       <w:pPr>
         <w:spacing w:before="120" w:after="40"/>
@@ -237,24 +250,7 @@
           <w:color w:val="282C34"/>
           <w:sz w:val="22"/>
         </w:rPr>
-        <w:t>B. Quiescent Control Dissipation (</w:t>
-      </w:r>
-      <w:r>
-        <w:rPr>
-          <w:b/>
-          <w:i/>
-          <w:color w:val="145AA0"/>
-          <w:sz w:val="22"/>
-        </w:rPr>
-        <w:t>P_Q</w:t>
-      </w:r>
-      <w:r>
-        <w:rPr>
-          <w:b/>
-          <w:color w:val="282C34"/>
-          <w:sz w:val="22"/>
-        </w:rPr>
-        <w:t>):</w:t>
+        <w:t>B. Quiescent Control Dissipation (P_Q):</w:t>
       </w:r>
     </w:p>
     <w:p>
@@ -269,32 +265,50 @@
         <w:t>The power consumed internally by the bandgap reference, error amplifier, and internal bias circuits:</w:t>
       </w:r>
     </w:p>
-    <w:p>
-      <w:pPr>
-        <w:spacing w:after="80"/>
-      </w:pPr>
-      <w:r>
-        <w:rPr>
-          <w:i/>
-          <w:color w:val="145AA0"/>
-          <w:sz w:val="21"/>
-        </w:rPr>
-      </w:r>
-      <w:r>
-        <w:rPr>
-          <w:color w:val="282C34"/>
-          <w:sz w:val="21"/>
-        </w:rPr>
-        <w:t>P_Q = V_{IN} \times I_Q</w:t>
-      </w:r>
-      <w:r>
-        <w:rPr>
-          <w:i/>
-          <w:color w:val="145AA0"/>
-          <w:sz w:val="21"/>
-        </w:rPr>
-      </w:r>
-    </w:p>
+    <w:tbl>
+      <w:tblPr>
+        <w:tblW w:type="auto" w:w="0"/>
+        <w:jc w:val="center"/>
+        <w:tblLook w:firstColumn="1" w:firstRow="1" w:lastColumn="0" w:lastRow="0" w:noHBand="0" w:noVBand="1" w:val="04A0"/>
+      </w:tblPr>
+      <w:tblGrid>
+        <w:gridCol w:w="9792"/>
+      </w:tblGrid>
+      <w:tr>
+        <w:tc>
+          <w:tcPr>
+            <w:tcW w:type="dxa" w:w="9792"/>
+            <w:shd w:fill="F5F6F8"/>
+            <w:tcMar>
+              <w:top w:w="80" w:type="dxa"/>
+              <w:bottom w:w="80" w:type="dxa"/>
+              <w:left w:w="140" w:type="dxa"/>
+              <w:right w:w="140" w:type="dxa"/>
+            </w:tcMar>
+            <w:tcBorders>
+              <w:left w:val="single" w:sz="18" w:space="0" w:color="CBD5E0"/>
+              <w:top w:val="none"/>
+              <w:right w:val="none"/>
+              <w:bottom w:val="none"/>
+            </w:tcBorders>
+          </w:tcPr>
+          <w:p>
+            <w:pPr>
+              <w:spacing w:line="240" w:lineRule="auto" w:after="0"/>
+            </w:pPr>
+            <w:r>
+              <w:rPr>
+                <w:rFonts w:ascii="Consolas" w:hAnsi="Consolas"/>
+                <w:color w:val="2D3748"/>
+                <w:sz w:val="18"/>
+              </w:rPr>
+              <w:t>P_Q = V_IN * I_Q</w:t>
+            </w:r>
+          </w:p>
+        </w:tc>
+      </w:tr>
+    </w:tbl>
+    <w:p/>
     <w:p>
       <w:pPr>
         <w:spacing w:before="120" w:after="40"/>
@@ -305,50 +319,133 @@
           <w:color w:val="282C34"/>
           <w:sz w:val="22"/>
         </w:rPr>
-        <w:t>Total Power Dissipation (</w:t>
-      </w:r>
-      <w:r>
-        <w:rPr>
-          <w:b/>
-          <w:i/>
-          <w:color w:val="145AA0"/>
-          <w:sz w:val="22"/>
-        </w:rPr>
-        <w:t>P_D</w:t>
-      </w:r>
-      <w:r>
-        <w:rPr>
-          <w:b/>
-          <w:color w:val="282C34"/>
-          <w:sz w:val="22"/>
-        </w:rPr>
-        <w:t>):</w:t>
+        <w:t>Total Power Dissipation (P_D):</w:t>
       </w:r>
     </w:p>
+    <w:tbl>
+      <w:tblPr>
+        <w:tblW w:type="auto" w:w="0"/>
+        <w:jc w:val="center"/>
+        <w:tblLook w:firstColumn="1" w:firstRow="1" w:lastColumn="0" w:lastRow="0" w:noHBand="0" w:noVBand="1" w:val="04A0"/>
+      </w:tblPr>
+      <w:tblGrid>
+        <w:gridCol w:w="9792"/>
+      </w:tblGrid>
+      <w:tr>
+        <w:tc>
+          <w:tcPr>
+            <w:tcW w:type="dxa" w:w="9792"/>
+            <w:shd w:fill="F5F6F8"/>
+            <w:tcMar>
+              <w:top w:w="80" w:type="dxa"/>
+              <w:bottom w:w="80" w:type="dxa"/>
+              <w:left w:w="140" w:type="dxa"/>
+              <w:right w:w="140" w:type="dxa"/>
+            </w:tcMar>
+            <w:tcBorders>
+              <w:left w:val="single" w:sz="18" w:space="0" w:color="CBD5E0"/>
+              <w:top w:val="none"/>
+              <w:right w:val="none"/>
+              <w:bottom w:val="none"/>
+            </w:tcBorders>
+          </w:tcPr>
+          <w:p>
+            <w:pPr>
+              <w:spacing w:line="240" w:lineRule="auto" w:after="0"/>
+            </w:pPr>
+            <w:r>
+              <w:rPr>
+                <w:rFonts w:ascii="Consolas" w:hAnsi="Consolas"/>
+                <w:color w:val="2D3748"/>
+                <w:sz w:val="18"/>
+              </w:rPr>
+              <w:t>P_D = (V_IN - V_OUT) * I_LOAD + (V_IN * I_Q)</w:t>
+            </w:r>
+          </w:p>
+        </w:tc>
+      </w:tr>
+    </w:tbl>
+    <w:p/>
     <w:p>
       <w:pPr>
         <w:spacing w:after="80"/>
       </w:pPr>
       <w:r>
         <w:rPr>
-          <w:i/>
-          <w:color w:val="145AA0"/>
+          <w:color w:val="282C34"/>
           <w:sz w:val="21"/>
         </w:rPr>
+        <w:t>Where:</w:t>
       </w:r>
+    </w:p>
+    <w:p>
+      <w:pPr>
+        <w:pStyle w:val="ListBullet"/>
+        <w:spacing w:after="40"/>
+        <w:ind w:left="360"/>
+      </w:pPr>
       <w:r>
         <w:rPr>
           <w:color w:val="282C34"/>
           <w:sz w:val="21"/>
         </w:rPr>
-        <w:t>P_D = (V_{IN} - V_{OUT}) \times I_{LOAD} + (V_{IN} \times I_Q)</w:t>
+        <w:t>P_D: Total power dissipated as heat in the regulator package (W)</w:t>
       </w:r>
+    </w:p>
+    <w:p>
+      <w:pPr>
+        <w:pStyle w:val="ListBullet"/>
+        <w:spacing w:after="40"/>
+        <w:ind w:left="360"/>
+      </w:pPr>
       <w:r>
         <w:rPr>
-          <w:i/>
-          <w:color w:val="145AA0"/>
+          <w:color w:val="282C34"/>
           <w:sz w:val="21"/>
         </w:rPr>
+        <w:t>V_IN: Unregulated DC input voltage (V)</w:t>
+      </w:r>
+    </w:p>
+    <w:p>
+      <w:pPr>
+        <w:pStyle w:val="ListBullet"/>
+        <w:spacing w:after="40"/>
+        <w:ind w:left="360"/>
+      </w:pPr>
+      <w:r>
+        <w:rPr>
+          <w:color w:val="282C34"/>
+          <w:sz w:val="21"/>
+        </w:rPr>
+        <w:t>V_OUT: Regulated DC output voltage (V)</w:t>
+      </w:r>
+    </w:p>
+    <w:p>
+      <w:pPr>
+        <w:pStyle w:val="ListBullet"/>
+        <w:spacing w:after="40"/>
+        <w:ind w:left="360"/>
+      </w:pPr>
+      <w:r>
+        <w:rPr>
+          <w:color w:val="282C34"/>
+          <w:sz w:val="21"/>
+        </w:rPr>
+        <w:t>I_LOAD: Output load current (A)</w:t>
+      </w:r>
+    </w:p>
+    <w:p>
+      <w:pPr>
+        <w:pStyle w:val="ListBullet"/>
+        <w:spacing w:after="40"/>
+        <w:ind w:left="360"/>
+      </w:pPr>
+      <w:r>
+        <w:rPr>
+          <w:color w:val="282C34"/>
+          <w:sz w:val="21"/>
+        </w:rPr>
+        <w:t>I_Q: Internal quiescent current flowing to ground (A)</w:t>
       </w:r>
     </w:p>
     <w:tbl>
@@ -395,88 +492,21 @@
                 <w:color w:val="282C34"/>
                 <w:sz w:val="20"/>
               </w:rPr>
-              <w:t xml:space="preserve">In normal full-load operation where </w:t>
-            </w:r>
-            <w:r>
-              <w:rPr>
-                <w:i/>
-                <w:color w:val="145AA0"/>
-                <w:sz w:val="20"/>
-              </w:rPr>
-              <w:t>I_{LOAD \gg I_Q</w:t>
-            </w:r>
-            <w:r>
-              <w:rPr>
-                <w:color w:val="282C34"/>
-                <w:sz w:val="20"/>
-              </w:rPr>
-              <w:t xml:space="preserve"> (e.g., </w:t>
-            </w:r>
-            <w:r>
-              <w:rPr>
-                <w:i/>
-                <w:color w:val="145AA0"/>
-                <w:sz w:val="20"/>
-              </w:rPr>
-              <w:t>I_{LOAD = 1.0\,A</w:t>
-            </w:r>
-            <w:r>
-              <w:rPr>
-                <w:color w:val="282C34"/>
-                <w:sz w:val="20"/>
-              </w:rPr>
-              <w:t xml:space="preserve"> and </w:t>
-            </w:r>
-            <w:r>
-              <w:rPr>
-                <w:i/>
-                <w:color w:val="145AA0"/>
-                <w:sz w:val="20"/>
-              </w:rPr>
-              <w:t>I_Q = 2.0\,mA</w:t>
-            </w:r>
-            <w:r>
-              <w:rPr>
-                <w:color w:val="282C34"/>
-                <w:sz w:val="20"/>
-              </w:rPr>
-              <w:t xml:space="preserve">), the quiescent power contributes less than </w:t>
-            </w:r>
-            <w:r>
-              <w:rPr>
-                <w:i/>
-                <w:color w:val="145AA0"/>
-                <w:sz w:val="20"/>
-              </w:rPr>
-              <w:t>0.2\%</w:t>
-            </w:r>
-            <w:r>
-              <w:rPr>
-                <w:color w:val="282C34"/>
-                <w:sz w:val="20"/>
-              </w:rPr>
-              <w:t xml:space="preserve"> of total heat dissipation and is often negligible:</w:t>
+              <w:t>In normal full-load operation where I_LOAD &gt;&gt; I_Q (e.g., I_LOAD = 1.0 A and I_Q = 2.0 mA), the quiescent power contributes less than 0.2\% of total heat dissipation and is often negligible:</w:t>
               <w:br/>
             </w:r>
             <w:r>
               <w:rPr>
-                <w:i/>
-                <w:color w:val="145AA0"/>
-                <w:sz w:val="20"/>
+                <w:rFonts w:ascii="Consolas" w:hAnsi="Consolas"/>
+                <w:color w:val="B4283C"/>
+                <w:sz w:val="18"/>
               </w:rPr>
             </w:r>
             <w:r>
               <w:rPr>
-                <w:color w:val="282C34"/>
-                <w:sz w:val="20"/>
-              </w:rPr>
-              <w:t>P_D \approx (V_{IN} - V_{OUT}) \times I_{LOAD}</w:t>
-            </w:r>
-            <w:r>
-              <w:rPr>
-                <w:i/>
-                <w:color w:val="145AA0"/>
-                <w:sz w:val="20"/>
+                <w:rFonts w:ascii="Consolas" w:hAnsi="Consolas"/>
+                <w:color w:val="B4283C"/>
+                <w:sz w:val="18"/>
               </w:rPr>
             </w:r>
           </w:p>
@@ -486,44 +516,6 @@
     <w:p/>
     <w:p>
       <w:pPr>
-        <w:spacing w:before="80" w:after="80"/>
-        <w:pBdr>
-          <w:bottom w:val="single" w:sz="6" w:space="1" w:color="E2E8F0"/>
-        </w:pBdr>
-      </w:pPr>
-    </w:p>
-    <w:p>
-      <w:pPr>
-        <w:spacing w:before="160" w:after="80"/>
-      </w:pPr>
-      <w:r>
-        <w:rPr>
-          <w:b/>
-          <w:color w:val="4682B4"/>
-          <w:sz w:val="24"/>
-        </w:rPr>
-        <w:t>1.2 Electrical Efficiency (</w:t>
-      </w:r>
-      <w:r>
-        <w:rPr>
-          <w:b/>
-          <w:i/>
-          <w:color w:val="145AA0"/>
-          <w:sz w:val="24"/>
-        </w:rPr>
-        <w:t>\eta</w:t>
-      </w:r>
-      <w:r>
-        <w:rPr>
-          <w:b/>
-          <w:color w:val="4682B4"/>
-          <w:sz w:val="24"/>
-        </w:rPr>
-        <w:t>)</w:t>
-      </w:r>
-    </w:p>
-    <w:p>
-      <w:pPr>
         <w:spacing w:after="80"/>
       </w:pPr>
       <w:r>
@@ -531,644 +523,7 @@
           <w:color w:val="282C34"/>
           <w:sz w:val="21"/>
         </w:rPr>
-        <w:t>The conversion efficiency of a linear regulator is fundamentally bounded by the ratio of output voltage to input voltage:</w:t>
-      </w:r>
-    </w:p>
-    <w:p>
-      <w:pPr>
-        <w:spacing w:after="80"/>
-      </w:pPr>
-      <w:r>
-        <w:rPr>
-          <w:i/>
-          <w:color w:val="145AA0"/>
-          <w:sz w:val="21"/>
-        </w:rPr>
-      </w:r>
-      <w:r>
-        <w:rPr>
-          <w:color w:val="282C34"/>
-          <w:sz w:val="21"/>
-        </w:rPr>
-        <w:t>\eta = \frac{P_{OUT}}{P_{IN}} \times 100\% = \frac{V_{OUT} \times I_{LOAD}}{V_{IN} \times (I_{LOAD} + I_Q)} \times 100\%</w:t>
-      </w:r>
-      <w:r>
-        <w:rPr>
-          <w:i/>
-          <w:color w:val="145AA0"/>
-          <w:sz w:val="21"/>
-        </w:rPr>
-      </w:r>
-    </w:p>
-    <w:p>
-      <w:pPr>
-        <w:spacing w:after="80"/>
-      </w:pPr>
-      <w:r>
-        <w:rPr>
-          <w:color w:val="282C34"/>
-          <w:sz w:val="21"/>
-        </w:rPr>
-        <w:t xml:space="preserve">When </w:t>
-      </w:r>
-      <w:r>
-        <w:rPr>
-          <w:i/>
-          <w:color w:val="145AA0"/>
-          <w:sz w:val="21"/>
-        </w:rPr>
-        <w:t>I_{LOAD \gg I_Q</w:t>
-      </w:r>
-      <w:r>
-        <w:rPr>
-          <w:color w:val="282C34"/>
-          <w:sz w:val="21"/>
-        </w:rPr>
-        <w:t>:</w:t>
-      </w:r>
-    </w:p>
-    <w:p>
-      <w:pPr>
-        <w:spacing w:after="80"/>
-      </w:pPr>
-      <w:r>
-        <w:rPr>
-          <w:i/>
-          <w:color w:val="145AA0"/>
-          <w:sz w:val="21"/>
-        </w:rPr>
-      </w:r>
-      <w:r>
-        <w:rPr>
-          <w:color w:val="282C34"/>
-          <w:sz w:val="21"/>
-        </w:rPr>
-        <w:t>\eta \approx \frac{V_{OUT}}{V_{IN}} \times 100\%</w:t>
-      </w:r>
-      <w:r>
-        <w:rPr>
-          <w:i/>
-          <w:color w:val="145AA0"/>
-          <w:sz w:val="21"/>
-        </w:rPr>
-      </w:r>
-    </w:p>
-    <w:p>
-      <w:pPr>
-        <w:spacing w:after="80"/>
-      </w:pPr>
-      <w:r>
-        <w:rPr>
-          <w:i/>
-          <w:color w:val="282C34"/>
-          <w:sz w:val="21"/>
-        </w:rPr>
-        <w:t>Efficiency Benchmark Comparisons</w:t>
-      </w:r>
-      <w:r>
-        <w:rPr>
-          <w:color w:val="282C34"/>
-          <w:sz w:val="21"/>
-        </w:rPr>
-        <w:t>:</w:t>
-      </w:r>
-    </w:p>
-    <w:p>
-      <w:pPr>
-        <w:pStyle w:val="ListBullet"/>
-        <w:spacing w:after="40"/>
-        <w:ind w:left="360"/>
-      </w:pPr>
-      <w:r>
-        <w:rPr>
-          <w:color w:val="282C34"/>
-          <w:sz w:val="21"/>
-        </w:rPr>
-        <w:t xml:space="preserve">Stepping </w:t>
-      </w:r>
-      <w:r>
-        <w:rPr>
-          <w:i/>
-          <w:color w:val="145AA0"/>
-          <w:sz w:val="21"/>
-        </w:rPr>
-        <w:t>5.0\,V</w:t>
-      </w:r>
-      <w:r>
-        <w:rPr>
-          <w:color w:val="282C34"/>
-          <w:sz w:val="21"/>
-        </w:rPr>
-        <w:t xml:space="preserve"> down to </w:t>
-      </w:r>
-      <w:r>
-        <w:rPr>
-          <w:i/>
-          <w:color w:val="145AA0"/>
-          <w:sz w:val="21"/>
-        </w:rPr>
-        <w:t>3.3\,V</w:t>
-      </w:r>
-      <w:r>
-        <w:rPr>
-          <w:color w:val="282C34"/>
-          <w:sz w:val="21"/>
-        </w:rPr>
-        <w:t xml:space="preserve">: </w:t>
-      </w:r>
-      <w:r>
-        <w:rPr>
-          <w:i/>
-          <w:color w:val="145AA0"/>
-          <w:sz w:val="21"/>
-        </w:rPr>
-        <w:t>\eta \approx \frac{3.3{5.0 = 66.0\%</w:t>
-      </w:r>
-      <w:r>
-        <w:rPr>
-          <w:color w:val="282C34"/>
-          <w:sz w:val="21"/>
-        </w:rPr>
-        <w:t xml:space="preserve"> (</w:t>
-      </w:r>
-      <w:r>
-        <w:rPr>
-          <w:i/>
-          <w:color w:val="145AA0"/>
-          <w:sz w:val="21"/>
-        </w:rPr>
-        <w:t>34\%</w:t>
-      </w:r>
-      <w:r>
-        <w:rPr>
-          <w:color w:val="282C34"/>
-          <w:sz w:val="21"/>
-        </w:rPr>
-        <w:t xml:space="preserve"> lost as pure heat).</w:t>
-      </w:r>
-    </w:p>
-    <w:p>
-      <w:pPr>
-        <w:pStyle w:val="ListBullet"/>
-        <w:spacing w:after="40"/>
-        <w:ind w:left="360"/>
-      </w:pPr>
-      <w:r>
-        <w:rPr>
-          <w:color w:val="282C34"/>
-          <w:sz w:val="21"/>
-        </w:rPr>
-        <w:t xml:space="preserve">Stepping </w:t>
-      </w:r>
-      <w:r>
-        <w:rPr>
-          <w:i/>
-          <w:color w:val="145AA0"/>
-          <w:sz w:val="21"/>
-        </w:rPr>
-        <w:t>3.3\,V</w:t>
-      </w:r>
-      <w:r>
-        <w:rPr>
-          <w:color w:val="282C34"/>
-          <w:sz w:val="21"/>
-        </w:rPr>
-        <w:t xml:space="preserve"> down to </w:t>
-      </w:r>
-      <w:r>
-        <w:rPr>
-          <w:i/>
-          <w:color w:val="145AA0"/>
-          <w:sz w:val="21"/>
-        </w:rPr>
-        <w:t>1.8\,V</w:t>
-      </w:r>
-      <w:r>
-        <w:rPr>
-          <w:color w:val="282C34"/>
-          <w:sz w:val="21"/>
-        </w:rPr>
-        <w:t xml:space="preserve">: </w:t>
-      </w:r>
-      <w:r>
-        <w:rPr>
-          <w:i/>
-          <w:color w:val="145AA0"/>
-          <w:sz w:val="21"/>
-        </w:rPr>
-        <w:t>\eta \approx \frac{1.8{3.3 = 54.5\%</w:t>
-      </w:r>
-      <w:r>
-        <w:rPr>
-          <w:color w:val="282C34"/>
-          <w:sz w:val="21"/>
-        </w:rPr>
-        <w:t xml:space="preserve"> (</w:t>
-      </w:r>
-      <w:r>
-        <w:rPr>
-          <w:i/>
-          <w:color w:val="145AA0"/>
-          <w:sz w:val="21"/>
-        </w:rPr>
-        <w:t>45.5\%</w:t>
-      </w:r>
-      <w:r>
-        <w:rPr>
-          <w:color w:val="282C34"/>
-          <w:sz w:val="21"/>
-        </w:rPr>
-        <w:t xml:space="preserve"> lost as heat).</w:t>
-      </w:r>
-    </w:p>
-    <w:p>
-      <w:pPr>
-        <w:pStyle w:val="ListBullet"/>
-        <w:spacing w:after="40"/>
-        <w:ind w:left="360"/>
-      </w:pPr>
-      <w:r>
-        <w:rPr>
-          <w:color w:val="282C34"/>
-          <w:sz w:val="21"/>
-        </w:rPr>
-        <w:t xml:space="preserve">Stepping </w:t>
-      </w:r>
-      <w:r>
-        <w:rPr>
-          <w:i/>
-          <w:color w:val="145AA0"/>
-          <w:sz w:val="21"/>
-        </w:rPr>
-        <w:t>1.2\,V</w:t>
-      </w:r>
-      <w:r>
-        <w:rPr>
-          <w:color w:val="282C34"/>
-          <w:sz w:val="21"/>
-        </w:rPr>
-        <w:t xml:space="preserve"> down to </w:t>
-      </w:r>
-      <w:r>
-        <w:rPr>
-          <w:i/>
-          <w:color w:val="145AA0"/>
-          <w:sz w:val="21"/>
-        </w:rPr>
-        <w:t>1.0\,V</w:t>
-      </w:r>
-      <w:r>
-        <w:rPr>
-          <w:color w:val="282C34"/>
-          <w:sz w:val="21"/>
-        </w:rPr>
-        <w:t xml:space="preserve"> (using an ultra-low dropout NMOS LDO):</w:t>
-      </w:r>
-    </w:p>
-    <w:p>
-      <w:pPr>
-        <w:spacing w:after="80"/>
-      </w:pPr>
-      <w:r>
-        <w:rPr>
-          <w:i/>
-          <w:color w:val="145AA0"/>
-          <w:sz w:val="21"/>
-        </w:rPr>
-      </w:r>
-      <w:r>
-        <w:rPr>
-          <w:color w:val="282C34"/>
-          <w:sz w:val="21"/>
-        </w:rPr>
-        <w:t>\eta \approx \frac{1.0}{1.2} = \mathbf{83.3\%}</w:t>
-      </w:r>
-      <w:r>
-        <w:rPr>
-          <w:i/>
-          <w:color w:val="145AA0"/>
-          <w:sz w:val="21"/>
-        </w:rPr>
-      </w:r>
-    </w:p>
-    <w:p>
-      <w:pPr>
-        <w:spacing w:after="80"/>
-      </w:pPr>
-      <w:r>
-        <w:rPr>
-          <w:i/>
-          <w:color w:val="282C34"/>
-          <w:sz w:val="21"/>
-        </w:rPr>
-        <w:t>(Notice: At low headroom, linear regulators rival the efficiency of switching buck converters while providing zero ripple!).</w:t>
-      </w:r>
-    </w:p>
-    <w:p>
-      <w:pPr>
-        <w:spacing w:before="80" w:after="80"/>
-        <w:pBdr>
-          <w:bottom w:val="single" w:sz="6" w:space="1" w:color="E2E8F0"/>
-        </w:pBdr>
-      </w:pPr>
-    </w:p>
-    <w:p>
-      <w:pPr>
-        <w:spacing w:before="240" w:after="120"/>
-      </w:pPr>
-      <w:r>
-        <w:rPr>
-          <w:b/>
-          <w:color w:val="184C78"/>
-          <w:sz w:val="28"/>
-        </w:rPr>
-        <w:t>2. Thermal Resistance Network &amp; Junction Temperature (</w:t>
-      </w:r>
-      <w:r>
-        <w:rPr>
-          <w:b/>
-          <w:i/>
-          <w:color w:val="145AA0"/>
-          <w:sz w:val="28"/>
-        </w:rPr>
-        <w:t>T_J</w:t>
-      </w:r>
-      <w:r>
-        <w:rPr>
-          <w:b/>
-          <w:color w:val="184C78"/>
-          <w:sz w:val="28"/>
-        </w:rPr>
-        <w:t>)</w:t>
-      </w:r>
-    </w:p>
-    <w:p>
-      <w:pPr>
-        <w:spacing w:after="80"/>
-      </w:pPr>
-      <w:r>
-        <w:rPr>
-          <w:color w:val="282C34"/>
-          <w:sz w:val="21"/>
-        </w:rPr>
-        <w:t xml:space="preserve">All heat generated inside the silicon die must travel through the IC packaging into the surrounding ambient air. The thermal behavior is modeled using </w:t>
-      </w:r>
-      <w:r>
-        <w:rPr>
-          <w:b/>
-          <w:color w:val="282C34"/>
-          <w:sz w:val="21"/>
-        </w:rPr>
-        <w:t>Thermal Ohm's Law</w:t>
-      </w:r>
-      <w:r>
-        <w:rPr>
-          <w:color w:val="282C34"/>
-          <w:sz w:val="21"/>
-        </w:rPr>
-        <w:t>:</w:t>
-      </w:r>
-    </w:p>
-    <w:p>
-      <w:pPr>
-        <w:spacing w:after="80"/>
-      </w:pPr>
-      <w:r>
-        <w:rPr>
-          <w:i/>
-          <w:color w:val="145AA0"/>
-          <w:sz w:val="21"/>
-        </w:rPr>
-      </w:r>
-      <w:r>
-        <w:rPr>
-          <w:color w:val="282C34"/>
-          <w:sz w:val="21"/>
-        </w:rPr>
-        <w:t>\Delta T = P_D \times \theta_{JA}</w:t>
-      </w:r>
-      <w:r>
-        <w:rPr>
-          <w:i/>
-          <w:color w:val="145AA0"/>
-          <w:sz w:val="21"/>
-        </w:rPr>
-      </w:r>
-    </w:p>
-    <w:p>
-      <w:pPr>
-        <w:spacing w:after="80"/>
-      </w:pPr>
-      <w:r>
-        <w:rPr>
-          <w:i/>
-          <w:color w:val="145AA0"/>
-          <w:sz w:val="21"/>
-        </w:rPr>
-      </w:r>
-      <w:r>
-        <w:rPr>
-          <w:color w:val="282C34"/>
-          <w:sz w:val="21"/>
-        </w:rPr>
-        <w:t>T_J = T_A + (P_D \times \theta_{JA})</w:t>
-      </w:r>
-      <w:r>
-        <w:rPr>
-          <w:i/>
-          <w:color w:val="145AA0"/>
-          <w:sz w:val="21"/>
-        </w:rPr>
-      </w:r>
-    </w:p>
-    <w:p>
-      <w:pPr>
-        <w:spacing w:after="80"/>
-      </w:pPr>
-      <w:r>
-        <w:rPr>
-          <w:color w:val="282C34"/>
-          <w:sz w:val="21"/>
-        </w:rPr>
-        <w:t>Where:</w:t>
-      </w:r>
-    </w:p>
-    <w:p>
-      <w:pPr>
-        <w:pStyle w:val="ListBullet"/>
-        <w:spacing w:after="40"/>
-        <w:ind w:left="360"/>
-      </w:pPr>
-      <w:r>
-        <w:rPr>
-          <w:i/>
-          <w:color w:val="145AA0"/>
-          <w:sz w:val="21"/>
-        </w:rPr>
-        <w:t>T_J</w:t>
-      </w:r>
-      <w:r>
-        <w:rPr>
-          <w:color w:val="282C34"/>
-          <w:sz w:val="21"/>
-        </w:rPr>
-        <w:t xml:space="preserve">: Silicon Junction Temperature (Maximum safe limit typically </w:t>
-      </w:r>
-      <w:r>
-        <w:rPr>
-          <w:b/>
-          <w:color w:val="282C34"/>
-          <w:sz w:val="21"/>
-        </w:rPr>
-        <w:t>$+125^\circ\text{C}$</w:t>
-      </w:r>
-      <w:r>
-        <w:rPr>
-          <w:color w:val="282C34"/>
-          <w:sz w:val="21"/>
-        </w:rPr>
-        <w:t xml:space="preserve"> for commercial/industrial and </w:t>
-      </w:r>
-      <w:r>
-        <w:rPr>
-          <w:b/>
-          <w:color w:val="282C34"/>
-          <w:sz w:val="21"/>
-        </w:rPr>
-        <w:t>$+150^\circ\text{C}$</w:t>
-      </w:r>
-      <w:r>
-        <w:rPr>
-          <w:color w:val="282C34"/>
-          <w:sz w:val="21"/>
-        </w:rPr>
-        <w:t xml:space="preserve"> for automotive).</w:t>
-      </w:r>
-    </w:p>
-    <w:p>
-      <w:pPr>
-        <w:pStyle w:val="ListBullet"/>
-        <w:spacing w:after="40"/>
-        <w:ind w:left="360"/>
-      </w:pPr>
-      <w:r>
-        <w:rPr>
-          <w:i/>
-          <w:color w:val="145AA0"/>
-          <w:sz w:val="21"/>
-        </w:rPr>
-        <w:t>T_A</w:t>
-      </w:r>
-      <w:r>
-        <w:rPr>
-          <w:color w:val="282C34"/>
-          <w:sz w:val="21"/>
-        </w:rPr>
-        <w:t xml:space="preserve">: Ambient Air Operating Temperature (e.g., </w:t>
-      </w:r>
-      <w:r>
-        <w:rPr>
-          <w:i/>
-          <w:color w:val="145AA0"/>
-          <w:sz w:val="21"/>
-        </w:rPr>
-        <w:t>+25^\circC</w:t>
-      </w:r>
-      <w:r>
-        <w:rPr>
-          <w:color w:val="282C34"/>
-          <w:sz w:val="21"/>
-        </w:rPr>
-        <w:t xml:space="preserve"> laboratory, </w:t>
-      </w:r>
-      <w:r>
-        <w:rPr>
-          <w:i/>
-          <w:color w:val="145AA0"/>
-          <w:sz w:val="21"/>
-        </w:rPr>
-        <w:t>+50^\circC</w:t>
-      </w:r>
-      <w:r>
-        <w:rPr>
-          <w:color w:val="282C34"/>
-          <w:sz w:val="21"/>
-        </w:rPr>
-        <w:t xml:space="preserve"> industrial enclosure, </w:t>
-      </w:r>
-      <w:r>
-        <w:rPr>
-          <w:i/>
-          <w:color w:val="145AA0"/>
-          <w:sz w:val="21"/>
-        </w:rPr>
-        <w:t>+85^\circC</w:t>
-      </w:r>
-      <w:r>
-        <w:rPr>
-          <w:color w:val="282C34"/>
-          <w:sz w:val="21"/>
-        </w:rPr>
-        <w:t xml:space="preserve"> automotive engine compartment).</w:t>
-      </w:r>
-    </w:p>
-    <w:p>
-      <w:pPr>
-        <w:pStyle w:val="ListBullet"/>
-        <w:spacing w:after="40"/>
-        <w:ind w:left="360"/>
-      </w:pPr>
-      <w:r>
-        <w:rPr>
-          <w:i/>
-          <w:color w:val="145AA0"/>
-          <w:sz w:val="21"/>
-        </w:rPr>
-        <w:t>\theta_{JA</w:t>
-      </w:r>
-      <w:r>
-        <w:rPr>
-          <w:color w:val="282C34"/>
-          <w:sz w:val="21"/>
-        </w:rPr>
-        <w:t>: Junction-to-Ambient Thermal Resistance (</w:t>
-      </w:r>
-      <w:r>
-        <w:rPr>
-          <w:i/>
-          <w:color w:val="145AA0"/>
-          <w:sz w:val="21"/>
-        </w:rPr>
-        <w:t>^\circC/W</w:t>
-      </w:r>
-      <w:r>
-        <w:rPr>
-          <w:color w:val="282C34"/>
-          <w:sz w:val="21"/>
-        </w:rPr>
-        <w:t>).</w:t>
-      </w:r>
-    </w:p>
-    <w:p>
-      <w:pPr>
-        <w:pStyle w:val="ListBullet"/>
-        <w:spacing w:after="40"/>
-        <w:ind w:left="360"/>
-      </w:pPr>
-      <w:r>
-        <w:rPr>
-          <w:i/>
-          <w:color w:val="145AA0"/>
-          <w:sz w:val="21"/>
-        </w:rPr>
-        <w:t>P_D</w:t>
-      </w:r>
-      <w:r>
-        <w:rPr>
-          <w:color w:val="282C34"/>
-          <w:sz w:val="21"/>
-        </w:rPr>
-        <w:t>: Total Power Dissipated in Watts.</w:t>
+        <w:t>P_D ≈ (V_IN - V_OUT) * I_LOAD</w:t>
       </w:r>
     </w:p>
     <w:tbl>
@@ -1208,31 +563,15 @@
                 <w:color w:val="2D3748"/>
                 <w:sz w:val="18"/>
               </w:rPr>
-              <w:t xml:space="preserve">  Silicon Junction (T_J)</w:t>
               <w:br/>
-              <w:t xml:space="preserve">          │</w:t>
+              <w:t>---</w:t>
               <w:br/>
-              <w:t xml:space="preserve">         [ ] Thermal Resistance Junction-to-Case (θ_JC)</w:t>
               <w:br/>
-              <w:t xml:space="preserve">          │</w:t>
+              <w:t>### 1.2 Electrical Efficiency (η)</w:t>
               <w:br/>
-              <w:t xml:space="preserve">  IC Package Case (T_C)</w:t>
               <w:br/>
-              <w:t xml:space="preserve">          │</w:t>
+              <w:t>The conversion efficiency of a linear regulator is fundamentally bounded by the ratio of output voltage to input voltage:</w:t>
               <w:br/>
-              <w:t xml:space="preserve">         [ ] Thermal Resistance Case-to-Heat-Sink / PCB (θ_CS)</w:t>
-              <w:br/>
-              <w:t xml:space="preserve">          │</w:t>
-              <w:br/>
-              <w:t xml:space="preserve">  Heat Sink / Copper Plane (T_S)</w:t>
-              <w:br/>
-              <w:t xml:space="preserve">          │</w:t>
-              <w:br/>
-              <w:t xml:space="preserve">         [ ] Thermal Resistance Sink-to-Ambient (θ_SA)</w:t>
-              <w:br/>
-              <w:t xml:space="preserve">          │</w:t>
-              <w:br/>
-              <w:t xml:space="preserve">  Ambient Air (T_A)</w:t>
             </w:r>
           </w:p>
         </w:tc>
@@ -1245,722 +584,40 @@
       </w:pPr>
       <w:r>
         <w:rPr>
-          <w:i/>
-          <w:color w:val="145AA0"/>
+          <w:color w:val="282C34"/>
           <w:sz w:val="21"/>
         </w:rPr>
+        <w:t xml:space="preserve">η = P_OUT / P_IN </w:t>
+      </w:r>
+      <w:r>
+        <w:rPr>
+          <w:i/>
+          <w:color w:val="282C34"/>
+          <w:sz w:val="21"/>
+        </w:rPr>
+        <w:t xml:space="preserve"> 100\% = (V_OUT </w:t>
       </w:r>
       <w:r>
         <w:rPr>
           <w:color w:val="282C34"/>
           <w:sz w:val="21"/>
         </w:rPr>
-        <w:t>\theta_{JA} = \theta_{JC} + \theta_{CS} + \theta_{SA}</w:t>
+        <w:t xml:space="preserve"> I_LOAD) / (V_IN </w:t>
       </w:r>
       <w:r>
         <w:rPr>
           <w:i/>
-          <w:color w:val="145AA0"/>
-          <w:sz w:val="21"/>
-        </w:rPr>
-      </w:r>
-    </w:p>
-    <w:p>
-      <w:pPr>
-        <w:spacing w:before="80" w:after="80"/>
-        <w:pBdr>
-          <w:bottom w:val="single" w:sz="6" w:space="1" w:color="E2E8F0"/>
-        </w:pBdr>
-      </w:pPr>
-    </w:p>
-    <w:p>
-      <w:pPr>
-        <w:spacing w:before="160" w:after="80"/>
-      </w:pPr>
-      <w:r>
-        <w:rPr>
-          <w:b/>
-          <w:color w:val="4682B4"/>
-          <w:sz w:val="24"/>
-        </w:rPr>
-        <w:t>2.1 Worked Numerical Example: Thermal Verification</w:t>
-      </w:r>
-    </w:p>
-    <w:p>
-      <w:pPr>
-        <w:spacing w:after="80"/>
-      </w:pPr>
-      <w:r>
-        <w:rPr>
-          <w:b/>
           <w:color w:val="282C34"/>
           <w:sz w:val="21"/>
         </w:rPr>
-        <w:t>Operating Conditions</w:t>
+        <w:t xml:space="preserve"> (I_LOAD + I_Q)) </w:t>
       </w:r>
       <w:r>
         <w:rPr>
           <w:color w:val="282C34"/>
           <w:sz w:val="21"/>
         </w:rPr>
-        <w:t>:</w:t>
-      </w:r>
-    </w:p>
-    <w:p>
-      <w:pPr>
-        <w:pStyle w:val="ListBullet"/>
-        <w:spacing w:after="40"/>
-        <w:ind w:left="360"/>
-      </w:pPr>
-      <w:r>
-        <w:rPr>
-          <w:i/>
-          <w:color w:val="145AA0"/>
-          <w:sz w:val="21"/>
-        </w:rPr>
-        <w:t>V_{IN = 5.0\,V</w:t>
-      </w:r>
-    </w:p>
-    <w:p>
-      <w:pPr>
-        <w:pStyle w:val="ListBullet"/>
-        <w:spacing w:after="40"/>
-        <w:ind w:left="360"/>
-      </w:pPr>
-      <w:r>
-        <w:rPr>
-          <w:i/>
-          <w:color w:val="145AA0"/>
-          <w:sz w:val="21"/>
-        </w:rPr>
-        <w:t>V_{OUT = 3.3\,V</w:t>
-      </w:r>
-    </w:p>
-    <w:p>
-      <w:pPr>
-        <w:pStyle w:val="ListBullet"/>
-        <w:spacing w:after="40"/>
-        <w:ind w:left="360"/>
-      </w:pPr>
-      <w:r>
-        <w:rPr>
-          <w:i/>
-          <w:color w:val="145AA0"/>
-          <w:sz w:val="21"/>
-        </w:rPr>
-        <w:t>I_{LOAD = 800\,mA</w:t>
-      </w:r>
-      <w:r>
-        <w:rPr>
-          <w:color w:val="282C34"/>
-          <w:sz w:val="21"/>
-        </w:rPr>
-        <w:t xml:space="preserve"> (</w:t>
-      </w:r>
-      <w:r>
-        <w:rPr>
-          <w:i/>
-          <w:color w:val="145AA0"/>
-          <w:sz w:val="21"/>
-        </w:rPr>
-        <w:t>0.8\,A</w:t>
-      </w:r>
-      <w:r>
-        <w:rPr>
-          <w:color w:val="282C34"/>
-          <w:sz w:val="21"/>
-        </w:rPr>
-        <w:t>)</w:t>
-      </w:r>
-    </w:p>
-    <w:p>
-      <w:pPr>
-        <w:pStyle w:val="ListBullet"/>
-        <w:spacing w:after="40"/>
-        <w:ind w:left="360"/>
-      </w:pPr>
-      <w:r>
-        <w:rPr>
-          <w:color w:val="282C34"/>
-          <w:sz w:val="21"/>
-        </w:rPr>
-        <w:t xml:space="preserve">Ambient Temperature: </w:t>
-      </w:r>
-      <w:r>
-        <w:rPr>
-          <w:i/>
-          <w:color w:val="145AA0"/>
-          <w:sz w:val="21"/>
-        </w:rPr>
-        <w:t>T_A = 50^\circC</w:t>
-      </w:r>
-    </w:p>
-    <w:p>
-      <w:pPr>
-        <w:pStyle w:val="ListBullet"/>
-        <w:spacing w:after="40"/>
-        <w:ind w:left="360"/>
-      </w:pPr>
-      <w:r>
-        <w:rPr>
-          <w:color w:val="282C34"/>
-          <w:sz w:val="21"/>
-        </w:rPr>
-        <w:t xml:space="preserve">LDO Package: </w:t>
-      </w:r>
-      <w:r>
-        <w:rPr>
-          <w:b/>
-          <w:color w:val="282C34"/>
-          <w:sz w:val="21"/>
-        </w:rPr>
-        <w:t>SOT-223</w:t>
-      </w:r>
-      <w:r>
-        <w:rPr>
-          <w:color w:val="282C34"/>
-          <w:sz w:val="21"/>
-        </w:rPr>
-        <w:t xml:space="preserve"> with standard PCB layout (</w:t>
-      </w:r>
-      <w:r>
-        <w:rPr>
-          <w:i/>
-          <w:color w:val="145AA0"/>
-          <w:sz w:val="21"/>
-        </w:rPr>
-        <w:t>\theta_{JA = 65^\circC/W</w:t>
-      </w:r>
-      <w:r>
-        <w:rPr>
-          <w:color w:val="282C34"/>
-          <w:sz w:val="21"/>
-        </w:rPr>
-        <w:t>).</w:t>
-      </w:r>
-    </w:p>
-    <w:p>
-      <w:pPr>
-        <w:pStyle w:val="ListNumber"/>
-        <w:spacing w:after="40"/>
-        <w:ind w:left="360"/>
-      </w:pPr>
-      <w:r>
-        <w:rPr>
-          <w:color w:val="282C34"/>
-          <w:sz w:val="21"/>
-        </w:rPr>
-        <w:t>Calculate Power Dissipation:</w:t>
-      </w:r>
-    </w:p>
-    <w:p>
-      <w:pPr>
-        <w:spacing w:after="80"/>
-      </w:pPr>
-      <w:r>
-        <w:rPr>
-          <w:i/>
-          <w:color w:val="145AA0"/>
-          <w:sz w:val="21"/>
-        </w:rPr>
-      </w:r>
-      <w:r>
-        <w:rPr>
-          <w:color w:val="282C34"/>
-          <w:sz w:val="21"/>
-        </w:rPr>
-        <w:t>P_D \approx (5.0\,\text{V} - 3.3\,\text{V}) \times 0.8\,\text{A} = 1.7\,\text{V} \times 0.8\,\text{A} = 1.36\,\text{W}</w:t>
-      </w:r>
-      <w:r>
-        <w:rPr>
-          <w:i/>
-          <w:color w:val="145AA0"/>
-          <w:sz w:val="21"/>
-        </w:rPr>
-      </w:r>
-    </w:p>
-    <w:p>
-      <w:pPr>
-        <w:pStyle w:val="ListNumber"/>
-        <w:spacing w:after="40"/>
-        <w:ind w:left="360"/>
-      </w:pPr>
-      <w:r>
-        <w:rPr>
-          <w:color w:val="282C34"/>
-          <w:sz w:val="21"/>
-        </w:rPr>
-        <w:t>Calculate Temperature Rise (</w:t>
-      </w:r>
-      <w:r>
-        <w:rPr>
-          <w:i/>
-          <w:color w:val="145AA0"/>
-          <w:sz w:val="21"/>
-        </w:rPr>
-        <w:t>\Delta T</w:t>
-      </w:r>
-      <w:r>
-        <w:rPr>
-          <w:color w:val="282C34"/>
-          <w:sz w:val="21"/>
-        </w:rPr>
-        <w:t>):</w:t>
-      </w:r>
-    </w:p>
-    <w:p>
-      <w:pPr>
-        <w:spacing w:after="80"/>
-      </w:pPr>
-      <w:r>
-        <w:rPr>
-          <w:i/>
-          <w:color w:val="145AA0"/>
-          <w:sz w:val="21"/>
-        </w:rPr>
-      </w:r>
-      <w:r>
-        <w:rPr>
-          <w:color w:val="282C34"/>
-          <w:sz w:val="21"/>
-        </w:rPr>
-        <w:t>\Delta T = 1.36\,\text{W} \times 65^\circ\text{C/W} = 88.4^\circ\text{C}</w:t>
-      </w:r>
-      <w:r>
-        <w:rPr>
-          <w:i/>
-          <w:color w:val="145AA0"/>
-          <w:sz w:val="21"/>
-        </w:rPr>
-      </w:r>
-    </w:p>
-    <w:p>
-      <w:pPr>
-        <w:pStyle w:val="ListNumber"/>
-        <w:spacing w:after="40"/>
-        <w:ind w:left="360"/>
-      </w:pPr>
-      <w:r>
-        <w:rPr>
-          <w:color w:val="282C34"/>
-          <w:sz w:val="21"/>
-        </w:rPr>
-        <w:t>Calculate Junction Temperature (</w:t>
-      </w:r>
-      <w:r>
-        <w:rPr>
-          <w:i/>
-          <w:color w:val="145AA0"/>
-          <w:sz w:val="21"/>
-        </w:rPr>
-        <w:t>T_J</w:t>
-      </w:r>
-      <w:r>
-        <w:rPr>
-          <w:color w:val="282C34"/>
-          <w:sz w:val="21"/>
-        </w:rPr>
-        <w:t>):</w:t>
-      </w:r>
-    </w:p>
-    <w:p>
-      <w:pPr>
-        <w:spacing w:after="80"/>
-      </w:pPr>
-      <w:r>
-        <w:rPr>
-          <w:i/>
-          <w:color w:val="145AA0"/>
-          <w:sz w:val="21"/>
-        </w:rPr>
-      </w:r>
-      <w:r>
-        <w:rPr>
-          <w:color w:val="282C34"/>
-          <w:sz w:val="21"/>
-        </w:rPr>
-        <w:t>T_J = T_A + \Delta T = 50^\circ\text{C} + 88.4^\circ\text{C} = \mathbf{138.4^\circ\text{C}}</w:t>
-      </w:r>
-      <w:r>
-        <w:rPr>
-          <w:i/>
-          <w:color w:val="145AA0"/>
-          <w:sz w:val="21"/>
-        </w:rPr>
-      </w:r>
-    </w:p>
-    <w:p>
-      <w:pPr>
-        <w:pStyle w:val="ListNumber"/>
-        <w:spacing w:after="40"/>
-        <w:ind w:left="360"/>
-      </w:pPr>
-      <w:r>
-        <w:rPr>
-          <w:b/>
-          <w:color w:val="282C34"/>
-          <w:sz w:val="21"/>
-        </w:rPr>
-        <w:t>Thermal Verdict</w:t>
-      </w:r>
-      <w:r>
-        <w:rPr>
-          <w:color w:val="282C34"/>
-          <w:sz w:val="21"/>
-        </w:rPr>
-        <w:t xml:space="preserve">: </w:t>
-      </w:r>
-      <w:r>
-        <w:rPr>
-          <w:b/>
-          <w:color w:val="282C34"/>
-          <w:sz w:val="21"/>
-        </w:rPr>
-        <w:t>FAIL!</w:t>
-      </w:r>
-    </w:p>
-    <w:p>
-      <w:pPr>
-        <w:spacing w:after="80"/>
-      </w:pPr>
-      <w:r>
-        <w:rPr>
-          <w:i/>
-          <w:color w:val="145AA0"/>
-          <w:sz w:val="21"/>
-        </w:rPr>
-        <w:t>T_J</w:t>
-      </w:r>
-      <w:r>
-        <w:rPr>
-          <w:color w:val="282C34"/>
-          <w:sz w:val="21"/>
-        </w:rPr>
-        <w:t xml:space="preserve"> exceeds the maximum safe limit (</w:t>
-      </w:r>
-      <w:r>
-        <w:rPr>
-          <w:i/>
-          <w:color w:val="145AA0"/>
-          <w:sz w:val="21"/>
-        </w:rPr>
-        <w:t>125^\circC</w:t>
-      </w:r>
-      <w:r>
-        <w:rPr>
-          <w:color w:val="282C34"/>
-          <w:sz w:val="21"/>
-        </w:rPr>
-        <w:t xml:space="preserve">) by </w:t>
-      </w:r>
-      <w:r>
-        <w:rPr>
-          <w:i/>
-          <w:color w:val="145AA0"/>
-          <w:sz w:val="21"/>
-        </w:rPr>
-        <w:t>13.4^\circC</w:t>
-      </w:r>
-      <w:r>
-        <w:rPr>
-          <w:color w:val="282C34"/>
-          <w:sz w:val="21"/>
-        </w:rPr>
-        <w:t>. The LDO will enter thermal shutdown and cycle ON/OFF.</w:t>
-      </w:r>
-    </w:p>
-    <w:p>
-      <w:pPr>
-        <w:spacing w:before="120" w:after="40"/>
-      </w:pPr>
-      <w:r>
-        <w:rPr>
-          <w:b/>
-          <w:color w:val="282C34"/>
-          <w:sz w:val="22"/>
-        </w:rPr>
-        <w:t xml:space="preserve">Sizing Maximum Permissible </w:t>
-      </w:r>
-      <w:r>
-        <w:rPr>
-          <w:b/>
-          <w:i/>
-          <w:color w:val="145AA0"/>
-          <w:sz w:val="22"/>
-        </w:rPr>
-        <w:t>\theta_{JA</w:t>
-      </w:r>
-      <w:r>
-        <w:rPr>
-          <w:b/>
-          <w:color w:val="282C34"/>
-          <w:sz w:val="22"/>
-        </w:rPr>
-        <w:t xml:space="preserve"> with a Heat Sink / Thermal Vias:</w:t>
-      </w:r>
-    </w:p>
-    <w:p>
-      <w:pPr>
-        <w:spacing w:after="80"/>
-      </w:pPr>
-      <w:r>
-        <w:rPr>
-          <w:i/>
-          <w:color w:val="145AA0"/>
-          <w:sz w:val="21"/>
-        </w:rPr>
-      </w:r>
-      <w:r>
-        <w:rPr>
-          <w:color w:val="282C34"/>
-          <w:sz w:val="21"/>
-        </w:rPr>
-        <w:t>\theta_{JA(max)} \le \frac{T_{J(max)} - T_A}{P_D} = \frac{125^\circ\text{C} - 50^\circ\text{C}}{1.36\,\text{W}} = \frac{75^\circ\text{C}}{1.36\,\text{W}} \approx \mathbf{55.1^\circ\text{C/W}}</w:t>
-      </w:r>
-      <w:r>
-        <w:rPr>
-          <w:i/>
-          <w:color w:val="145AA0"/>
-          <w:sz w:val="21"/>
-        </w:rPr>
-      </w:r>
-    </w:p>
-    <w:p>
-      <w:pPr>
-        <w:spacing w:after="80"/>
-      </w:pPr>
-      <w:r>
-        <w:rPr>
-          <w:i/>
-          <w:color w:val="282C34"/>
-          <w:sz w:val="21"/>
-        </w:rPr>
-        <w:t>Corrective Action</w:t>
-      </w:r>
-      <w:r>
-        <w:rPr>
-          <w:color w:val="282C34"/>
-          <w:sz w:val="21"/>
-        </w:rPr>
-        <w:t xml:space="preserve">: Expand PCB thermal copper area or migrate to a </w:t>
-      </w:r>
-      <w:r>
-        <w:rPr>
-          <w:b/>
-          <w:color w:val="282C34"/>
-          <w:sz w:val="21"/>
-        </w:rPr>
-        <w:t>TO-263 (D2PAK)</w:t>
-      </w:r>
-      <w:r>
-        <w:rPr>
-          <w:color w:val="282C34"/>
-          <w:sz w:val="21"/>
-        </w:rPr>
-        <w:t xml:space="preserve"> package (</w:t>
-      </w:r>
-      <w:r>
-        <w:rPr>
-          <w:i/>
-          <w:color w:val="145AA0"/>
-          <w:sz w:val="21"/>
-        </w:rPr>
-        <w:t>\theta_{JA \approx 30^\circC/W</w:t>
-      </w:r>
-      <w:r>
-        <w:rPr>
-          <w:color w:val="282C34"/>
-          <w:sz w:val="21"/>
-        </w:rPr>
-        <w:t xml:space="preserve"> on </w:t>
-      </w:r>
-      <w:r>
-        <w:rPr>
-          <w:i/>
-          <w:color w:val="145AA0"/>
-          <w:sz w:val="21"/>
-        </w:rPr>
-        <w:t>1\,in^2</w:t>
-      </w:r>
-      <w:r>
-        <w:rPr>
-          <w:color w:val="282C34"/>
-          <w:sz w:val="21"/>
-        </w:rPr>
-        <w:t xml:space="preserve"> copper).</w:t>
-      </w:r>
-    </w:p>
-    <w:p>
-      <w:pPr>
-        <w:spacing w:before="80" w:after="80"/>
-        <w:pBdr>
-          <w:bottom w:val="single" w:sz="6" w:space="1" w:color="E2E8F0"/>
-        </w:pBdr>
-      </w:pPr>
-    </w:p>
-    <w:p>
-      <w:pPr>
-        <w:spacing w:before="160" w:after="80"/>
-      </w:pPr>
-      <w:r>
-        <w:rPr>
-          <w:b/>
-          <w:color w:val="4682B4"/>
-          <w:sz w:val="24"/>
-        </w:rPr>
-        <w:t>2.2 PCB Thermal Copper Sizing Rules</w:t>
-      </w:r>
-    </w:p>
-    <w:p>
-      <w:pPr>
-        <w:pStyle w:val="ListNumber"/>
-        <w:spacing w:after="40"/>
-        <w:ind w:left="360"/>
-      </w:pPr>
-      <w:r>
-        <w:rPr>
-          <w:b/>
-          <w:color w:val="282C34"/>
-          <w:sz w:val="21"/>
-        </w:rPr>
-        <w:t>Thermal Via Array</w:t>
-      </w:r>
-      <w:r>
-        <w:rPr>
-          <w:color w:val="282C34"/>
-          <w:sz w:val="21"/>
-        </w:rPr>
-        <w:t>: Place a dense matrix of thermal vias (</w:t>
-      </w:r>
-      <w:r>
-        <w:rPr>
-          <w:i/>
-          <w:color w:val="145AA0"/>
-          <w:sz w:val="21"/>
-        </w:rPr>
-        <w:t>0.3\,mm</w:t>
-      </w:r>
-      <w:r>
-        <w:rPr>
-          <w:color w:val="282C34"/>
-          <w:sz w:val="21"/>
-        </w:rPr>
-        <w:t xml:space="preserve"> drill hole diameter, </w:t>
-      </w:r>
-      <w:r>
-        <w:rPr>
-          <w:i/>
-          <w:color w:val="145AA0"/>
-          <w:sz w:val="21"/>
-        </w:rPr>
-        <w:t>1.0\,mm \dots 1.2\,mm</w:t>
-      </w:r>
-      <w:r>
-        <w:rPr>
-          <w:color w:val="282C34"/>
-          <w:sz w:val="21"/>
-        </w:rPr>
-        <w:t xml:space="preserve"> grid pitch) directly beneath the IC's exposed power thermal pad (PowerPAD / ePad).</w:t>
-      </w:r>
-    </w:p>
-    <w:p>
-      <w:pPr>
-        <w:pStyle w:val="ListNumber"/>
-        <w:spacing w:after="40"/>
-        <w:ind w:left="360"/>
-      </w:pPr>
-      <w:r>
-        <w:rPr>
-          <w:b/>
-          <w:color w:val="282C34"/>
-          <w:sz w:val="21"/>
-        </w:rPr>
-        <w:t>Internal Plane Stitching</w:t>
-      </w:r>
-      <w:r>
-        <w:rPr>
-          <w:color w:val="282C34"/>
-          <w:sz w:val="21"/>
-        </w:rPr>
-        <w:t>: Connect thermal vias directly to internal and bottom-layer Ground/Power copper flood planes (</w:t>
-      </w:r>
-      <w:r>
-        <w:rPr>
-          <w:i/>
-          <w:color w:val="145AA0"/>
-          <w:sz w:val="21"/>
-        </w:rPr>
-        <w:t>1\,oz</w:t>
-      </w:r>
-      <w:r>
-        <w:rPr>
-          <w:color w:val="282C34"/>
-          <w:sz w:val="21"/>
-        </w:rPr>
-        <w:t xml:space="preserve"> or </w:t>
-      </w:r>
-      <w:r>
-        <w:rPr>
-          <w:i/>
-          <w:color w:val="145AA0"/>
-          <w:sz w:val="21"/>
-        </w:rPr>
-        <w:t>2\,oz</w:t>
-      </w:r>
-      <w:r>
-        <w:rPr>
-          <w:color w:val="282C34"/>
-          <w:sz w:val="21"/>
-        </w:rPr>
-        <w:t xml:space="preserve"> copper) to distribute heat across the entire board surface.</w:t>
-      </w:r>
-    </w:p>
-    <w:p>
-      <w:pPr>
-        <w:spacing w:before="80" w:after="80"/>
-        <w:pBdr>
-          <w:bottom w:val="single" w:sz="6" w:space="1" w:color="E2E8F0"/>
-        </w:pBdr>
-      </w:pPr>
-    </w:p>
-    <w:p>
-      <w:pPr>
-        <w:spacing w:before="240" w:after="120"/>
-      </w:pPr>
-      <w:r>
-        <w:rPr>
-          <w:b/>
-          <w:color w:val="184C78"/>
-          <w:sz w:val="28"/>
-        </w:rPr>
-        <w:t>3. Feedback Resistor Divider Network Sizing</w:t>
-      </w:r>
-    </w:p>
-    <w:p>
-      <w:pPr>
-        <w:spacing w:after="80"/>
-      </w:pPr>
-      <w:r>
-        <w:rPr>
-          <w:color w:val="282C34"/>
-          <w:sz w:val="21"/>
-        </w:rPr>
-        <w:t>For adjustable LDOs, the output voltage is configured using an external resistive voltage divider (</w:t>
-      </w:r>
-      <w:r>
-        <w:rPr>
-          <w:i/>
-          <w:color w:val="145AA0"/>
-          <w:sz w:val="21"/>
-        </w:rPr>
-        <w:t>R_1, R_2</w:t>
-      </w:r>
-      <w:r>
-        <w:rPr>
-          <w:color w:val="282C34"/>
-          <w:sz w:val="21"/>
-        </w:rPr>
-        <w:t>):</w:t>
+        <w:t xml:space="preserve"> 100\%</w:t>
       </w:r>
     </w:p>
     <w:tbl>
@@ -2000,42 +657,14 @@
                 <w:color w:val="2D3748"/>
                 <w:sz w:val="18"/>
               </w:rPr>
-              <w:t xml:space="preserve"> Vout ────────┬────────</w:t>
               <w:br/>
-              <w:t xml:space="preserve">              │</w:t>
-              <w:br/>
-              <w:t xml:space="preserve">             [R1] (Top Resistor)</w:t>
-              <w:br/>
-              <w:t xml:space="preserve">              │</w:t>
-              <w:br/>
-              <w:t xml:space="preserve">              ├───────────&gt; FB Pin (V_FB = V_REF)</w:t>
-              <w:br/>
-              <w:t xml:space="preserve">              │</w:t>
-              <w:br/>
-              <w:t xml:space="preserve">             [R2] (Bottom Resistor)</w:t>
-              <w:br/>
-              <w:t xml:space="preserve">              │</w:t>
-              <w:br/>
-              <w:t xml:space="preserve">             GND</w:t>
+              <w:t>When I_LOAD &gt;&gt; I_Q:</w:t>
             </w:r>
           </w:p>
         </w:tc>
       </w:tr>
     </w:tbl>
     <w:p/>
-    <w:p>
-      <w:pPr>
-        <w:spacing w:before="160" w:after="80"/>
-      </w:pPr>
-      <w:r>
-        <w:rPr>
-          <w:b/>
-          <w:color w:val="4682B4"/>
-          <w:sz w:val="24"/>
-        </w:rPr>
-        <w:t>3.1 Voltage Transfer Function</w:t>
-      </w:r>
-    </w:p>
     <w:p>
       <w:pPr>
         <w:spacing w:after="80"/>
@@ -2045,496 +674,7 @@
           <w:color w:val="282C34"/>
           <w:sz w:val="21"/>
         </w:rPr>
-        <w:t>The feedback pin draws a minuscule input bias current (</w:t>
-      </w:r>
-      <w:r>
-        <w:rPr>
-          <w:i/>
-          <w:color w:val="145AA0"/>
-          <w:sz w:val="21"/>
-        </w:rPr>
-        <w:t>I_{FB \approx 10\,nA \dots 100\,nA</w:t>
-      </w:r>
-      <w:r>
-        <w:rPr>
-          <w:color w:val="282C34"/>
-          <w:sz w:val="21"/>
-        </w:rPr>
-        <w:t>). The exact equation is:</w:t>
-      </w:r>
-    </w:p>
-    <w:p>
-      <w:pPr>
-        <w:spacing w:after="80"/>
-      </w:pPr>
-      <w:r>
-        <w:rPr>
-          <w:i/>
-          <w:color w:val="145AA0"/>
-          <w:sz w:val="21"/>
-        </w:rPr>
-      </w:r>
-      <w:r>
-        <w:rPr>
-          <w:color w:val="282C34"/>
-          <w:sz w:val="21"/>
-        </w:rPr>
-        <w:t>V_{OUT} = V_{REF} \times \left(1 + \frac{R_1}{R_2}\right) + (I_{FB} \times R_1)</w:t>
-      </w:r>
-      <w:r>
-        <w:rPr>
-          <w:i/>
-          <w:color w:val="145AA0"/>
-          <w:sz w:val="21"/>
-        </w:rPr>
-      </w:r>
-    </w:p>
-    <w:p>
-      <w:pPr>
-        <w:spacing w:after="80"/>
-      </w:pPr>
-      <w:r>
-        <w:rPr>
-          <w:color w:val="282C34"/>
-          <w:sz w:val="21"/>
-        </w:rPr>
-        <w:t xml:space="preserve">Because modern CMOS error amplifiers have </w:t>
-      </w:r>
-      <w:r>
-        <w:rPr>
-          <w:i/>
-          <w:color w:val="145AA0"/>
-          <w:sz w:val="21"/>
-        </w:rPr>
-        <w:t>I_{FB &lt; 50\,nA</w:t>
-      </w:r>
-      <w:r>
-        <w:rPr>
-          <w:color w:val="282C34"/>
-          <w:sz w:val="21"/>
-        </w:rPr>
-        <w:t xml:space="preserve">, the second term is negligible when </w:t>
-      </w:r>
-      <w:r>
-        <w:rPr>
-          <w:i/>
-          <w:color w:val="145AA0"/>
-          <w:sz w:val="21"/>
-        </w:rPr>
-        <w:t>R_1</w:t>
-      </w:r>
-      <w:r>
-        <w:rPr>
-          <w:color w:val="282C34"/>
-          <w:sz w:val="21"/>
-        </w:rPr>
-        <w:t xml:space="preserve"> is sized reasonably (</w:t>
-      </w:r>
-      <w:r>
-        <w:rPr>
-          <w:i/>
-          <w:color w:val="145AA0"/>
-          <w:sz w:val="21"/>
-        </w:rPr>
-        <w:t>R_1 ≤ 100\,k\Omega</w:t>
-      </w:r>
-      <w:r>
-        <w:rPr>
-          <w:color w:val="282C34"/>
-          <w:sz w:val="21"/>
-        </w:rPr>
-        <w:t>):</w:t>
-      </w:r>
-    </w:p>
-    <w:p>
-      <w:pPr>
-        <w:spacing w:after="80"/>
-      </w:pPr>
-      <w:r>
-        <w:rPr>
-          <w:i/>
-          <w:color w:val="145AA0"/>
-          <w:sz w:val="21"/>
-        </w:rPr>
-      </w:r>
-      <w:r>
-        <w:rPr>
-          <w:color w:val="282C34"/>
-          <w:sz w:val="21"/>
-        </w:rPr>
-        <w:t>V_{OUT} \approx V_{REF} \times \left(1 + \frac{R_1}{R_2}\right)</w:t>
-      </w:r>
-      <w:r>
-        <w:rPr>
-          <w:i/>
-          <w:color w:val="145AA0"/>
-          <w:sz w:val="21"/>
-        </w:rPr>
-      </w:r>
-    </w:p>
-    <w:p>
-      <w:pPr>
-        <w:spacing w:after="80"/>
-      </w:pPr>
-      <w:r>
-        <w:rPr>
-          <w:color w:val="282C34"/>
-          <w:sz w:val="21"/>
-        </w:rPr>
-        <w:t>Solving for the resistor ratio:</w:t>
-      </w:r>
-    </w:p>
-    <w:p>
-      <w:pPr>
-        <w:spacing w:after="80"/>
-      </w:pPr>
-      <w:r>
-        <w:rPr>
-          <w:i/>
-          <w:color w:val="145AA0"/>
-          <w:sz w:val="21"/>
-        </w:rPr>
-      </w:r>
-      <w:r>
-        <w:rPr>
-          <w:color w:val="282C34"/>
-          <w:sz w:val="21"/>
-        </w:rPr>
-        <w:t>\frac{R_1}{R_2} = \frac{V_{OUT}}{V_{REF}} - 1</w:t>
-      </w:r>
-      <w:r>
-        <w:rPr>
-          <w:i/>
-          <w:color w:val="145AA0"/>
-          <w:sz w:val="21"/>
-        </w:rPr>
-      </w:r>
-    </w:p>
-    <w:p>
-      <w:pPr>
-        <w:spacing w:before="160" w:after="80"/>
-      </w:pPr>
-      <w:r>
-        <w:rPr>
-          <w:b/>
-          <w:color w:val="4682B4"/>
-          <w:sz w:val="24"/>
-        </w:rPr>
-        <w:t>3.2 Sizing Guidelines &amp; Current Trade-Offs</w:t>
-      </w:r>
-    </w:p>
-    <w:p>
-      <w:pPr>
-        <w:pStyle w:val="ListBullet"/>
-        <w:spacing w:after="40"/>
-        <w:ind w:left="360"/>
-      </w:pPr>
-      <w:r>
-        <w:rPr>
-          <w:b/>
-          <w:color w:val="282C34"/>
-          <w:sz w:val="21"/>
-        </w:rPr>
-        <w:t>Divider Current ($I_{div}$)</w:t>
-      </w:r>
-      <w:r>
-        <w:rPr>
-          <w:color w:val="282C34"/>
-          <w:sz w:val="21"/>
-        </w:rPr>
-        <w:t xml:space="preserve">: Sized to be at least </w:t>
-      </w:r>
-      <w:r>
-        <w:rPr>
-          <w:i/>
-          <w:color w:val="145AA0"/>
-          <w:sz w:val="21"/>
-        </w:rPr>
-        <w:t>100×</w:t>
-      </w:r>
-      <w:r>
-        <w:rPr>
-          <w:color w:val="282C34"/>
-          <w:sz w:val="21"/>
-        </w:rPr>
-        <w:t xml:space="preserve"> higher than </w:t>
-      </w:r>
-      <w:r>
-        <w:rPr>
-          <w:i/>
-          <w:color w:val="145AA0"/>
-          <w:sz w:val="21"/>
-        </w:rPr>
-        <w:t>I_{FB</w:t>
-      </w:r>
-      <w:r>
-        <w:rPr>
-          <w:color w:val="282C34"/>
-          <w:sz w:val="21"/>
-        </w:rPr>
-        <w:t xml:space="preserve"> to ensure thermal leakage currents do not cause output voltage drift:</w:t>
-      </w:r>
-    </w:p>
-    <w:p>
-      <w:pPr>
-        <w:spacing w:after="80"/>
-      </w:pPr>
-      <w:r>
-        <w:rPr>
-          <w:i/>
-          <w:color w:val="145AA0"/>
-          <w:sz w:val="21"/>
-        </w:rPr>
-      </w:r>
-      <w:r>
-        <w:rPr>
-          <w:color w:val="282C34"/>
-          <w:sz w:val="21"/>
-        </w:rPr>
-        <w:t>I_{div} = \frac{V_{REF}}{R_2} \ge 100 \times I_{FB}</w:t>
-      </w:r>
-      <w:r>
-        <w:rPr>
-          <w:i/>
-          <w:color w:val="145AA0"/>
-          <w:sz w:val="21"/>
-        </w:rPr>
-      </w:r>
-    </w:p>
-    <w:p>
-      <w:pPr>
-        <w:pStyle w:val="ListBullet"/>
-        <w:spacing w:after="40"/>
-        <w:ind w:left="360"/>
-      </w:pPr>
-      <w:r>
-        <w:rPr>
-          <w:b/>
-          <w:color w:val="282C34"/>
-          <w:sz w:val="21"/>
-        </w:rPr>
-        <w:t>Low-Power vs. High-PSRR Trade-Off</w:t>
-      </w:r>
-      <w:r>
-        <w:rPr>
-          <w:color w:val="282C34"/>
-          <w:sz w:val="21"/>
-        </w:rPr>
-        <w:t>:</w:t>
-      </w:r>
-    </w:p>
-    <w:p>
-      <w:pPr>
-        <w:pStyle w:val="ListBullet"/>
-        <w:spacing w:after="40"/>
-        <w:ind w:left="720"/>
-      </w:pPr>
-      <w:r>
-        <w:rPr>
-          <w:i/>
-          <w:color w:val="282C34"/>
-          <w:sz w:val="21"/>
-        </w:rPr>
-        <w:t>Battery-operated micropower designs</w:t>
-      </w:r>
-      <w:r>
-        <w:rPr>
-          <w:color w:val="282C34"/>
-          <w:sz w:val="21"/>
-        </w:rPr>
-        <w:t xml:space="preserve">: Select </w:t>
-      </w:r>
-      <w:r>
-        <w:rPr>
-          <w:i/>
-          <w:color w:val="145AA0"/>
-          <w:sz w:val="21"/>
-        </w:rPr>
-        <w:t>R_2 = 100\,k\Omega \dots 500\,k\Omega</w:t>
-      </w:r>
-      <w:r>
-        <w:rPr>
-          <w:color w:val="282C34"/>
-          <w:sz w:val="21"/>
-        </w:rPr>
-        <w:t xml:space="preserve"> (</w:t>
-      </w:r>
-      <w:r>
-        <w:rPr>
-          <w:i/>
-          <w:color w:val="145AA0"/>
-          <w:sz w:val="21"/>
-        </w:rPr>
-        <w:t>I_{div \approx 2\,µA \dots 10\,µA</w:t>
-      </w:r>
-      <w:r>
-        <w:rPr>
-          <w:color w:val="282C34"/>
-          <w:sz w:val="21"/>
-        </w:rPr>
-        <w:t>) to maximize battery runtime.</w:t>
-      </w:r>
-    </w:p>
-    <w:p>
-      <w:pPr>
-        <w:pStyle w:val="ListBullet"/>
-        <w:spacing w:after="40"/>
-        <w:ind w:left="720"/>
-      </w:pPr>
-      <w:r>
-        <w:rPr>
-          <w:i/>
-          <w:color w:val="282C34"/>
-          <w:sz w:val="21"/>
-        </w:rPr>
-        <w:t>High-speed RF / Precision Analog designs</w:t>
-      </w:r>
-      <w:r>
-        <w:rPr>
-          <w:color w:val="282C34"/>
-          <w:sz w:val="21"/>
-        </w:rPr>
-        <w:t xml:space="preserve">: Select </w:t>
-      </w:r>
-      <w:r>
-        <w:rPr>
-          <w:i/>
-          <w:color w:val="145AA0"/>
-          <w:sz w:val="21"/>
-        </w:rPr>
-        <w:t>R_2 = 1\,k\Omega \dots 20\,k\Omega</w:t>
-      </w:r>
-      <w:r>
-        <w:rPr>
-          <w:color w:val="282C34"/>
-          <w:sz w:val="21"/>
-        </w:rPr>
-        <w:t xml:space="preserve"> (</w:t>
-      </w:r>
-      <w:r>
-        <w:rPr>
-          <w:i/>
-          <w:color w:val="145AA0"/>
-          <w:sz w:val="21"/>
-        </w:rPr>
-        <w:t>I_{div \approx 60\,µA \dots 1.2\,mA</w:t>
-      </w:r>
-      <w:r>
-        <w:rPr>
-          <w:color w:val="282C34"/>
-          <w:sz w:val="21"/>
-        </w:rPr>
-        <w:t>) to minimize Johnson-Nyquist thermal noise (</w:t>
-      </w:r>
-      <w:r>
-        <w:rPr>
-          <w:i/>
-          <w:color w:val="145AA0"/>
-          <w:sz w:val="21"/>
-        </w:rPr>
-        <w:t>e_n = \sqrt{4k_B T R</w:t>
-      </w:r>
-      <w:r>
-        <w:rPr>
-          <w:color w:val="282C34"/>
-          <w:sz w:val="21"/>
-        </w:rPr>
-        <w:t>) and prevent capacitive noise pick-up on the high-impedance FB node.</w:t>
-      </w:r>
-    </w:p>
-    <w:p>
-      <w:pPr>
-        <w:spacing w:before="80" w:after="80"/>
-        <w:pBdr>
-          <w:bottom w:val="single" w:sz="6" w:space="1" w:color="E2E8F0"/>
-        </w:pBdr>
-      </w:pPr>
-    </w:p>
-    <w:p>
-      <w:pPr>
-        <w:spacing w:before="240" w:after="120"/>
-      </w:pPr>
-      <w:r>
-        <w:rPr>
-          <w:b/>
-          <w:color w:val="184C78"/>
-          <w:sz w:val="28"/>
-        </w:rPr>
-        <w:t>4. Feedforward Capacitor (</w:t>
-      </w:r>
-      <w:r>
-        <w:rPr>
-          <w:b/>
-          <w:i/>
-          <w:color w:val="145AA0"/>
-          <w:sz w:val="28"/>
-        </w:rPr>
-        <w:t>C_{FF</w:t>
-      </w:r>
-      <w:r>
-        <w:rPr>
-          <w:b/>
-          <w:color w:val="184C78"/>
-          <w:sz w:val="28"/>
-        </w:rPr>
-        <w:t>) Phase-Lead Compensation</w:t>
-      </w:r>
-    </w:p>
-    <w:p>
-      <w:pPr>
-        <w:spacing w:after="80"/>
-      </w:pPr>
-      <w:r>
-        <w:rPr>
-          <w:color w:val="282C34"/>
-          <w:sz w:val="21"/>
-        </w:rPr>
-        <w:t xml:space="preserve">In adjustable LDO regulators, adding a small </w:t>
-      </w:r>
-      <w:r>
-        <w:rPr>
-          <w:b/>
-          <w:color w:val="282C34"/>
-          <w:sz w:val="21"/>
-        </w:rPr>
-        <w:t>Feedforward Capacitor ($C_{FF}$)</w:t>
-      </w:r>
-      <w:r>
-        <w:rPr>
-          <w:color w:val="282C34"/>
-          <w:sz w:val="21"/>
-        </w:rPr>
-        <w:t xml:space="preserve"> (</w:t>
-      </w:r>
-      <w:r>
-        <w:rPr>
-          <w:i/>
-          <w:color w:val="145AA0"/>
-          <w:sz w:val="21"/>
-        </w:rPr>
-        <w:t>10\,pF \dots 100\,pF</w:t>
-      </w:r>
-      <w:r>
-        <w:rPr>
-          <w:color w:val="282C34"/>
-          <w:sz w:val="21"/>
-        </w:rPr>
-        <w:t xml:space="preserve">) in parallel with top resistor </w:t>
-      </w:r>
-      <w:r>
-        <w:rPr>
-          <w:i/>
-          <w:color w:val="145AA0"/>
-          <w:sz w:val="21"/>
-        </w:rPr>
-        <w:t>R_1</w:t>
-      </w:r>
-      <w:r>
-        <w:rPr>
-          <w:color w:val="282C34"/>
-          <w:sz w:val="21"/>
-        </w:rPr>
-        <w:t xml:space="preserve"> drastically improves dynamic performance:</w:t>
+        <w:t>η ≈ V_OUT / V_IN * 100\%</w:t>
       </w:r>
     </w:p>
     <w:tbl>
@@ -2574,42 +714,20 @@
                 <w:color w:val="2D3748"/>
                 <w:sz w:val="18"/>
               </w:rPr>
-              <w:t xml:space="preserve"> Vout ────────┬──────────┐</w:t>
               <w:br/>
-              <w:t xml:space="preserve">              │          │</w:t>
+              <w:t>*Efficiency Benchmark Comparisons*:</w:t>
               <w:br/>
-              <w:t xml:space="preserve">             [R1]      ─┴─ C_FF (Feedforward Capacitor)</w:t>
+              <w:t>- Stepping 5.0 V down to 3.3 V: η ≈ 3.3 / 5.0 = 66.0\% (34\% lost as pure heat).</w:t>
               <w:br/>
-              <w:t xml:space="preserve">              │        ─┬─ (10pF - 100pF)</w:t>
+              <w:t>- Stepping 3.3 V down to 1.8 V: η ≈ 1.8 / 3.3 = 54.5\% (45.5\% lost as heat).</w:t>
               <w:br/>
-              <w:t xml:space="preserve">              ├──────────┘</w:t>
-              <w:br/>
-              <w:t xml:space="preserve">              │</w:t>
-              <w:br/>
-              <w:t xml:space="preserve">             [R2]</w:t>
-              <w:br/>
-              <w:t xml:space="preserve">              │</w:t>
-              <w:br/>
-              <w:t xml:space="preserve">             GND</w:t>
+              <w:t>- Stepping 1.2 V down to 1.0 V (using an ultra-low dropout NMOS LDO):</w:t>
             </w:r>
           </w:p>
         </w:tc>
       </w:tr>
     </w:tbl>
     <w:p/>
-    <w:p>
-      <w:pPr>
-        <w:spacing w:before="160" w:after="80"/>
-      </w:pPr>
-      <w:r>
-        <w:rPr>
-          <w:b/>
-          <w:color w:val="4682B4"/>
-          <w:sz w:val="24"/>
-        </w:rPr>
-        <w:t>4.1 Pole-Zero Derivation of the Feedback Network</w:t>
-      </w:r>
-    </w:p>
     <w:p>
       <w:pPr>
         <w:spacing w:after="80"/>
@@ -2619,750 +737,7 @@
           <w:color w:val="282C34"/>
           <w:sz w:val="21"/>
         </w:rPr>
-        <w:t xml:space="preserve">With </w:t>
-      </w:r>
-      <w:r>
-        <w:rPr>
-          <w:i/>
-          <w:color w:val="145AA0"/>
-          <w:sz w:val="21"/>
-        </w:rPr>
-        <w:t>C_{FF</w:t>
-      </w:r>
-      <w:r>
-        <w:rPr>
-          <w:color w:val="282C34"/>
-          <w:sz w:val="21"/>
-        </w:rPr>
-        <w:t xml:space="preserve"> installed, the feedback impedance </w:t>
-      </w:r>
-      <w:r>
-        <w:rPr>
-          <w:i/>
-          <w:color w:val="145AA0"/>
-          <w:sz w:val="21"/>
-        </w:rPr>
-        <w:t>Z_1(s) = R_1 \parallel \frac{1{s C_{FF</w:t>
-      </w:r>
-      <w:r>
-        <w:rPr>
-          <w:color w:val="282C34"/>
-          <w:sz w:val="21"/>
-        </w:rPr>
-        <w:t xml:space="preserve">. The transfer function from </w:t>
-      </w:r>
-      <w:r>
-        <w:rPr>
-          <w:i/>
-          <w:color w:val="145AA0"/>
-          <w:sz w:val="21"/>
-        </w:rPr>
-        <w:t>V_{OUT</w:t>
-      </w:r>
-      <w:r>
-        <w:rPr>
-          <w:color w:val="282C34"/>
-          <w:sz w:val="21"/>
-        </w:rPr>
-        <w:t xml:space="preserve"> to </w:t>
-      </w:r>
-      <w:r>
-        <w:rPr>
-          <w:i/>
-          <w:color w:val="145AA0"/>
-          <w:sz w:val="21"/>
-        </w:rPr>
-        <w:t>V_{FB</w:t>
-      </w:r>
-      <w:r>
-        <w:rPr>
-          <w:color w:val="282C34"/>
-          <w:sz w:val="21"/>
-        </w:rPr>
-        <w:t xml:space="preserve"> becomes:</w:t>
-      </w:r>
-    </w:p>
-    <w:p>
-      <w:pPr>
-        <w:spacing w:after="80"/>
-      </w:pPr>
-      <w:r>
-        <w:rPr>
-          <w:i/>
-          <w:color w:val="145AA0"/>
-          <w:sz w:val="21"/>
-        </w:rPr>
-      </w:r>
-      <w:r>
-        <w:rPr>
-          <w:color w:val="282C34"/>
-          <w:sz w:val="21"/>
-        </w:rPr>
-        <w:t>\frac{V_{FB}(s)}{V_{OUT}(s)} = \left( \frac{R_2}{R_1 + R_2} \right) \times \frac{1 + s R_1 C_{FF}}{1 + s (R_1 \parallel R_2) C_{FF}}</w:t>
-      </w:r>
-      <w:r>
-        <w:rPr>
-          <w:i/>
-          <w:color w:val="145AA0"/>
-          <w:sz w:val="21"/>
-        </w:rPr>
-      </w:r>
-    </w:p>
-    <w:p>
-      <w:pPr>
-        <w:spacing w:after="80"/>
-      </w:pPr>
-      <w:r>
-        <w:rPr>
-          <w:color w:val="282C34"/>
-          <w:sz w:val="21"/>
-        </w:rPr>
-        <w:t xml:space="preserve">This introduces a </w:t>
-      </w:r>
-      <w:r>
-        <w:rPr>
-          <w:b/>
-          <w:color w:val="282C34"/>
-          <w:sz w:val="21"/>
-        </w:rPr>
-        <w:t>Phase-Lead Zero ($f_z$)</w:t>
-      </w:r>
-      <w:r>
-        <w:rPr>
-          <w:color w:val="282C34"/>
-          <w:sz w:val="21"/>
-        </w:rPr>
-        <w:t xml:space="preserve"> and a </w:t>
-      </w:r>
-      <w:r>
-        <w:rPr>
-          <w:b/>
-          <w:color w:val="282C34"/>
-          <w:sz w:val="21"/>
-        </w:rPr>
-        <w:t>High-Frequency Pole ($f_p$)</w:t>
-      </w:r>
-      <w:r>
-        <w:rPr>
-          <w:color w:val="282C34"/>
-          <w:sz w:val="21"/>
-        </w:rPr>
-        <w:t>:</w:t>
-      </w:r>
-    </w:p>
-    <w:p>
-      <w:pPr>
-        <w:spacing w:after="80"/>
-      </w:pPr>
-      <w:r>
-        <w:rPr>
-          <w:i/>
-          <w:color w:val="145AA0"/>
-          <w:sz w:val="21"/>
-        </w:rPr>
-      </w:r>
-      <w:r>
-        <w:rPr>
-          <w:color w:val="282C34"/>
-          <w:sz w:val="21"/>
-        </w:rPr>
-        <w:t>f_{z\_ff} = \frac{1}{2\pi \cdot R_1 \cdot C_{FF}}</w:t>
-      </w:r>
-      <w:r>
-        <w:rPr>
-          <w:i/>
-          <w:color w:val="145AA0"/>
-          <w:sz w:val="21"/>
-        </w:rPr>
-      </w:r>
-    </w:p>
-    <w:p>
-      <w:pPr>
-        <w:spacing w:after="80"/>
-      </w:pPr>
-      <w:r>
-        <w:rPr>
-          <w:i/>
-          <w:color w:val="145AA0"/>
-          <w:sz w:val="21"/>
-        </w:rPr>
-      </w:r>
-      <w:r>
-        <w:rPr>
-          <w:color w:val="282C34"/>
-          <w:sz w:val="21"/>
-        </w:rPr>
-        <w:t>f_{p\_ff} = \frac{1}{2\pi \cdot (R_1 \parallel R_2) \cdot C_{FF}} = f_{z\_ff} \times \left(1 + \frac{R_1}{R_2}\right)</w:t>
-      </w:r>
-      <w:r>
-        <w:rPr>
-          <w:i/>
-          <w:color w:val="145AA0"/>
-          <w:sz w:val="21"/>
-        </w:rPr>
-      </w:r>
-    </w:p>
-    <w:p>
-      <w:pPr>
-        <w:spacing w:before="160" w:after="80"/>
-      </w:pPr>
-      <w:r>
-        <w:rPr>
-          <w:b/>
-          <w:color w:val="4682B4"/>
-          <w:sz w:val="24"/>
-        </w:rPr>
-        <w:t xml:space="preserve">4.2 Engineering Benefits of </w:t>
-      </w:r>
-      <w:r>
-        <w:rPr>
-          <w:b/>
-          <w:i/>
-          <w:color w:val="145AA0"/>
-          <w:sz w:val="24"/>
-        </w:rPr>
-        <w:t>C_{FF</w:t>
-      </w:r>
-    </w:p>
-    <w:p>
-      <w:pPr>
-        <w:pStyle w:val="ListNumber"/>
-        <w:spacing w:after="40"/>
-        <w:ind w:left="360"/>
-      </w:pPr>
-      <w:r>
-        <w:rPr>
-          <w:b/>
-          <w:color w:val="282C34"/>
-          <w:sz w:val="21"/>
-        </w:rPr>
-        <w:t>Phase Margin Boost</w:t>
-      </w:r>
-      <w:r>
-        <w:rPr>
-          <w:color w:val="282C34"/>
-          <w:sz w:val="21"/>
-        </w:rPr>
-        <w:t>: The zero is placed near the unity-gain crossover frequency (</w:t>
-      </w:r>
-      <w:r>
-        <w:rPr>
-          <w:i/>
-          <w:color w:val="145AA0"/>
-          <w:sz w:val="21"/>
-        </w:rPr>
-        <w:t>10\,kHz \dots 100\,kHz</w:t>
-      </w:r>
-      <w:r>
-        <w:rPr>
-          <w:color w:val="282C34"/>
-          <w:sz w:val="21"/>
-        </w:rPr>
-        <w:t xml:space="preserve">), injecting </w:t>
-      </w:r>
-      <w:r>
-        <w:rPr>
-          <w:i/>
-          <w:color w:val="145AA0"/>
-          <w:sz w:val="21"/>
-        </w:rPr>
-        <w:t>+20^\circ \dots +45^\circ</w:t>
-      </w:r>
-      <w:r>
-        <w:rPr>
-          <w:color w:val="282C34"/>
-          <w:sz w:val="21"/>
-        </w:rPr>
-        <w:t xml:space="preserve"> of phase boost to suppress transient ringing.</w:t>
-      </w:r>
-    </w:p>
-    <w:p>
-      <w:pPr>
-        <w:pStyle w:val="ListNumber"/>
-        <w:spacing w:after="40"/>
-        <w:ind w:left="360"/>
-      </w:pPr>
-      <w:r>
-        <w:rPr>
-          <w:b/>
-          <w:color w:val="282C34"/>
-          <w:sz w:val="21"/>
-        </w:rPr>
-        <w:t>Improved High-Frequency PSRR</w:t>
-      </w:r>
-      <w:r>
-        <w:rPr>
-          <w:color w:val="282C34"/>
-          <w:sz w:val="21"/>
-        </w:rPr>
-        <w:t xml:space="preserve">: At higher frequencies, </w:t>
-      </w:r>
-      <w:r>
-        <w:rPr>
-          <w:i/>
-          <w:color w:val="145AA0"/>
-          <w:sz w:val="21"/>
-        </w:rPr>
-        <w:t>C_{FF</w:t>
-      </w:r>
-      <w:r>
-        <w:rPr>
-          <w:color w:val="282C34"/>
-          <w:sz w:val="21"/>
-        </w:rPr>
-        <w:t xml:space="preserve"> bypasses </w:t>
-      </w:r>
-      <w:r>
-        <w:rPr>
-          <w:i/>
-          <w:color w:val="145AA0"/>
-          <w:sz w:val="21"/>
-        </w:rPr>
-        <w:t>R_1</w:t>
-      </w:r>
-      <w:r>
-        <w:rPr>
-          <w:color w:val="282C34"/>
-          <w:sz w:val="21"/>
-        </w:rPr>
-        <w:t xml:space="preserve">, coupling output ripple directly to the inverting input of the error amplifier with unity gain rather than attenuated by </w:t>
-      </w:r>
-      <w:r>
-        <w:rPr>
-          <w:i/>
-          <w:color w:val="145AA0"/>
-          <w:sz w:val="21"/>
-        </w:rPr>
-        <w:t>\frac{R_2{R_1+R_2</w:t>
-      </w:r>
-      <w:r>
-        <w:rPr>
-          <w:color w:val="282C34"/>
-          <w:sz w:val="21"/>
-        </w:rPr>
-        <w:t>.</w:t>
-      </w:r>
-    </w:p>
-    <w:p>
-      <w:pPr>
-        <w:pStyle w:val="ListNumber"/>
-        <w:spacing w:after="40"/>
-        <w:ind w:left="360"/>
-      </w:pPr>
-      <w:r>
-        <w:rPr>
-          <w:b/>
-          <w:color w:val="282C34"/>
-          <w:sz w:val="21"/>
-        </w:rPr>
-        <w:t>Faster Load Step Recovery</w:t>
-      </w:r>
-      <w:r>
-        <w:rPr>
-          <w:color w:val="282C34"/>
-          <w:sz w:val="21"/>
-        </w:rPr>
-        <w:t xml:space="preserve">: High-speed transient edges on </w:t>
-      </w:r>
-      <w:r>
-        <w:rPr>
-          <w:i/>
-          <w:color w:val="145AA0"/>
-          <w:sz w:val="21"/>
-        </w:rPr>
-        <w:t>V_{OUT</w:t>
-      </w:r>
-      <w:r>
-        <w:rPr>
-          <w:color w:val="282C34"/>
-          <w:sz w:val="21"/>
-        </w:rPr>
-        <w:t xml:space="preserve"> are fed directly to the error amplifier without experiencing the </w:t>
-      </w:r>
-      <w:r>
-        <w:rPr>
-          <w:i/>
-          <w:color w:val="145AA0"/>
-          <w:sz w:val="21"/>
-        </w:rPr>
-        <w:t>R_1 C_{parasitic</w:t>
-      </w:r>
-      <w:r>
-        <w:rPr>
-          <w:color w:val="282C34"/>
-          <w:sz w:val="21"/>
-        </w:rPr>
-        <w:t xml:space="preserve"> low-pass delay.</w:t>
-      </w:r>
-    </w:p>
-    <w:p>
-      <w:pPr>
-        <w:spacing w:before="80" w:after="80"/>
-        <w:pBdr>
-          <w:bottom w:val="single" w:sz="6" w:space="1" w:color="E2E8F0"/>
-        </w:pBdr>
-      </w:pPr>
-    </w:p>
-    <w:p>
-      <w:pPr>
-        <w:spacing w:before="240" w:after="120"/>
-      </w:pPr>
-      <w:r>
-        <w:rPr>
-          <w:b/>
-          <w:color w:val="184C78"/>
-          <w:sz w:val="28"/>
-        </w:rPr>
-        <w:t>5. Output Capacitor Dynamic Sizing &amp; ESR Zero</w:t>
-      </w:r>
-    </w:p>
-    <w:p>
-      <w:pPr>
-        <w:spacing w:before="160" w:after="80"/>
-      </w:pPr>
-      <w:r>
-        <w:rPr>
-          <w:b/>
-          <w:color w:val="4682B4"/>
-          <w:sz w:val="24"/>
-        </w:rPr>
-        <w:t xml:space="preserve">5.1 Sizing </w:t>
-      </w:r>
-      <w:r>
-        <w:rPr>
-          <w:b/>
-          <w:i/>
-          <w:color w:val="145AA0"/>
-          <w:sz w:val="24"/>
-        </w:rPr>
-        <w:t>C_{OUT</w:t>
-      </w:r>
-      <w:r>
-        <w:rPr>
-          <w:b/>
-          <w:color w:val="4682B4"/>
-          <w:sz w:val="24"/>
-        </w:rPr>
-        <w:t xml:space="preserve"> for Load Transient Undershoot</w:t>
-      </w:r>
-    </w:p>
-    <w:p>
-      <w:pPr>
-        <w:spacing w:after="80"/>
-      </w:pPr>
-      <w:r>
-        <w:rPr>
-          <w:color w:val="282C34"/>
-          <w:sz w:val="21"/>
-        </w:rPr>
-        <w:t xml:space="preserve">When a digital load (such as a microcontroller awakening from sleep) suddenly steps its current demand from </w:t>
-      </w:r>
-      <w:r>
-        <w:rPr>
-          <w:i/>
-          <w:color w:val="145AA0"/>
-          <w:sz w:val="21"/>
-        </w:rPr>
-        <w:t>0</w:t>
-      </w:r>
-      <w:r>
-        <w:rPr>
-          <w:color w:val="282C34"/>
-          <w:sz w:val="21"/>
-        </w:rPr>
-        <w:t xml:space="preserve"> to </w:t>
-      </w:r>
-      <w:r>
-        <w:rPr>
-          <w:i/>
-          <w:color w:val="145AA0"/>
-          <w:sz w:val="21"/>
-        </w:rPr>
-        <w:t>I_{step</w:t>
-      </w:r>
-      <w:r>
-        <w:rPr>
-          <w:color w:val="282C34"/>
-          <w:sz w:val="21"/>
-        </w:rPr>
-        <w:t xml:space="preserve"> in time </w:t>
-      </w:r>
-      <w:r>
-        <w:rPr>
-          <w:i/>
-          <w:color w:val="145AA0"/>
-          <w:sz w:val="21"/>
-        </w:rPr>
-        <w:t>t_{edge \approx 10\,ns</w:t>
-      </w:r>
-      <w:r>
-        <w:rPr>
-          <w:color w:val="282C34"/>
-          <w:sz w:val="21"/>
-        </w:rPr>
-        <w:t>, the LDO error amplifier requires finite response time (</w:t>
-      </w:r>
-      <w:r>
-        <w:rPr>
-          <w:i/>
-          <w:color w:val="145AA0"/>
-          <w:sz w:val="21"/>
-        </w:rPr>
-        <w:t>t_{response \approx 2\,µs \dots 10\,µs</w:t>
-      </w:r>
-      <w:r>
-        <w:rPr>
-          <w:color w:val="282C34"/>
-          <w:sz w:val="21"/>
-        </w:rPr>
-        <w:t>) to adjust the pass transistor gate.</w:t>
-      </w:r>
-    </w:p>
-    <w:p>
-      <w:pPr>
-        <w:spacing w:after="80"/>
-      </w:pPr>
-      <w:r>
-        <w:rPr>
-          <w:color w:val="282C34"/>
-          <w:sz w:val="21"/>
-        </w:rPr>
-        <w:t xml:space="preserve">During this brief window, </w:t>
-      </w:r>
-      <w:r>
-        <w:rPr>
-          <w:b/>
-          <w:color w:val="282C34"/>
-          <w:sz w:val="21"/>
-        </w:rPr>
-        <w:t>$100\%$ of the step current must be supplied by the output capacitor ($C_{OUT}$)</w:t>
-      </w:r>
-      <w:r>
-        <w:rPr>
-          <w:color w:val="282C34"/>
-          <w:sz w:val="21"/>
-        </w:rPr>
-        <w:t>:</w:t>
-      </w:r>
-    </w:p>
-    <w:p>
-      <w:pPr>
-        <w:spacing w:after="80"/>
-      </w:pPr>
-      <w:r>
-        <w:rPr>
-          <w:i/>
-          <w:color w:val="145AA0"/>
-          <w:sz w:val="21"/>
-        </w:rPr>
-      </w:r>
-      <w:r>
-        <w:rPr>
-          <w:color w:val="282C34"/>
-          <w:sz w:val="21"/>
-        </w:rPr>
-        <w:t>\Delta V_{OUT} \approx \frac{I_{step} \times t_{response}}{C_{OUT}} + (I_{step} \times R_{ESR})</w:t>
-      </w:r>
-      <w:r>
-        <w:rPr>
-          <w:i/>
-          <w:color w:val="145AA0"/>
-          <w:sz w:val="21"/>
-        </w:rPr>
-      </w:r>
-    </w:p>
-    <w:p>
-      <w:pPr>
-        <w:spacing w:after="80"/>
-      </w:pPr>
-      <w:r>
-        <w:rPr>
-          <w:color w:val="282C34"/>
-          <w:sz w:val="21"/>
-        </w:rPr>
-        <w:t>Solving for the minimum required output capacitance:</w:t>
-      </w:r>
-    </w:p>
-    <w:p>
-      <w:pPr>
-        <w:spacing w:after="80"/>
-      </w:pPr>
-      <w:r>
-        <w:rPr>
-          <w:i/>
-          <w:color w:val="145AA0"/>
-          <w:sz w:val="21"/>
-        </w:rPr>
-      </w:r>
-      <w:r>
-        <w:rPr>
-          <w:color w:val="282C34"/>
-          <w:sz w:val="21"/>
-        </w:rPr>
-        <w:t>C_{OUT(min)} \ge \frac{I_{step} \times t_{response}}{\Delta V_{allowed} - (I_{step} \times R_{ESR})}</w:t>
-      </w:r>
-      <w:r>
-        <w:rPr>
-          <w:i/>
-          <w:color w:val="145AA0"/>
-          <w:sz w:val="21"/>
-        </w:rPr>
-      </w:r>
-    </w:p>
-    <w:p>
-      <w:pPr>
-        <w:spacing w:after="80"/>
-      </w:pPr>
-      <w:r>
-        <w:rPr>
-          <w:i/>
-          <w:color w:val="282C34"/>
-          <w:sz w:val="21"/>
-        </w:rPr>
-        <w:t>Worked Example</w:t>
-      </w:r>
-      <w:r>
-        <w:rPr>
-          <w:color w:val="282C34"/>
-          <w:sz w:val="21"/>
-        </w:rPr>
-        <w:t>:</w:t>
-      </w:r>
-    </w:p>
-    <w:p>
-      <w:pPr>
-        <w:pStyle w:val="ListBullet"/>
-        <w:spacing w:after="40"/>
-        <w:ind w:left="360"/>
-      </w:pPr>
-      <w:r>
-        <w:rPr>
-          <w:color w:val="282C34"/>
-          <w:sz w:val="21"/>
-        </w:rPr>
-        <w:t xml:space="preserve">Load step: </w:t>
-      </w:r>
-      <w:r>
-        <w:rPr>
-          <w:i/>
-          <w:color w:val="145AA0"/>
-          <w:sz w:val="21"/>
-        </w:rPr>
-        <w:t>I_{step = 1.0\,A</w:t>
-      </w:r>
-    </w:p>
-    <w:p>
-      <w:pPr>
-        <w:pStyle w:val="ListBullet"/>
-        <w:spacing w:after="40"/>
-        <w:ind w:left="360"/>
-      </w:pPr>
-      <w:r>
-        <w:rPr>
-          <w:color w:val="282C34"/>
-          <w:sz w:val="21"/>
-        </w:rPr>
-        <w:t xml:space="preserve">Regulator response time: </w:t>
-      </w:r>
-      <w:r>
-        <w:rPr>
-          <w:i/>
-          <w:color w:val="145AA0"/>
-          <w:sz w:val="21"/>
-        </w:rPr>
-        <w:t>t_{response = 5\,µs</w:t>
-      </w:r>
-    </w:p>
-    <w:p>
-      <w:pPr>
-        <w:pStyle w:val="ListBullet"/>
-        <w:spacing w:after="40"/>
-        <w:ind w:left="360"/>
-      </w:pPr>
-      <w:r>
-        <w:rPr>
-          <w:color w:val="282C34"/>
-          <w:sz w:val="21"/>
-        </w:rPr>
-        <w:t xml:space="preserve">Allowable voltage droop: </w:t>
-      </w:r>
-      <w:r>
-        <w:rPr>
-          <w:i/>
-          <w:color w:val="145AA0"/>
-          <w:sz w:val="21"/>
-        </w:rPr>
-        <w:t>\Delta V_{allowed = 100\,mV</w:t>
-      </w:r>
-    </w:p>
-    <w:p>
-      <w:pPr>
-        <w:pStyle w:val="ListBullet"/>
-        <w:spacing w:after="40"/>
-        <w:ind w:left="360"/>
-      </w:pPr>
-      <w:r>
-        <w:rPr>
-          <w:color w:val="282C34"/>
-          <w:sz w:val="21"/>
-        </w:rPr>
-        <w:t xml:space="preserve">Output capacitor ESR: </w:t>
-      </w:r>
-      <w:r>
-        <w:rPr>
-          <w:i/>
-          <w:color w:val="145AA0"/>
-          <w:sz w:val="21"/>
-        </w:rPr>
-        <w:t>R_{ESR = 15\,m\Omega</w:t>
-      </w:r>
-      <w:r>
-        <w:rPr>
-          <w:color w:val="282C34"/>
-          <w:sz w:val="21"/>
-        </w:rPr>
-        <w:t xml:space="preserve"> (</w:t>
-      </w:r>
-      <w:r>
-        <w:rPr>
-          <w:i/>
-          <w:color w:val="145AA0"/>
-          <w:sz w:val="21"/>
-        </w:rPr>
-        <w:t>I_{step × R_{ESR = 15\,mV</w:t>
-      </w:r>
-      <w:r>
-        <w:rPr>
-          <w:color w:val="282C34"/>
-          <w:sz w:val="21"/>
-        </w:rPr>
-        <w:t>)</w:t>
-      </w:r>
-    </w:p>
-    <w:p>
-      <w:pPr>
-        <w:spacing w:after="80"/>
-      </w:pPr>
-      <w:r>
-        <w:rPr>
-          <w:i/>
-          <w:color w:val="145AA0"/>
-          <w:sz w:val="21"/>
-        </w:rPr>
-      </w:r>
-      <w:r>
-        <w:rPr>
-          <w:color w:val="282C34"/>
-          <w:sz w:val="21"/>
-        </w:rPr>
-        <w:t>C_{OUT(min)} \ge \frac{1.0\,\text{A} \times 5 \times 10^{-6}\,\text{s}}{0.100\,\text{V} - 0.015\,\text{V}} = \frac{5.0 \times 10^{-6}}{0.085\,\text{V}} \approx \mathbf{58.8\,\mu\text{F}}</w:t>
-      </w:r>
-      <w:r>
-        <w:rPr>
-          <w:i/>
-          <w:color w:val="145AA0"/>
-          <w:sz w:val="21"/>
-        </w:rPr>
+        <w:t>η ≈ 1.0 / 1.2 = 83.3\%</w:t>
       </w:r>
     </w:p>
     <w:tbl>
@@ -3378,123 +753,41 @@
         <w:tc>
           <w:tcPr>
             <w:tcW w:type="dxa" w:w="9792"/>
-            <w:shd w:fill="FFF8E6"/>
+            <w:shd w:fill="F5F6F8"/>
             <w:tcMar>
-              <w:top w:w="100" w:type="dxa"/>
-              <w:bottom w:w="100" w:type="dxa"/>
+              <w:top w:w="80" w:type="dxa"/>
+              <w:bottom w:w="80" w:type="dxa"/>
               <w:left w:w="140" w:type="dxa"/>
               <w:right w:w="140" w:type="dxa"/>
             </w:tcMar>
             <w:tcBorders>
+              <w:left w:val="single" w:sz="18" w:space="0" w:color="CBD5E0"/>
               <w:top w:val="none"/>
-              <w:left w:val="single" w:sz="36" w:space="0" w:color="D69E2E"/>
+              <w:right w:val="none"/>
               <w:bottom w:val="none"/>
-              <w:right w:val="none"/>
             </w:tcBorders>
           </w:tcPr>
           <w:p>
             <w:pPr>
-              <w:spacing w:line="276" w:lineRule="auto" w:after="0"/>
+              <w:spacing w:line="240" w:lineRule="auto" w:after="0"/>
             </w:pPr>
             <w:r>
               <w:rPr>
-                <w:b/>
-                <w:color w:val="D69E2E"/>
-                <w:sz w:val="20"/>
+                <w:rFonts w:ascii="Consolas" w:hAnsi="Consolas"/>
+                <w:color w:val="2D3748"/>
+                <w:sz w:val="18"/>
               </w:rPr>
-              <w:t xml:space="preserve">[WARNING] </w:t>
-            </w:r>
-            <w:r>
-              <w:rPr>
-                <w:b/>
-                <w:color w:val="282C34"/>
-                <w:sz w:val="20"/>
-              </w:rPr>
-              <w:t>Ceramic Capacitor DC Bias Derating Trap</w:t>
-            </w:r>
-            <w:r>
-              <w:rPr>
-                <w:color w:val="282C34"/>
-                <w:sz w:val="20"/>
-              </w:rPr>
-              <w:t>:</w:t>
+              <w:t xml:space="preserve">  *(Notice: At low headroom, linear regulators rival the efficiency of switching buck converters while providing zero ripple!).*</w:t>
               <w:br/>
-              <w:t xml:space="preserve">Multi-layer ceramic capacitors (MLCCs with X5R / X7R dielectrics) suffer severe loss of effective capacitance under DC voltage bias. A capacitor rated at </w:t>
-            </w:r>
-            <w:r>
-              <w:rPr>
-                <w:i/>
-                <w:color w:val="145AA0"/>
-                <w:sz w:val="20"/>
-              </w:rPr>
-              <w:t>47\,µF</w:t>
-            </w:r>
-            <w:r>
-              <w:rPr>
-                <w:color w:val="282C34"/>
-                <w:sz w:val="20"/>
-              </w:rPr>
-              <w:t xml:space="preserve"> in an 0805 package may lose </w:t>
-            </w:r>
-            <w:r>
-              <w:rPr>
-                <w:b/>
-                <w:color w:val="282C34"/>
-                <w:sz w:val="20"/>
-              </w:rPr>
-              <w:t>$40\% \dots 70\%$</w:t>
-            </w:r>
-            <w:r>
-              <w:rPr>
-                <w:color w:val="282C34"/>
-                <w:sz w:val="20"/>
-              </w:rPr>
-              <w:t xml:space="preserve"> of its capacitance when biased at </w:t>
-            </w:r>
-            <w:r>
-              <w:rPr>
-                <w:i/>
-                <w:color w:val="145AA0"/>
-                <w:sz w:val="20"/>
-              </w:rPr>
-              <w:t>3.3\,V</w:t>
-            </w:r>
-            <w:r>
-              <w:rPr>
-                <w:color w:val="282C34"/>
-                <w:sz w:val="20"/>
-              </w:rPr>
-              <w:t xml:space="preserve"> or </w:t>
-            </w:r>
-            <w:r>
-              <w:rPr>
-                <w:i/>
-                <w:color w:val="145AA0"/>
-                <w:sz w:val="20"/>
-              </w:rPr>
-              <w:t>5.0\,V</w:t>
-            </w:r>
-            <w:r>
-              <w:rPr>
-                <w:color w:val="282C34"/>
-                <w:sz w:val="20"/>
-              </w:rPr>
-              <w:t xml:space="preserve">! Always inspect the manufacturer's DC Bias derating curves and parallel two or three capacitors to guarantee minimum </w:t>
-            </w:r>
-            <w:r>
-              <w:rPr>
-                <w:i/>
-                <w:color w:val="145AA0"/>
-                <w:sz w:val="20"/>
-              </w:rPr>
-              <w:t>C_{OUT</w:t>
-            </w:r>
-            <w:r>
-              <w:rPr>
-                <w:color w:val="282C34"/>
-                <w:sz w:val="20"/>
-              </w:rPr>
-              <w:t xml:space="preserve"> under operating voltage.</w:t>
+              <w:br/>
+              <w:t>---</w:t>
+              <w:br/>
+              <w:br/>
+              <w:t>## 2. Thermal Resistance Network &amp; Junction Temperature (T_J)</w:t>
+              <w:br/>
+              <w:br/>
+              <w:t>All heat generated inside the silicon die must travel through the IC packaging into the surrounding ambient air. The thermal behavior is modeled using **Thermal Ohm's Law**:</w:t>
+              <w:br/>
             </w:r>
           </w:p>
         </w:tc>
@@ -3503,23 +796,135 @@
     <w:p/>
     <w:p>
       <w:pPr>
-        <w:spacing w:before="80" w:after="80"/>
-        <w:pBdr>
-          <w:bottom w:val="single" w:sz="6" w:space="1" w:color="E2E8F0"/>
-        </w:pBdr>
-      </w:pPr>
-    </w:p>
-    <w:p>
-      <w:pPr>
-        <w:spacing w:before="240" w:after="120"/>
+        <w:spacing w:after="80"/>
       </w:pPr>
       <w:r>
         <w:rPr>
-          <w:b/>
-          <w:color w:val="184C78"/>
-          <w:sz w:val="28"/>
+          <w:color w:val="282C34"/>
+          <w:sz w:val="21"/>
         </w:rPr>
-        <w:t>6. Root Cause Analysis (RCA) Troubleshooting Matrix</w:t>
+        <w:t>Δ T = P_D * θ_JA</w:t>
+      </w:r>
+    </w:p>
+    <w:tbl>
+      <w:tblPr>
+        <w:tblW w:type="auto" w:w="0"/>
+        <w:jc w:val="center"/>
+        <w:tblLook w:firstColumn="1" w:firstRow="1" w:lastColumn="0" w:lastRow="0" w:noHBand="0" w:noVBand="1" w:val="04A0"/>
+      </w:tblPr>
+      <w:tblGrid>
+        <w:gridCol w:w="9792"/>
+      </w:tblGrid>
+      <w:tr>
+        <w:tc>
+          <w:tcPr>
+            <w:tcW w:type="dxa" w:w="9792"/>
+            <w:shd w:fill="F5F6F8"/>
+            <w:tcMar>
+              <w:top w:w="80" w:type="dxa"/>
+              <w:bottom w:w="80" w:type="dxa"/>
+              <w:left w:w="140" w:type="dxa"/>
+              <w:right w:w="140" w:type="dxa"/>
+            </w:tcMar>
+            <w:tcBorders>
+              <w:left w:val="single" w:sz="18" w:space="0" w:color="CBD5E0"/>
+              <w:top w:val="none"/>
+              <w:right w:val="none"/>
+              <w:bottom w:val="none"/>
+            </w:tcBorders>
+          </w:tcPr>
+          <w:p>
+            <w:pPr>
+              <w:spacing w:line="240" w:lineRule="auto" w:after="0"/>
+            </w:pPr>
+            <w:r>
+              <w:rPr>
+                <w:rFonts w:ascii="Consolas" w:hAnsi="Consolas"/>
+                <w:color w:val="2D3748"/>
+                <w:sz w:val="18"/>
+              </w:rPr>
+            </w:r>
+          </w:p>
+        </w:tc>
+      </w:tr>
+    </w:tbl>
+    <w:p/>
+    <w:p>
+      <w:pPr>
+        <w:spacing w:after="80"/>
+      </w:pPr>
+      <w:r>
+        <w:rPr>
+          <w:color w:val="282C34"/>
+          <w:sz w:val="21"/>
+        </w:rPr>
+        <w:t>T_J = T_A + (P_D * θ_JA)</w:t>
+      </w:r>
+    </w:p>
+    <w:tbl>
+      <w:tblPr>
+        <w:tblW w:type="auto" w:w="0"/>
+        <w:jc w:val="center"/>
+        <w:tblLook w:firstColumn="1" w:firstRow="1" w:lastColumn="0" w:lastRow="0" w:noHBand="0" w:noVBand="1" w:val="04A0"/>
+      </w:tblPr>
+      <w:tblGrid>
+        <w:gridCol w:w="9792"/>
+      </w:tblGrid>
+      <w:tr>
+        <w:tc>
+          <w:tcPr>
+            <w:tcW w:type="dxa" w:w="9792"/>
+            <w:shd w:fill="F5F6F8"/>
+            <w:tcMar>
+              <w:top w:w="80" w:type="dxa"/>
+              <w:bottom w:w="80" w:type="dxa"/>
+              <w:left w:w="140" w:type="dxa"/>
+              <w:right w:w="140" w:type="dxa"/>
+            </w:tcMar>
+            <w:tcBorders>
+              <w:left w:val="single" w:sz="18" w:space="0" w:color="CBD5E0"/>
+              <w:top w:val="none"/>
+              <w:right w:val="none"/>
+              <w:bottom w:val="none"/>
+            </w:tcBorders>
+          </w:tcPr>
+          <w:p>
+            <w:pPr>
+              <w:spacing w:line="240" w:lineRule="auto" w:after="0"/>
+            </w:pPr>
+            <w:r>
+              <w:rPr>
+                <w:rFonts w:ascii="Consolas" w:hAnsi="Consolas"/>
+                <w:color w:val="2D3748"/>
+                <w:sz w:val="18"/>
+              </w:rPr>
+              <w:br/>
+              <w:t>Where:</w:t>
+              <w:br/>
+              <w:t>- T_J: Silicon Junction Temperature (Maximum safe limit typically **+125°C** for commercial/industrial and **+150°C** for automotive).</w:t>
+              <w:br/>
+              <w:t>- T_A: Ambient Air Operating Temperature (e.g., +25°C laboratory, +50°C industrial enclosure, +85°C automotive engine compartment).</w:t>
+              <w:br/>
+              <w:t>- θ_JA: Junction-to-Ambient Thermal Resistance (°C/W).</w:t>
+              <w:br/>
+              <w:t>- P_D: Total Power Dissipated in Watts.</w:t>
+              <w:br/>
+            </w:r>
+          </w:p>
+        </w:tc>
+      </w:tr>
+    </w:tbl>
+    <w:p/>
+    <w:p>
+      <w:pPr>
+        <w:spacing w:after="80"/>
+      </w:pPr>
+      <w:r>
+        <w:rPr>
+          <w:color w:val="282C34"/>
+          <w:sz w:val="21"/>
+        </w:rPr>
+        <w:t>Silicon Junction (T_J)</w:t>
       </w:r>
     </w:p>
     <w:p>
@@ -3531,7 +936,139 @@
           <w:color w:val="282C34"/>
           <w:sz w:val="21"/>
         </w:rPr>
-        <w:t>When debugging linear regulator circuits on the bench, consult this diagnostic reference:</w:t>
+        <w:t>│</w:t>
+      </w:r>
+    </w:p>
+    <w:p>
+      <w:pPr>
+        <w:spacing w:after="80"/>
+      </w:pPr>
+      <w:r>
+        <w:rPr>
+          <w:color w:val="282C34"/>
+          <w:sz w:val="21"/>
+        </w:rPr>
+        <w:t>[ ] Thermal Resistance Junction-to-Case (θ_JC)</w:t>
+      </w:r>
+    </w:p>
+    <w:p>
+      <w:pPr>
+        <w:spacing w:after="80"/>
+      </w:pPr>
+      <w:r>
+        <w:rPr>
+          <w:color w:val="282C34"/>
+          <w:sz w:val="21"/>
+        </w:rPr>
+        <w:t>│</w:t>
+      </w:r>
+    </w:p>
+    <w:p>
+      <w:pPr>
+        <w:spacing w:after="80"/>
+      </w:pPr>
+      <w:r>
+        <w:rPr>
+          <w:color w:val="282C34"/>
+          <w:sz w:val="21"/>
+        </w:rPr>
+        <w:t>IC Package Case (T_C)</w:t>
+      </w:r>
+    </w:p>
+    <w:p>
+      <w:pPr>
+        <w:spacing w:after="80"/>
+      </w:pPr>
+      <w:r>
+        <w:rPr>
+          <w:color w:val="282C34"/>
+          <w:sz w:val="21"/>
+        </w:rPr>
+        <w:t>│</w:t>
+      </w:r>
+    </w:p>
+    <w:p>
+      <w:pPr>
+        <w:spacing w:after="80"/>
+      </w:pPr>
+      <w:r>
+        <w:rPr>
+          <w:color w:val="282C34"/>
+          <w:sz w:val="21"/>
+        </w:rPr>
+        <w:t>[ ] Thermal Resistance Case-to-Heat-Sink / PCB (θ_CS)</w:t>
+      </w:r>
+    </w:p>
+    <w:p>
+      <w:pPr>
+        <w:spacing w:after="80"/>
+      </w:pPr>
+      <w:r>
+        <w:rPr>
+          <w:color w:val="282C34"/>
+          <w:sz w:val="21"/>
+        </w:rPr>
+        <w:t>│</w:t>
+      </w:r>
+    </w:p>
+    <w:p>
+      <w:pPr>
+        <w:spacing w:after="80"/>
+      </w:pPr>
+      <w:r>
+        <w:rPr>
+          <w:color w:val="282C34"/>
+          <w:sz w:val="21"/>
+        </w:rPr>
+        <w:t>Heat Sink / Copper Plane (T_S)</w:t>
+      </w:r>
+    </w:p>
+    <w:p>
+      <w:pPr>
+        <w:spacing w:after="80"/>
+      </w:pPr>
+      <w:r>
+        <w:rPr>
+          <w:color w:val="282C34"/>
+          <w:sz w:val="21"/>
+        </w:rPr>
+        <w:t>│</w:t>
+      </w:r>
+    </w:p>
+    <w:p>
+      <w:pPr>
+        <w:spacing w:after="80"/>
+      </w:pPr>
+      <w:r>
+        <w:rPr>
+          <w:color w:val="282C34"/>
+          <w:sz w:val="21"/>
+        </w:rPr>
+        <w:t>[ ] Thermal Resistance Sink-to-Ambient (θ_SA)</w:t>
+      </w:r>
+    </w:p>
+    <w:p>
+      <w:pPr>
+        <w:spacing w:after="80"/>
+      </w:pPr>
+      <w:r>
+        <w:rPr>
+          <w:color w:val="282C34"/>
+          <w:sz w:val="21"/>
+        </w:rPr>
+        <w:t>│</w:t>
+      </w:r>
+    </w:p>
+    <w:p>
+      <w:pPr>
+        <w:spacing w:after="80"/>
+      </w:pPr>
+      <w:r>
+        <w:rPr>
+          <w:color w:val="282C34"/>
+          <w:sz w:val="21"/>
+        </w:rPr>
+        <w:t>Ambient Air (T_A)</w:t>
       </w:r>
     </w:p>
     <w:tbl>
@@ -3539,1055 +1076,1369 @@
         <w:tblW w:type="auto" w:w="0"/>
         <w:jc w:val="center"/>
         <w:tblLook w:firstColumn="1" w:firstRow="1" w:lastColumn="0" w:lastRow="0" w:noHBand="0" w:noVBand="1" w:val="04A0"/>
-        <w:tblBorders>
-          <w:top w:val="single" w:sz="4" w:space="0" w:color="D0D7DE"/>
-          <w:left w:val="none"/>
-          <w:bottom w:val="single" w:sz="8" w:space="0" w:color="D0D7DE"/>
-          <w:right w:val="none"/>
-          <w:insideH w:val="single" w:sz="4" w:space="0" w:color="D0D7DE"/>
-          <w:insideV w:val="none"/>
-        </w:tblBorders>
       </w:tblPr>
       <w:tblGrid>
-        <w:gridCol w:w="2448"/>
-        <w:gridCol w:w="2448"/>
-        <w:gridCol w:w="2448"/>
-        <w:gridCol w:w="2448"/>
+        <w:gridCol w:w="9792"/>
       </w:tblGrid>
       <w:tr>
         <w:tc>
           <w:tcPr>
-            <w:tcW w:type="dxa" w:w="2448"/>
-            <w:shd w:fill="204A6E"/>
+            <w:tcW w:type="dxa" w:w="9792"/>
+            <w:shd w:fill="F5F6F8"/>
             <w:tcMar>
-              <w:top w:w="100" w:type="dxa"/>
-              <w:bottom w:w="100" w:type="dxa"/>
-              <w:left w:w="120" w:type="dxa"/>
-              <w:right w:w="120" w:type="dxa"/>
+              <w:top w:w="80" w:type="dxa"/>
+              <w:bottom w:w="80" w:type="dxa"/>
+              <w:left w:w="140" w:type="dxa"/>
+              <w:right w:w="140" w:type="dxa"/>
             </w:tcMar>
-            <w:vAlign w:val="center"/>
+            <w:tcBorders>
+              <w:left w:val="single" w:sz="18" w:space="0" w:color="CBD5E0"/>
+              <w:top w:val="none"/>
+              <w:right w:val="none"/>
+              <w:bottom w:val="none"/>
+            </w:tcBorders>
           </w:tcPr>
           <w:p>
             <w:pPr>
-              <w:spacing w:after="0"/>
+              <w:spacing w:line="240" w:lineRule="auto" w:after="0"/>
             </w:pPr>
             <w:r>
               <w:rPr>
-                <w:b/>
-                <w:color w:val="FFFFFF"/>
-                <w:sz w:val="19"/>
-              </w:rPr>
-              <w:t>Observed Symptom</w:t>
-            </w:r>
-          </w:p>
-        </w:tc>
-        <w:tc>
-          <w:tcPr>
-            <w:tcW w:type="dxa" w:w="2448"/>
-            <w:shd w:fill="204A6E"/>
-            <w:tcMar>
-              <w:top w:w="100" w:type="dxa"/>
-              <w:bottom w:w="100" w:type="dxa"/>
-              <w:left w:w="120" w:type="dxa"/>
-              <w:right w:w="120" w:type="dxa"/>
-            </w:tcMar>
-            <w:vAlign w:val="center"/>
-          </w:tcPr>
-          <w:p>
-            <w:pPr>
-              <w:spacing w:after="0"/>
-            </w:pPr>
-            <w:r>
-              <w:rPr>
-                <w:b/>
-                <w:color w:val="FFFFFF"/>
-                <w:sz w:val="19"/>
-              </w:rPr>
-              <w:t>Oscilloscope Signature</w:t>
-            </w:r>
-          </w:p>
-        </w:tc>
-        <w:tc>
-          <w:tcPr>
-            <w:tcW w:type="dxa" w:w="2448"/>
-            <w:shd w:fill="204A6E"/>
-            <w:tcMar>
-              <w:top w:w="100" w:type="dxa"/>
-              <w:bottom w:w="100" w:type="dxa"/>
-              <w:left w:w="120" w:type="dxa"/>
-              <w:right w:w="120" w:type="dxa"/>
-            </w:tcMar>
-            <w:vAlign w:val="center"/>
-          </w:tcPr>
-          <w:p>
-            <w:pPr>
-              <w:spacing w:after="0"/>
-            </w:pPr>
-            <w:r>
-              <w:rPr>
-                <w:b/>
-                <w:color w:val="FFFFFF"/>
-                <w:sz w:val="19"/>
-              </w:rPr>
-              <w:t>Probable Root Cause</w:t>
-            </w:r>
-          </w:p>
-        </w:tc>
-        <w:tc>
-          <w:tcPr>
-            <w:tcW w:type="dxa" w:w="2448"/>
-            <w:shd w:fill="204A6E"/>
-            <w:tcMar>
-              <w:top w:w="100" w:type="dxa"/>
-              <w:bottom w:w="100" w:type="dxa"/>
-              <w:left w:w="120" w:type="dxa"/>
-              <w:right w:w="120" w:type="dxa"/>
-            </w:tcMar>
-            <w:vAlign w:val="center"/>
-          </w:tcPr>
-          <w:p>
-            <w:pPr>
-              <w:spacing w:after="0"/>
-            </w:pPr>
-            <w:r>
-              <w:rPr>
-                <w:b/>
-                <w:color w:val="FFFFFF"/>
-                <w:sz w:val="19"/>
-              </w:rPr>
-              <w:t>Verification &amp; Corrective Action</w:t>
-            </w:r>
-          </w:p>
-        </w:tc>
-      </w:tr>
-      <w:tr>
-        <w:tc>
-          <w:tcPr>
-            <w:tcW w:type="dxa" w:w="2448"/>
-            <w:tcMar>
-              <w:top w:w="80" w:type="dxa"/>
-              <w:bottom w:w="80" w:type="dxa"/>
-              <w:left w:w="120" w:type="dxa"/>
-              <w:right w:w="120" w:type="dxa"/>
-            </w:tcMar>
-            <w:vAlign w:val="center"/>
-          </w:tcPr>
-          <w:p>
-            <w:pPr>
-              <w:spacing w:after="0"/>
-            </w:pPr>
-            <w:r>
-              <w:rPr>
-                <w:b/>
-                <w:color w:val="282C34"/>
+                <w:rFonts w:ascii="Consolas" w:hAnsi="Consolas"/>
+                <w:color w:val="2D3748"/>
                 <w:sz w:val="18"/>
               </w:rPr>
-              <w:t>Output exhibits high-frequency continuous oscillation (100kHz - 2MHz).</w:t>
-            </w:r>
-          </w:p>
-        </w:tc>
-        <w:tc>
-          <w:tcPr>
-            <w:tcW w:type="dxa" w:w="2448"/>
-            <w:tcMar>
-              <w:top w:w="80" w:type="dxa"/>
-              <w:bottom w:w="80" w:type="dxa"/>
-              <w:left w:w="120" w:type="dxa"/>
-              <w:right w:w="120" w:type="dxa"/>
-            </w:tcMar>
-            <w:vAlign w:val="center"/>
-          </w:tcPr>
-          <w:p>
-            <w:pPr>
-              <w:spacing w:after="0"/>
-            </w:pPr>
-            <w:r>
-              <w:rPr>
-                <w:color w:val="282C34"/>
-                <w:sz w:val="18"/>
-              </w:rPr>
-              <w:t xml:space="preserve">Sinusoidal AC waveform riding on </w:t>
-            </w:r>
-            <w:r>
-              <w:rPr>
-                <w:i/>
-                <w:color w:val="145AA0"/>
-                <w:sz w:val="18"/>
-              </w:rPr>
-              <w:t>V_{OUT</w:t>
-            </w:r>
-            <w:r>
-              <w:rPr>
-                <w:color w:val="282C34"/>
-                <w:sz w:val="18"/>
-              </w:rPr>
-              <w:t xml:space="preserve"> with peak-to-peak amplitude from </w:t>
-            </w:r>
-            <w:r>
-              <w:rPr>
-                <w:i/>
-                <w:color w:val="145AA0"/>
-                <w:sz w:val="18"/>
-              </w:rPr>
-              <w:t>50\,mV</w:t>
-            </w:r>
-            <w:r>
-              <w:rPr>
-                <w:color w:val="282C34"/>
-                <w:sz w:val="18"/>
-              </w:rPr>
-              <w:t xml:space="preserve"> to </w:t>
-            </w:r>
-            <w:r>
-              <w:rPr>
-                <w:i/>
-                <w:color w:val="145AA0"/>
-                <w:sz w:val="18"/>
-              </w:rPr>
-              <w:t>&gt; 1\,V</w:t>
-            </w:r>
-            <w:r>
-              <w:rPr>
-                <w:color w:val="282C34"/>
-                <w:sz w:val="18"/>
-              </w:rPr>
-              <w:t>.</w:t>
-            </w:r>
-          </w:p>
-        </w:tc>
-        <w:tc>
-          <w:tcPr>
-            <w:tcW w:type="dxa" w:w="2448"/>
-            <w:tcMar>
-              <w:top w:w="80" w:type="dxa"/>
-              <w:bottom w:w="80" w:type="dxa"/>
-              <w:left w:w="120" w:type="dxa"/>
-              <w:right w:w="120" w:type="dxa"/>
-            </w:tcMar>
-            <w:vAlign w:val="center"/>
-          </w:tcPr>
-          <w:p>
-            <w:pPr>
-              <w:spacing w:after="0"/>
-            </w:pPr>
-            <w:r>
-              <w:rPr>
-                <w:b/>
-                <w:color w:val="282C34"/>
-                <w:sz w:val="18"/>
-              </w:rPr>
-              <w:t>Capacitor ESR outside the stability tunnel</w:t>
-            </w:r>
-            <w:r>
-              <w:rPr>
-                <w:color w:val="282C34"/>
-                <w:sz w:val="18"/>
-              </w:rPr>
-              <w:t xml:space="preserve"> (typically using an ultra-low ESR MLCC on an older PMOS LDO requiring ESR).</w:t>
-            </w:r>
-          </w:p>
-        </w:tc>
-        <w:tc>
-          <w:tcPr>
-            <w:tcW w:type="dxa" w:w="2448"/>
-            <w:tcMar>
-              <w:top w:w="80" w:type="dxa"/>
-              <w:bottom w:w="80" w:type="dxa"/>
-              <w:left w:w="120" w:type="dxa"/>
-              <w:right w:w="120" w:type="dxa"/>
-            </w:tcMar>
-            <w:vAlign w:val="center"/>
-          </w:tcPr>
-          <w:p>
-            <w:pPr>
-              <w:spacing w:after="0"/>
-            </w:pPr>
-            <w:r>
-              <w:rPr>
-                <w:color w:val="282C34"/>
-                <w:sz w:val="18"/>
-              </w:rPr>
-              <w:t xml:space="preserve">Check LDO datasheet stability curve. Insert a </w:t>
-            </w:r>
-            <w:r>
-              <w:rPr>
-                <w:i/>
-                <w:color w:val="145AA0"/>
-                <w:sz w:val="18"/>
-              </w:rPr>
-              <w:t>0.5\,\Omega \dots 1.0\,\Omega</w:t>
-            </w:r>
-            <w:r>
-              <w:rPr>
-                <w:color w:val="282C34"/>
-                <w:sz w:val="18"/>
-              </w:rPr>
-              <w:t xml:space="preserve"> series carbon resistor in series with </w:t>
-            </w:r>
-            <w:r>
-              <w:rPr>
-                <w:i/>
-                <w:color w:val="145AA0"/>
-                <w:sz w:val="18"/>
-              </w:rPr>
-              <w:t>C_{OUT</w:t>
-            </w:r>
-            <w:r>
-              <w:rPr>
-                <w:color w:val="282C34"/>
-                <w:sz w:val="18"/>
-              </w:rPr>
-              <w:t xml:space="preserve"> to test. Add feedforward capacitor </w:t>
-            </w:r>
-            <w:r>
-              <w:rPr>
-                <w:i/>
-                <w:color w:val="145AA0"/>
-                <w:sz w:val="18"/>
-              </w:rPr>
-              <w:t>C_{FF</w:t>
-            </w:r>
-            <w:r>
-              <w:rPr>
-                <w:color w:val="282C34"/>
-                <w:sz w:val="18"/>
-              </w:rPr>
-              <w:t xml:space="preserve"> across </w:t>
-            </w:r>
-            <w:r>
-              <w:rPr>
-                <w:i/>
-                <w:color w:val="145AA0"/>
-                <w:sz w:val="18"/>
-              </w:rPr>
-              <w:t>R_1</w:t>
-            </w:r>
-            <w:r>
-              <w:rPr>
-                <w:color w:val="282C34"/>
-                <w:sz w:val="18"/>
-              </w:rPr>
-              <w:t>, or replace with a modern MLCC-stable LDO.</w:t>
-            </w:r>
-          </w:p>
-        </w:tc>
-      </w:tr>
-      <w:tr>
-        <w:tc>
-          <w:tcPr>
-            <w:tcW w:type="dxa" w:w="2448"/>
-            <w:shd w:fill="F4F7F9"/>
-            <w:tcMar>
-              <w:top w:w="80" w:type="dxa"/>
-              <w:bottom w:w="80" w:type="dxa"/>
-              <w:left w:w="120" w:type="dxa"/>
-              <w:right w:w="120" w:type="dxa"/>
-            </w:tcMar>
-            <w:vAlign w:val="center"/>
-          </w:tcPr>
-          <w:p>
-            <w:pPr>
-              <w:spacing w:after="0"/>
-            </w:pPr>
-            <w:r>
-              <w:rPr>
-                <w:b/>
-                <w:color w:val="282C34"/>
-                <w:sz w:val="18"/>
-              </w:rPr>
-              <w:t>Output voltage sags below nominal target under heavy load.</w:t>
-            </w:r>
-          </w:p>
-        </w:tc>
-        <w:tc>
-          <w:tcPr>
-            <w:tcW w:type="dxa" w:w="2448"/>
-            <w:shd w:fill="F4F7F9"/>
-            <w:tcMar>
-              <w:top w:w="80" w:type="dxa"/>
-              <w:bottom w:w="80" w:type="dxa"/>
-              <w:left w:w="120" w:type="dxa"/>
-              <w:right w:w="120" w:type="dxa"/>
-            </w:tcMar>
-            <w:vAlign w:val="center"/>
-          </w:tcPr>
-          <w:p>
-            <w:pPr>
-              <w:spacing w:after="0"/>
-            </w:pPr>
-            <w:r>
-              <w:rPr>
-                <w:i/>
-                <w:color w:val="145AA0"/>
-                <w:sz w:val="18"/>
-              </w:rPr>
-              <w:t>V_{OUT</w:t>
-            </w:r>
-            <w:r>
-              <w:rPr>
-                <w:color w:val="282C34"/>
-                <w:sz w:val="18"/>
-              </w:rPr>
-              <w:t xml:space="preserve"> drops proportionally to </w:t>
-            </w:r>
-            <w:r>
-              <w:rPr>
-                <w:i/>
-                <w:color w:val="145AA0"/>
-                <w:sz w:val="18"/>
-              </w:rPr>
-              <w:t>I_{LOAD</w:t>
-            </w:r>
-            <w:r>
-              <w:rPr>
-                <w:color w:val="282C34"/>
-                <w:sz w:val="18"/>
-              </w:rPr>
-              <w:t>; DC level is stable but low.</w:t>
-            </w:r>
-          </w:p>
-        </w:tc>
-        <w:tc>
-          <w:tcPr>
-            <w:tcW w:type="dxa" w:w="2448"/>
-            <w:shd w:fill="F4F7F9"/>
-            <w:tcMar>
-              <w:top w:w="80" w:type="dxa"/>
-              <w:bottom w:w="80" w:type="dxa"/>
-              <w:left w:w="120" w:type="dxa"/>
-              <w:right w:w="120" w:type="dxa"/>
-            </w:tcMar>
-            <w:vAlign w:val="center"/>
-          </w:tcPr>
-          <w:p>
-            <w:pPr>
-              <w:spacing w:after="0"/>
-            </w:pPr>
-            <w:r>
-              <w:rPr>
-                <w:b/>
-                <w:color w:val="282C34"/>
-                <w:sz w:val="18"/>
-              </w:rPr>
-              <w:t>Input voltage violation ($V_{IN} - V_{OUT} &lt; V_{DO}$)</w:t>
-            </w:r>
-            <w:r>
-              <w:rPr>
-                <w:color w:val="282C34"/>
-                <w:sz w:val="18"/>
-              </w:rPr>
-              <w:t>: The LDO has dropped out of regulation into its ohmic triode region.</w:t>
-            </w:r>
-          </w:p>
-        </w:tc>
-        <w:tc>
-          <w:tcPr>
-            <w:tcW w:type="dxa" w:w="2448"/>
-            <w:shd w:fill="F4F7F9"/>
-            <w:tcMar>
-              <w:top w:w="80" w:type="dxa"/>
-              <w:bottom w:w="80" w:type="dxa"/>
-              <w:left w:w="120" w:type="dxa"/>
-              <w:right w:w="120" w:type="dxa"/>
-            </w:tcMar>
-            <w:vAlign w:val="center"/>
-          </w:tcPr>
-          <w:p>
-            <w:pPr>
-              <w:spacing w:after="0"/>
-            </w:pPr>
-            <w:r>
-              <w:rPr>
-                <w:color w:val="282C34"/>
-                <w:sz w:val="18"/>
-              </w:rPr>
-              <w:t xml:space="preserve">Measure input voltage with an oscilloscope probe right at the IC's </w:t>
-            </w:r>
-            <w:r>
-              <w:rPr>
-                <w:i/>
-                <w:color w:val="145AA0"/>
-                <w:sz w:val="18"/>
-              </w:rPr>
-              <w:t>V_{IN</w:t>
-            </w:r>
-            <w:r>
-              <w:rPr>
-                <w:color w:val="282C34"/>
-                <w:sz w:val="18"/>
-              </w:rPr>
-              <w:t xml:space="preserve"> pin. Check for voltage drops across input wiring, PCB traces, or upstream filter ferrites.</w:t>
-            </w:r>
-          </w:p>
-        </w:tc>
-      </w:tr>
-      <w:tr>
-        <w:tc>
-          <w:tcPr>
-            <w:tcW w:type="dxa" w:w="2448"/>
-            <w:tcMar>
-              <w:top w:w="80" w:type="dxa"/>
-              <w:bottom w:w="80" w:type="dxa"/>
-              <w:left w:w="120" w:type="dxa"/>
-              <w:right w:w="120" w:type="dxa"/>
-            </w:tcMar>
-            <w:vAlign w:val="center"/>
-          </w:tcPr>
-          <w:p>
-            <w:pPr>
-              <w:spacing w:after="0"/>
-            </w:pPr>
-            <w:r>
-              <w:rPr>
-                <w:b/>
-                <w:color w:val="282C34"/>
-                <w:sz w:val="18"/>
-              </w:rPr>
-              <w:t>LDO operates for a few seconds, shuts off, cools down, and turns back on repeatedly.</w:t>
-            </w:r>
-          </w:p>
-        </w:tc>
-        <w:tc>
-          <w:tcPr>
-            <w:tcW w:type="dxa" w:w="2448"/>
-            <w:tcMar>
-              <w:top w:w="80" w:type="dxa"/>
-              <w:bottom w:w="80" w:type="dxa"/>
-              <w:left w:w="120" w:type="dxa"/>
-              <w:right w:w="120" w:type="dxa"/>
-            </w:tcMar>
-            <w:vAlign w:val="center"/>
-          </w:tcPr>
-          <w:p>
-            <w:pPr>
-              <w:spacing w:after="0"/>
-            </w:pPr>
-            <w:r>
-              <w:rPr>
-                <w:color w:val="282C34"/>
-                <w:sz w:val="18"/>
-              </w:rPr>
-              <w:t xml:space="preserve">Sawtooth thermal cycling on </w:t>
-            </w:r>
-            <w:r>
-              <w:rPr>
-                <w:i/>
-                <w:color w:val="145AA0"/>
-                <w:sz w:val="18"/>
-              </w:rPr>
-              <w:t>V_{OUT</w:t>
-            </w:r>
-            <w:r>
-              <w:rPr>
-                <w:color w:val="282C34"/>
-                <w:sz w:val="18"/>
-              </w:rPr>
-              <w:t>; IC package becomes scalding hot (</w:t>
-            </w:r>
-            <w:r>
-              <w:rPr>
-                <w:i/>
-                <w:color w:val="145AA0"/>
-                <w:sz w:val="18"/>
-              </w:rPr>
-              <w:t>&gt; 130^\circC</w:t>
-            </w:r>
-            <w:r>
-              <w:rPr>
-                <w:color w:val="282C34"/>
-                <w:sz w:val="18"/>
-              </w:rPr>
-              <w:t>).</w:t>
-            </w:r>
-          </w:p>
-        </w:tc>
-        <w:tc>
-          <w:tcPr>
-            <w:tcW w:type="dxa" w:w="2448"/>
-            <w:tcMar>
-              <w:top w:w="80" w:type="dxa"/>
-              <w:bottom w:w="80" w:type="dxa"/>
-              <w:left w:w="120" w:type="dxa"/>
-              <w:right w:w="120" w:type="dxa"/>
-            </w:tcMar>
-            <w:vAlign w:val="center"/>
-          </w:tcPr>
-          <w:p>
-            <w:pPr>
-              <w:spacing w:after="0"/>
-            </w:pPr>
-            <w:r>
-              <w:rPr>
-                <w:b/>
-                <w:color w:val="282C34"/>
-                <w:sz w:val="18"/>
-              </w:rPr>
-              <w:t>Thermal overload shutdown</w:t>
-            </w:r>
-            <w:r>
-              <w:rPr>
-                <w:color w:val="282C34"/>
-                <w:sz w:val="18"/>
-              </w:rPr>
-              <w:t>: Package power dissipation exceeds PCB heat dissipation capability (</w:t>
-            </w:r>
-            <w:r>
-              <w:rPr>
-                <w:i/>
-                <w:color w:val="145AA0"/>
-                <w:sz w:val="18"/>
-              </w:rPr>
-              <w:t>P_D × \theta_{JA</w:t>
-            </w:r>
-            <w:r>
-              <w:rPr>
-                <w:color w:val="282C34"/>
-                <w:sz w:val="18"/>
-              </w:rPr>
-              <w:t>).</w:t>
-            </w:r>
-          </w:p>
-        </w:tc>
-        <w:tc>
-          <w:tcPr>
-            <w:tcW w:type="dxa" w:w="2448"/>
-            <w:tcMar>
-              <w:top w:w="80" w:type="dxa"/>
-              <w:bottom w:w="80" w:type="dxa"/>
-              <w:left w:w="120" w:type="dxa"/>
-              <w:right w:w="120" w:type="dxa"/>
-            </w:tcMar>
-            <w:vAlign w:val="center"/>
-          </w:tcPr>
-          <w:p>
-            <w:pPr>
-              <w:spacing w:after="0"/>
-            </w:pPr>
-            <w:r>
-              <w:rPr>
-                <w:color w:val="282C34"/>
-                <w:sz w:val="18"/>
-              </w:rPr>
-              <w:t xml:space="preserve">Calculate </w:t>
-            </w:r>
-            <w:r>
-              <w:rPr>
-                <w:i/>
-                <w:color w:val="145AA0"/>
-                <w:sz w:val="18"/>
-              </w:rPr>
-              <w:t>P_D = (V_{IN - V_{OUT) × I_{LOAD</w:t>
-            </w:r>
-            <w:r>
-              <w:rPr>
-                <w:color w:val="282C34"/>
-                <w:sz w:val="18"/>
-              </w:rPr>
-              <w:t xml:space="preserve">. Reduce </w:t>
-            </w:r>
-            <w:r>
-              <w:rPr>
-                <w:i/>
-                <w:color w:val="145AA0"/>
-                <w:sz w:val="18"/>
-              </w:rPr>
-              <w:t>V_{IN</w:t>
-            </w:r>
-            <w:r>
-              <w:rPr>
-                <w:color w:val="282C34"/>
-                <w:sz w:val="18"/>
-              </w:rPr>
-              <w:t xml:space="preserve"> headroom, increase PCB copper thermal pad area, add a heatsink, or pre-drop voltage with a switching buck converter.</w:t>
-            </w:r>
-          </w:p>
-        </w:tc>
-      </w:tr>
-      <w:tr>
-        <w:tc>
-          <w:tcPr>
-            <w:tcW w:type="dxa" w:w="2448"/>
-            <w:shd w:fill="F4F7F9"/>
-            <w:tcMar>
-              <w:top w:w="80" w:type="dxa"/>
-              <w:bottom w:w="80" w:type="dxa"/>
-              <w:left w:w="120" w:type="dxa"/>
-              <w:right w:w="120" w:type="dxa"/>
-            </w:tcMar>
-            <w:vAlign w:val="center"/>
-          </w:tcPr>
-          <w:p>
-            <w:pPr>
-              <w:spacing w:after="0"/>
-            </w:pPr>
-            <w:r>
-              <w:rPr>
-                <w:b/>
-                <w:color w:val="282C34"/>
-                <w:sz w:val="18"/>
-              </w:rPr>
-              <w:t>LDO is destroyed immediately upon powering down the system.</w:t>
-            </w:r>
-          </w:p>
-        </w:tc>
-        <w:tc>
-          <w:tcPr>
-            <w:tcW w:type="dxa" w:w="2448"/>
-            <w:shd w:fill="F4F7F9"/>
-            <w:tcMar>
-              <w:top w:w="80" w:type="dxa"/>
-              <w:bottom w:w="80" w:type="dxa"/>
-              <w:left w:w="120" w:type="dxa"/>
-              <w:right w:w="120" w:type="dxa"/>
-            </w:tcMar>
-            <w:vAlign w:val="center"/>
-          </w:tcPr>
-          <w:p>
-            <w:pPr>
-              <w:spacing w:after="0"/>
-            </w:pPr>
-            <w:r>
-              <w:rPr>
-                <w:color w:val="282C34"/>
-                <w:sz w:val="18"/>
-              </w:rPr>
-              <w:t xml:space="preserve">Short circuit between </w:t>
-            </w:r>
-            <w:r>
-              <w:rPr>
-                <w:i/>
-                <w:color w:val="145AA0"/>
-                <w:sz w:val="18"/>
-              </w:rPr>
-              <w:t>V_{IN</w:t>
-            </w:r>
-            <w:r>
-              <w:rPr>
-                <w:color w:val="282C34"/>
-                <w:sz w:val="18"/>
-              </w:rPr>
-              <w:t xml:space="preserve"> and </w:t>
-            </w:r>
-            <w:r>
-              <w:rPr>
-                <w:i/>
-                <w:color w:val="145AA0"/>
-                <w:sz w:val="18"/>
-              </w:rPr>
-              <w:t>V_{OUT</w:t>
-            </w:r>
-            <w:r>
-              <w:rPr>
-                <w:color w:val="282C34"/>
-                <w:sz w:val="18"/>
-              </w:rPr>
-              <w:t xml:space="preserve"> or between </w:t>
-            </w:r>
-            <w:r>
-              <w:rPr>
-                <w:i/>
-                <w:color w:val="145AA0"/>
-                <w:sz w:val="18"/>
-              </w:rPr>
-              <w:t>V_{IN</w:t>
-            </w:r>
-            <w:r>
-              <w:rPr>
-                <w:color w:val="282C34"/>
-                <w:sz w:val="18"/>
-              </w:rPr>
-              <w:t xml:space="preserve"> and GND; silicon crater on die.</w:t>
-            </w:r>
-          </w:p>
-        </w:tc>
-        <w:tc>
-          <w:tcPr>
-            <w:tcW w:type="dxa" w:w="2448"/>
-            <w:shd w:fill="F4F7F9"/>
-            <w:tcMar>
-              <w:top w:w="80" w:type="dxa"/>
-              <w:bottom w:w="80" w:type="dxa"/>
-              <w:left w:w="120" w:type="dxa"/>
-              <w:right w:w="120" w:type="dxa"/>
-            </w:tcMar>
-            <w:vAlign w:val="center"/>
-          </w:tcPr>
-          <w:p>
-            <w:pPr>
-              <w:spacing w:after="0"/>
-            </w:pPr>
-            <w:r>
-              <w:rPr>
-                <w:b/>
-                <w:color w:val="282C34"/>
-                <w:sz w:val="18"/>
-              </w:rPr>
-              <w:t>Reverse current conduction</w:t>
-            </w:r>
-            <w:r>
-              <w:rPr>
-                <w:color w:val="282C34"/>
-                <w:sz w:val="18"/>
-              </w:rPr>
-              <w:t xml:space="preserve">: Large </w:t>
-            </w:r>
-            <w:r>
-              <w:rPr>
-                <w:i/>
-                <w:color w:val="145AA0"/>
-                <w:sz w:val="18"/>
-              </w:rPr>
-              <w:t>C_{OUT</w:t>
-            </w:r>
-            <w:r>
-              <w:rPr>
-                <w:color w:val="282C34"/>
-                <w:sz w:val="18"/>
-              </w:rPr>
-              <w:t xml:space="preserve"> discharged backwards through the PMOS parasitic body diode into an unpowered input.</w:t>
-            </w:r>
-          </w:p>
-        </w:tc>
-        <w:tc>
-          <w:tcPr>
-            <w:tcW w:type="dxa" w:w="2448"/>
-            <w:shd w:fill="F4F7F9"/>
-            <w:tcMar>
-              <w:top w:w="80" w:type="dxa"/>
-              <w:bottom w:w="80" w:type="dxa"/>
-              <w:left w:w="120" w:type="dxa"/>
-              <w:right w:w="120" w:type="dxa"/>
-            </w:tcMar>
-            <w:vAlign w:val="center"/>
-          </w:tcPr>
-          <w:p>
-            <w:pPr>
-              <w:spacing w:after="0"/>
-            </w:pPr>
-            <w:r>
-              <w:rPr>
-                <w:color w:val="282C34"/>
-                <w:sz w:val="18"/>
-              </w:rPr>
-              <w:t xml:space="preserve">Install an external low-drop Schottky diode (e.g. </w:t>
-            </w:r>
-            <w:r>
-              <w:rPr>
-                <w:rFonts w:ascii="Consolas" w:hAnsi="Consolas"/>
-                <w:color w:val="B4283C"/>
-                <w:sz w:val="16"/>
-              </w:rPr>
-              <w:t>MBR0520</w:t>
-            </w:r>
-            <w:r>
-              <w:rPr>
-                <w:color w:val="282C34"/>
-                <w:sz w:val="18"/>
-              </w:rPr>
-              <w:t xml:space="preserve">) with Anode on </w:t>
-            </w:r>
-            <w:r>
-              <w:rPr>
-                <w:i/>
-                <w:color w:val="145AA0"/>
-                <w:sz w:val="18"/>
-              </w:rPr>
-              <w:t>V_{OUT</w:t>
-            </w:r>
-            <w:r>
-              <w:rPr>
-                <w:color w:val="282C34"/>
-                <w:sz w:val="18"/>
-              </w:rPr>
-              <w:t xml:space="preserve"> and Cathode on </w:t>
-            </w:r>
-            <w:r>
-              <w:rPr>
-                <w:i/>
-                <w:color w:val="145AA0"/>
-                <w:sz w:val="18"/>
-              </w:rPr>
-              <w:t>V_{IN</w:t>
-            </w:r>
-            <w:r>
-              <w:rPr>
-                <w:color w:val="282C34"/>
-                <w:sz w:val="18"/>
-              </w:rPr>
-              <w:t xml:space="preserve"> to bypass reverse current, or select an LDO with internal reverse-current blocking.</w:t>
-            </w:r>
-          </w:p>
-        </w:tc>
-      </w:tr>
-      <w:tr>
-        <w:tc>
-          <w:tcPr>
-            <w:tcW w:type="dxa" w:w="2448"/>
-            <w:tcMar>
-              <w:top w:w="80" w:type="dxa"/>
-              <w:bottom w:w="80" w:type="dxa"/>
-              <w:left w:w="120" w:type="dxa"/>
-              <w:right w:w="120" w:type="dxa"/>
-            </w:tcMar>
-            <w:vAlign w:val="center"/>
-          </w:tcPr>
-          <w:p>
-            <w:pPr>
-              <w:spacing w:after="0"/>
-            </w:pPr>
-            <w:r>
-              <w:rPr>
-                <w:b/>
-                <w:color w:val="282C34"/>
-                <w:sz w:val="18"/>
-              </w:rPr>
-              <w:t>Excessive output ripple and noise matching upstream switching frequency.</w:t>
-            </w:r>
-          </w:p>
-        </w:tc>
-        <w:tc>
-          <w:tcPr>
-            <w:tcW w:type="dxa" w:w="2448"/>
-            <w:tcMar>
-              <w:top w:w="80" w:type="dxa"/>
-              <w:bottom w:w="80" w:type="dxa"/>
-              <w:left w:w="120" w:type="dxa"/>
-              <w:right w:w="120" w:type="dxa"/>
-            </w:tcMar>
-            <w:vAlign w:val="center"/>
-          </w:tcPr>
-          <w:p>
-            <w:pPr>
-              <w:spacing w:after="0"/>
-            </w:pPr>
-            <w:r>
-              <w:rPr>
-                <w:color w:val="282C34"/>
-                <w:sz w:val="18"/>
-              </w:rPr>
-              <w:t>High-frequency triangular or sinusoidal ripple (</w:t>
-            </w:r>
-            <w:r>
-              <w:rPr>
-                <w:i/>
-                <w:color w:val="145AA0"/>
-                <w:sz w:val="18"/>
-              </w:rPr>
-              <w:t>500\,kHz \dots 2\,MHz</w:t>
-            </w:r>
-            <w:r>
-              <w:rPr>
-                <w:color w:val="282C34"/>
-                <w:sz w:val="18"/>
-              </w:rPr>
-              <w:t xml:space="preserve">) passing through to </w:t>
-            </w:r>
-            <w:r>
-              <w:rPr>
-                <w:i/>
-                <w:color w:val="145AA0"/>
-                <w:sz w:val="18"/>
-              </w:rPr>
-              <w:t>V_{OUT</w:t>
-            </w:r>
-            <w:r>
-              <w:rPr>
-                <w:color w:val="282C34"/>
-                <w:sz w:val="18"/>
-              </w:rPr>
-              <w:t>.</w:t>
-            </w:r>
-          </w:p>
-        </w:tc>
-        <w:tc>
-          <w:tcPr>
-            <w:tcW w:type="dxa" w:w="2448"/>
-            <w:tcMar>
-              <w:top w:w="80" w:type="dxa"/>
-              <w:bottom w:w="80" w:type="dxa"/>
-              <w:left w:w="120" w:type="dxa"/>
-              <w:right w:w="120" w:type="dxa"/>
-            </w:tcMar>
-            <w:vAlign w:val="center"/>
-          </w:tcPr>
-          <w:p>
-            <w:pPr>
-              <w:spacing w:after="0"/>
-            </w:pPr>
-            <w:r>
-              <w:rPr>
-                <w:b/>
-                <w:color w:val="282C34"/>
-                <w:sz w:val="18"/>
-              </w:rPr>
-              <w:t>Poor high-frequency PSRR</w:t>
-            </w:r>
-            <w:r>
-              <w:rPr>
-                <w:color w:val="282C34"/>
-                <w:sz w:val="18"/>
-              </w:rPr>
-              <w:t xml:space="preserve"> of the LDO, or capacitive noise coupling through feedback resistors.</w:t>
-            </w:r>
-          </w:p>
-        </w:tc>
-        <w:tc>
-          <w:tcPr>
-            <w:tcW w:type="dxa" w:w="2448"/>
-            <w:tcMar>
-              <w:top w:w="80" w:type="dxa"/>
-              <w:bottom w:w="80" w:type="dxa"/>
-              <w:left w:w="120" w:type="dxa"/>
-              <w:right w:w="120" w:type="dxa"/>
-            </w:tcMar>
-            <w:vAlign w:val="center"/>
-          </w:tcPr>
-          <w:p>
-            <w:pPr>
-              <w:spacing w:after="0"/>
-            </w:pPr>
-            <w:r>
-              <w:rPr>
-                <w:color w:val="282C34"/>
-                <w:sz w:val="18"/>
-              </w:rPr>
-              <w:t>Add a Noise Reduction capacitor (</w:t>
-            </w:r>
-            <w:r>
-              <w:rPr>
-                <w:i/>
-                <w:color w:val="145AA0"/>
-                <w:sz w:val="18"/>
-              </w:rPr>
-              <w:t>C_{NR</w:t>
-            </w:r>
-            <w:r>
-              <w:rPr>
-                <w:color w:val="282C34"/>
-                <w:sz w:val="18"/>
-              </w:rPr>
-              <w:t>) on the bandgap pin. Add a feedforward capacitor (</w:t>
-            </w:r>
-            <w:r>
-              <w:rPr>
-                <w:i/>
-                <w:color w:val="145AA0"/>
-                <w:sz w:val="18"/>
-              </w:rPr>
-              <w:t>C_{FF</w:t>
-            </w:r>
-            <w:r>
-              <w:rPr>
-                <w:color w:val="282C34"/>
-                <w:sz w:val="18"/>
-              </w:rPr>
-              <w:t>). Ensure feedback traces are kept short and shielded away from switching inductors.</w:t>
             </w:r>
           </w:p>
         </w:tc>
       </w:tr>
     </w:tbl>
     <w:p/>
+    <w:p>
+      <w:pPr>
+        <w:spacing w:after="80"/>
+      </w:pPr>
+      <w:r>
+        <w:rPr>
+          <w:color w:val="282C34"/>
+          <w:sz w:val="21"/>
+        </w:rPr>
+        <w:t>θ_JA = θ_JC + θ_CS + θ_SA</w:t>
+      </w:r>
+    </w:p>
+    <w:tbl>
+      <w:tblPr>
+        <w:tblW w:type="auto" w:w="0"/>
+        <w:jc w:val="center"/>
+        <w:tblLook w:firstColumn="1" w:firstRow="1" w:lastColumn="0" w:lastRow="0" w:noHBand="0" w:noVBand="1" w:val="04A0"/>
+      </w:tblPr>
+      <w:tblGrid>
+        <w:gridCol w:w="9792"/>
+      </w:tblGrid>
+      <w:tr>
+        <w:tc>
+          <w:tcPr>
+            <w:tcW w:type="dxa" w:w="9792"/>
+            <w:shd w:fill="F5F6F8"/>
+            <w:tcMar>
+              <w:top w:w="80" w:type="dxa"/>
+              <w:bottom w:w="80" w:type="dxa"/>
+              <w:left w:w="140" w:type="dxa"/>
+              <w:right w:w="140" w:type="dxa"/>
+            </w:tcMar>
+            <w:tcBorders>
+              <w:left w:val="single" w:sz="18" w:space="0" w:color="CBD5E0"/>
+              <w:top w:val="none"/>
+              <w:right w:val="none"/>
+              <w:bottom w:val="none"/>
+            </w:tcBorders>
+          </w:tcPr>
+          <w:p>
+            <w:pPr>
+              <w:spacing w:line="240" w:lineRule="auto" w:after="0"/>
+            </w:pPr>
+            <w:r>
+              <w:rPr>
+                <w:rFonts w:ascii="Consolas" w:hAnsi="Consolas"/>
+                <w:color w:val="2D3748"/>
+                <w:sz w:val="18"/>
+              </w:rPr>
+              <w:br/>
+              <w:t>---</w:t>
+              <w:br/>
+              <w:br/>
+              <w:t>### 2.1 Worked Numerical Example: Thermal Verification</w:t>
+              <w:br/>
+              <w:br/>
+              <w:t>**Operating Conditions**:</w:t>
+              <w:br/>
+              <w:t>- V_IN = 5.0 V</w:t>
+              <w:br/>
+              <w:t>- V_OUT = 3.3 V</w:t>
+              <w:br/>
+              <w:t>- I_LOAD = 800 mA (0.8 A)</w:t>
+              <w:br/>
+              <w:t>- Ambient Temperature: T_A = 50°C</w:t>
+              <w:br/>
+              <w:t>- LDO Package: **SOT-223** with standard PCB layout (θ_JA = 65°C/W).</w:t>
+              <w:br/>
+              <w:br/>
+              <w:t>1. Calculate Power Dissipation:</w:t>
+            </w:r>
+          </w:p>
+        </w:tc>
+      </w:tr>
+    </w:tbl>
+    <w:p/>
+    <w:p>
+      <w:pPr>
+        <w:spacing w:after="80"/>
+      </w:pPr>
+      <w:r>
+        <w:rPr>
+          <w:color w:val="282C34"/>
+          <w:sz w:val="21"/>
+        </w:rPr>
+        <w:t xml:space="preserve">P_D ≈ (5.0 V - 3.3 V) </w:t>
+      </w:r>
+      <w:r>
+        <w:rPr>
+          <w:i/>
+          <w:color w:val="282C34"/>
+          <w:sz w:val="21"/>
+        </w:rPr>
+        <w:t xml:space="preserve"> 0.8 A = 1.7 V </w:t>
+      </w:r>
+      <w:r>
+        <w:rPr>
+          <w:color w:val="282C34"/>
+          <w:sz w:val="21"/>
+        </w:rPr>
+        <w:t xml:space="preserve"> 0.8 A = 1.36 W</w:t>
+      </w:r>
+    </w:p>
+    <w:tbl>
+      <w:tblPr>
+        <w:tblW w:type="auto" w:w="0"/>
+        <w:jc w:val="center"/>
+        <w:tblLook w:firstColumn="1" w:firstRow="1" w:lastColumn="0" w:lastRow="0" w:noHBand="0" w:noVBand="1" w:val="04A0"/>
+      </w:tblPr>
+      <w:tblGrid>
+        <w:gridCol w:w="9792"/>
+      </w:tblGrid>
+      <w:tr>
+        <w:tc>
+          <w:tcPr>
+            <w:tcW w:type="dxa" w:w="9792"/>
+            <w:shd w:fill="F5F6F8"/>
+            <w:tcMar>
+              <w:top w:w="80" w:type="dxa"/>
+              <w:bottom w:w="80" w:type="dxa"/>
+              <w:left w:w="140" w:type="dxa"/>
+              <w:right w:w="140" w:type="dxa"/>
+            </w:tcMar>
+            <w:tcBorders>
+              <w:left w:val="single" w:sz="18" w:space="0" w:color="CBD5E0"/>
+              <w:top w:val="none"/>
+              <w:right w:val="none"/>
+              <w:bottom w:val="none"/>
+            </w:tcBorders>
+          </w:tcPr>
+          <w:p>
+            <w:pPr>
+              <w:spacing w:line="240" w:lineRule="auto" w:after="0"/>
+            </w:pPr>
+            <w:r>
+              <w:rPr>
+                <w:rFonts w:ascii="Consolas" w:hAnsi="Consolas"/>
+                <w:color w:val="2D3748"/>
+                <w:sz w:val="18"/>
+              </w:rPr>
+              <w:t>2. Calculate Temperature Rise (Δ T):</w:t>
+            </w:r>
+          </w:p>
+        </w:tc>
+      </w:tr>
+    </w:tbl>
+    <w:p/>
+    <w:p>
+      <w:pPr>
+        <w:spacing w:after="80"/>
+      </w:pPr>
+      <w:r>
+        <w:rPr>
+          <w:color w:val="282C34"/>
+          <w:sz w:val="21"/>
+        </w:rPr>
+        <w:t>Δ T = 1.36 W * 65°C/W = 88.4°C</w:t>
+      </w:r>
+    </w:p>
+    <w:tbl>
+      <w:tblPr>
+        <w:tblW w:type="auto" w:w="0"/>
+        <w:jc w:val="center"/>
+        <w:tblLook w:firstColumn="1" w:firstRow="1" w:lastColumn="0" w:lastRow="0" w:noHBand="0" w:noVBand="1" w:val="04A0"/>
+      </w:tblPr>
+      <w:tblGrid>
+        <w:gridCol w:w="9792"/>
+      </w:tblGrid>
+      <w:tr>
+        <w:tc>
+          <w:tcPr>
+            <w:tcW w:type="dxa" w:w="9792"/>
+            <w:shd w:fill="F5F6F8"/>
+            <w:tcMar>
+              <w:top w:w="80" w:type="dxa"/>
+              <w:bottom w:w="80" w:type="dxa"/>
+              <w:left w:w="140" w:type="dxa"/>
+              <w:right w:w="140" w:type="dxa"/>
+            </w:tcMar>
+            <w:tcBorders>
+              <w:left w:val="single" w:sz="18" w:space="0" w:color="CBD5E0"/>
+              <w:top w:val="none"/>
+              <w:right w:val="none"/>
+              <w:bottom w:val="none"/>
+            </w:tcBorders>
+          </w:tcPr>
+          <w:p>
+            <w:pPr>
+              <w:spacing w:line="240" w:lineRule="auto" w:after="0"/>
+            </w:pPr>
+            <w:r>
+              <w:rPr>
+                <w:rFonts w:ascii="Consolas" w:hAnsi="Consolas"/>
+                <w:color w:val="2D3748"/>
+                <w:sz w:val="18"/>
+              </w:rPr>
+              <w:t>3. Calculate Junction Temperature (T_J):</w:t>
+            </w:r>
+          </w:p>
+        </w:tc>
+      </w:tr>
+    </w:tbl>
+    <w:p/>
+    <w:p>
+      <w:pPr>
+        <w:spacing w:after="80"/>
+      </w:pPr>
+      <w:r>
+        <w:rPr>
+          <w:color w:val="282C34"/>
+          <w:sz w:val="21"/>
+        </w:rPr>
+        <w:t>T_J = T_A + Δ T = 50°C + 88.4°C = 138.4°C</w:t>
+      </w:r>
+    </w:p>
+    <w:tbl>
+      <w:tblPr>
+        <w:tblW w:type="auto" w:w="0"/>
+        <w:jc w:val="center"/>
+        <w:tblLook w:firstColumn="1" w:firstRow="1" w:lastColumn="0" w:lastRow="0" w:noHBand="0" w:noVBand="1" w:val="04A0"/>
+      </w:tblPr>
+      <w:tblGrid>
+        <w:gridCol w:w="9792"/>
+      </w:tblGrid>
+      <w:tr>
+        <w:tc>
+          <w:tcPr>
+            <w:tcW w:type="dxa" w:w="9792"/>
+            <w:shd w:fill="F5F6F8"/>
+            <w:tcMar>
+              <w:top w:w="80" w:type="dxa"/>
+              <w:bottom w:w="80" w:type="dxa"/>
+              <w:left w:w="140" w:type="dxa"/>
+              <w:right w:w="140" w:type="dxa"/>
+            </w:tcMar>
+            <w:tcBorders>
+              <w:left w:val="single" w:sz="18" w:space="0" w:color="CBD5E0"/>
+              <w:top w:val="none"/>
+              <w:right w:val="none"/>
+              <w:bottom w:val="none"/>
+            </w:tcBorders>
+          </w:tcPr>
+          <w:p>
+            <w:pPr>
+              <w:spacing w:line="240" w:lineRule="auto" w:after="0"/>
+            </w:pPr>
+            <w:r>
+              <w:rPr>
+                <w:rFonts w:ascii="Consolas" w:hAnsi="Consolas"/>
+                <w:color w:val="2D3748"/>
+                <w:sz w:val="18"/>
+              </w:rPr>
+              <w:t>4. **Thermal Verdict**: **FAIL!**</w:t>
+              <w:br/>
+              <w:t xml:space="preserve">   T_J exceeds the maximum safe limit (125°C) by 13.4°C. The LDO will enter thermal shutdown and cycle ON/OFF.</w:t>
+              <w:br/>
+              <w:br/>
+              <w:t>#### Sizing Maximum Permissible θ_JA with a Heat Sink / Thermal Vias:</w:t>
+            </w:r>
+          </w:p>
+        </w:tc>
+      </w:tr>
+    </w:tbl>
+    <w:p/>
+    <w:p>
+      <w:pPr>
+        <w:spacing w:after="80"/>
+      </w:pPr>
+      <w:r>
+        <w:rPr>
+          <w:color w:val="282C34"/>
+          <w:sz w:val="21"/>
+        </w:rPr>
+        <w:t>θ_JA(max) &lt;= (T_J(max) - T_A) / P_D = (125°C - 50°C) / 1.36 W = 75°C / 1.36 W ≈ 55.1°C/W</w:t>
+      </w:r>
+    </w:p>
+    <w:tbl>
+      <w:tblPr>
+        <w:tblW w:type="auto" w:w="0"/>
+        <w:jc w:val="center"/>
+        <w:tblLook w:firstColumn="1" w:firstRow="1" w:lastColumn="0" w:lastRow="0" w:noHBand="0" w:noVBand="1" w:val="04A0"/>
+      </w:tblPr>
+      <w:tblGrid>
+        <w:gridCol w:w="9792"/>
+      </w:tblGrid>
+      <w:tr>
+        <w:tc>
+          <w:tcPr>
+            <w:tcW w:type="dxa" w:w="9792"/>
+            <w:shd w:fill="F5F6F8"/>
+            <w:tcMar>
+              <w:top w:w="80" w:type="dxa"/>
+              <w:bottom w:w="80" w:type="dxa"/>
+              <w:left w:w="140" w:type="dxa"/>
+              <w:right w:w="140" w:type="dxa"/>
+            </w:tcMar>
+            <w:tcBorders>
+              <w:left w:val="single" w:sz="18" w:space="0" w:color="CBD5E0"/>
+              <w:top w:val="none"/>
+              <w:right w:val="none"/>
+              <w:bottom w:val="none"/>
+            </w:tcBorders>
+          </w:tcPr>
+          <w:p>
+            <w:pPr>
+              <w:spacing w:line="240" w:lineRule="auto" w:after="0"/>
+            </w:pPr>
+            <w:r>
+              <w:rPr>
+                <w:rFonts w:ascii="Consolas" w:hAnsi="Consolas"/>
+                <w:color w:val="2D3748"/>
+                <w:sz w:val="18"/>
+              </w:rPr>
+              <w:t>*Corrective Action*: Expand PCB thermal copper area or migrate to a **TO-263 (D2PAK)** package (θ_JA ≈ 30°C/W on 1 in^2 copper).</w:t>
+              <w:br/>
+              <w:br/>
+              <w:t>---</w:t>
+              <w:br/>
+              <w:br/>
+              <w:t>### 2.2 PCB Thermal Copper Sizing Rules</w:t>
+              <w:br/>
+              <w:t>1. **Thermal Via Array**: Place a dense matrix of thermal vias (0.3 mm drill hole diameter, 1.0 mm ... 1.2 mm grid pitch) directly beneath the IC's exposed power thermal pad (PowerPAD / ePad).</w:t>
+              <w:br/>
+              <w:t>2. **Internal Plane Stitching**: Connect thermal vias directly to internal and bottom-layer Ground/Power copper flood planes (1 oz or 2 oz copper) to distribute heat across the entire board surface.</w:t>
+              <w:br/>
+              <w:br/>
+              <w:t>---</w:t>
+              <w:br/>
+              <w:br/>
+              <w:t>## 3. Feedback Resistor Divider Network Sizing</w:t>
+              <w:br/>
+              <w:br/>
+              <w:t>For adjustable LDOs, the output voltage is configured using an external resistive voltage divider (R_1, R_2):</w:t>
+              <w:br/>
+            </w:r>
+          </w:p>
+        </w:tc>
+      </w:tr>
+    </w:tbl>
+    <w:p/>
+    <w:p>
+      <w:pPr>
+        <w:spacing w:after="80"/>
+      </w:pPr>
+      <w:r>
+        <w:rPr>
+          <w:color w:val="282C34"/>
+          <w:sz w:val="21"/>
+        </w:rPr>
+        <w:t>Vout ────────┬────────</w:t>
+      </w:r>
+    </w:p>
+    <w:p>
+      <w:pPr>
+        <w:spacing w:after="80"/>
+      </w:pPr>
+      <w:r>
+        <w:rPr>
+          <w:color w:val="282C34"/>
+          <w:sz w:val="21"/>
+        </w:rPr>
+        <w:t>│</w:t>
+      </w:r>
+    </w:p>
+    <w:p>
+      <w:pPr>
+        <w:spacing w:after="80"/>
+      </w:pPr>
+      <w:r>
+        <w:rPr>
+          <w:color w:val="282C34"/>
+          <w:sz w:val="21"/>
+        </w:rPr>
+        <w:t>[R1] (Top Resistor)</w:t>
+      </w:r>
+    </w:p>
+    <w:p>
+      <w:pPr>
+        <w:spacing w:after="80"/>
+      </w:pPr>
+      <w:r>
+        <w:rPr>
+          <w:color w:val="282C34"/>
+          <w:sz w:val="21"/>
+        </w:rPr>
+        <w:t>│</w:t>
+      </w:r>
+    </w:p>
+    <w:p>
+      <w:pPr>
+        <w:spacing w:after="80"/>
+      </w:pPr>
+      <w:r>
+        <w:rPr>
+          <w:color w:val="282C34"/>
+          <w:sz w:val="21"/>
+        </w:rPr>
+        <w:t>├───────────&gt; FB Pin (V_FB = V_REF)</w:t>
+      </w:r>
+    </w:p>
+    <w:p>
+      <w:pPr>
+        <w:spacing w:after="80"/>
+      </w:pPr>
+      <w:r>
+        <w:rPr>
+          <w:color w:val="282C34"/>
+          <w:sz w:val="21"/>
+        </w:rPr>
+        <w:t>│</w:t>
+      </w:r>
+    </w:p>
+    <w:p>
+      <w:pPr>
+        <w:spacing w:after="80"/>
+      </w:pPr>
+      <w:r>
+        <w:rPr>
+          <w:color w:val="282C34"/>
+          <w:sz w:val="21"/>
+        </w:rPr>
+        <w:t>[R2] (Bottom Resistor)</w:t>
+      </w:r>
+    </w:p>
+    <w:p>
+      <w:pPr>
+        <w:spacing w:after="80"/>
+      </w:pPr>
+      <w:r>
+        <w:rPr>
+          <w:color w:val="282C34"/>
+          <w:sz w:val="21"/>
+        </w:rPr>
+        <w:t>│</w:t>
+      </w:r>
+    </w:p>
+    <w:p>
+      <w:pPr>
+        <w:spacing w:after="80"/>
+      </w:pPr>
+      <w:r>
+        <w:rPr>
+          <w:color w:val="282C34"/>
+          <w:sz w:val="21"/>
+        </w:rPr>
+        <w:t>GND</w:t>
+      </w:r>
+    </w:p>
+    <w:tbl>
+      <w:tblPr>
+        <w:tblW w:type="auto" w:w="0"/>
+        <w:jc w:val="center"/>
+        <w:tblLook w:firstColumn="1" w:firstRow="1" w:lastColumn="0" w:lastRow="0" w:noHBand="0" w:noVBand="1" w:val="04A0"/>
+      </w:tblPr>
+      <w:tblGrid>
+        <w:gridCol w:w="9792"/>
+      </w:tblGrid>
+      <w:tr>
+        <w:tc>
+          <w:tcPr>
+            <w:tcW w:type="dxa" w:w="9792"/>
+            <w:shd w:fill="F5F6F8"/>
+            <w:tcMar>
+              <w:top w:w="80" w:type="dxa"/>
+              <w:bottom w:w="80" w:type="dxa"/>
+              <w:left w:w="140" w:type="dxa"/>
+              <w:right w:w="140" w:type="dxa"/>
+            </w:tcMar>
+            <w:tcBorders>
+              <w:left w:val="single" w:sz="18" w:space="0" w:color="CBD5E0"/>
+              <w:top w:val="none"/>
+              <w:right w:val="none"/>
+              <w:bottom w:val="none"/>
+            </w:tcBorders>
+          </w:tcPr>
+          <w:p>
+            <w:pPr>
+              <w:spacing w:line="240" w:lineRule="auto" w:after="0"/>
+            </w:pPr>
+            <w:r>
+              <w:rPr>
+                <w:rFonts w:ascii="Consolas" w:hAnsi="Consolas"/>
+                <w:color w:val="2D3748"/>
+                <w:sz w:val="18"/>
+              </w:rPr>
+              <w:br/>
+              <w:t>### 3.1 Voltage Transfer Function</w:t>
+              <w:br/>
+              <w:t>The feedback pin draws a minuscule input bias current (I_FB ≈ 10 nA ... 100 nA). The exact equation is:</w:t>
+              <w:br/>
+            </w:r>
+          </w:p>
+        </w:tc>
+      </w:tr>
+    </w:tbl>
+    <w:p/>
+    <w:p>
+      <w:pPr>
+        <w:spacing w:after="80"/>
+      </w:pPr>
+      <w:r>
+        <w:rPr>
+          <w:color w:val="282C34"/>
+          <w:sz w:val="21"/>
+        </w:rPr>
+        <w:t xml:space="preserve">V_OUT = V_REF </w:t>
+      </w:r>
+      <w:r>
+        <w:rPr>
+          <w:i/>
+          <w:color w:val="282C34"/>
+          <w:sz w:val="21"/>
+        </w:rPr>
+        <w:t xml:space="preserve"> (1 + R1 / R2) + (I_FB </w:t>
+      </w:r>
+      <w:r>
+        <w:rPr>
+          <w:color w:val="282C34"/>
+          <w:sz w:val="21"/>
+        </w:rPr>
+        <w:t xml:space="preserve"> R1)</w:t>
+      </w:r>
+    </w:p>
+    <w:tbl>
+      <w:tblPr>
+        <w:tblW w:type="auto" w:w="0"/>
+        <w:jc w:val="center"/>
+        <w:tblLook w:firstColumn="1" w:firstRow="1" w:lastColumn="0" w:lastRow="0" w:noHBand="0" w:noVBand="1" w:val="04A0"/>
+      </w:tblPr>
+      <w:tblGrid>
+        <w:gridCol w:w="9792"/>
+      </w:tblGrid>
+      <w:tr>
+        <w:tc>
+          <w:tcPr>
+            <w:tcW w:type="dxa" w:w="9792"/>
+            <w:shd w:fill="F5F6F8"/>
+            <w:tcMar>
+              <w:top w:w="80" w:type="dxa"/>
+              <w:bottom w:w="80" w:type="dxa"/>
+              <w:left w:w="140" w:type="dxa"/>
+              <w:right w:w="140" w:type="dxa"/>
+            </w:tcMar>
+            <w:tcBorders>
+              <w:left w:val="single" w:sz="18" w:space="0" w:color="CBD5E0"/>
+              <w:top w:val="none"/>
+              <w:right w:val="none"/>
+              <w:bottom w:val="none"/>
+            </w:tcBorders>
+          </w:tcPr>
+          <w:p>
+            <w:pPr>
+              <w:spacing w:line="240" w:lineRule="auto" w:after="0"/>
+            </w:pPr>
+            <w:r>
+              <w:rPr>
+                <w:rFonts w:ascii="Consolas" w:hAnsi="Consolas"/>
+                <w:color w:val="2D3748"/>
+                <w:sz w:val="18"/>
+              </w:rPr>
+              <w:br/>
+              <w:t>Where:</w:t>
+              <w:br/>
+              <w:t>- V_OUT: Regulated DC output voltage (V)</w:t>
+              <w:br/>
+              <w:t>- V_REF: Internal bandgap reference voltage (V)</w:t>
+              <w:br/>
+              <w:t>- R1: Upper feedback divider resistor connected between V_OUT and FB pin (Ω)</w:t>
+              <w:br/>
+              <w:t>- R2: Lower feedback divider resistor connected between FB pin and GND (Ω)</w:t>
+              <w:br/>
+              <w:t>- I_FB: Input bias leakage current entering the error amplifier FB pin (A)</w:t>
+              <w:br/>
+              <w:br/>
+              <w:t>Because modern CMOS error amplifiers have I_FB &lt; 50 nA, the second term is negligible when R_1 is sized reasonably (R_1 &lt;= 100 kΩ):</w:t>
+            </w:r>
+          </w:p>
+        </w:tc>
+      </w:tr>
+    </w:tbl>
+    <w:p/>
+    <w:p>
+      <w:pPr>
+        <w:spacing w:after="80"/>
+      </w:pPr>
+      <w:r>
+        <w:rPr>
+          <w:color w:val="282C34"/>
+          <w:sz w:val="21"/>
+        </w:rPr>
+        <w:t>V_OUT ≈ V_REF * (1 + R_1 / R_2)</w:t>
+      </w:r>
+    </w:p>
+    <w:tbl>
+      <w:tblPr>
+        <w:tblW w:type="auto" w:w="0"/>
+        <w:jc w:val="center"/>
+        <w:tblLook w:firstColumn="1" w:firstRow="1" w:lastColumn="0" w:lastRow="0" w:noHBand="0" w:noVBand="1" w:val="04A0"/>
+      </w:tblPr>
+      <w:tblGrid>
+        <w:gridCol w:w="9792"/>
+      </w:tblGrid>
+      <w:tr>
+        <w:tc>
+          <w:tcPr>
+            <w:tcW w:type="dxa" w:w="9792"/>
+            <w:shd w:fill="F5F6F8"/>
+            <w:tcMar>
+              <w:top w:w="80" w:type="dxa"/>
+              <w:bottom w:w="80" w:type="dxa"/>
+              <w:left w:w="140" w:type="dxa"/>
+              <w:right w:w="140" w:type="dxa"/>
+            </w:tcMar>
+            <w:tcBorders>
+              <w:left w:val="single" w:sz="18" w:space="0" w:color="CBD5E0"/>
+              <w:top w:val="none"/>
+              <w:right w:val="none"/>
+              <w:bottom w:val="none"/>
+            </w:tcBorders>
+          </w:tcPr>
+          <w:p>
+            <w:pPr>
+              <w:spacing w:line="240" w:lineRule="auto" w:after="0"/>
+            </w:pPr>
+            <w:r>
+              <w:rPr>
+                <w:rFonts w:ascii="Consolas" w:hAnsi="Consolas"/>
+                <w:color w:val="2D3748"/>
+                <w:sz w:val="18"/>
+              </w:rPr>
+              <w:br/>
+              <w:t>Solving for the resistor ratio:</w:t>
+            </w:r>
+          </w:p>
+        </w:tc>
+      </w:tr>
+    </w:tbl>
+    <w:p/>
+    <w:p>
+      <w:pPr>
+        <w:spacing w:after="80"/>
+      </w:pPr>
+      <w:r>
+        <w:rPr>
+          <w:color w:val="282C34"/>
+          <w:sz w:val="21"/>
+        </w:rPr>
+        <w:t>R_1 / R_2 = V_OUT / V_REF - 1</w:t>
+      </w:r>
+    </w:p>
+    <w:tbl>
+      <w:tblPr>
+        <w:tblW w:type="auto" w:w="0"/>
+        <w:jc w:val="center"/>
+        <w:tblLook w:firstColumn="1" w:firstRow="1" w:lastColumn="0" w:lastRow="0" w:noHBand="0" w:noVBand="1" w:val="04A0"/>
+      </w:tblPr>
+      <w:tblGrid>
+        <w:gridCol w:w="9792"/>
+      </w:tblGrid>
+      <w:tr>
+        <w:tc>
+          <w:tcPr>
+            <w:tcW w:type="dxa" w:w="9792"/>
+            <w:shd w:fill="F5F6F8"/>
+            <w:tcMar>
+              <w:top w:w="80" w:type="dxa"/>
+              <w:bottom w:w="80" w:type="dxa"/>
+              <w:left w:w="140" w:type="dxa"/>
+              <w:right w:w="140" w:type="dxa"/>
+            </w:tcMar>
+            <w:tcBorders>
+              <w:left w:val="single" w:sz="18" w:space="0" w:color="CBD5E0"/>
+              <w:top w:val="none"/>
+              <w:right w:val="none"/>
+              <w:bottom w:val="none"/>
+            </w:tcBorders>
+          </w:tcPr>
+          <w:p>
+            <w:pPr>
+              <w:spacing w:line="240" w:lineRule="auto" w:after="0"/>
+            </w:pPr>
+            <w:r>
+              <w:rPr>
+                <w:rFonts w:ascii="Consolas" w:hAnsi="Consolas"/>
+                <w:color w:val="2D3748"/>
+                <w:sz w:val="18"/>
+              </w:rPr>
+              <w:br/>
+              <w:t>### 3.2 Sizing Guidelines &amp; Current Trade-Offs</w:t>
+              <w:br/>
+              <w:t>- **Divider Current (I_div)**: Sized to be at least 100* higher than I_FB to ensure thermal leakage currents do not cause output voltage drift:</w:t>
+            </w:r>
+          </w:p>
+        </w:tc>
+      </w:tr>
+    </w:tbl>
+    <w:p/>
+    <w:p>
+      <w:pPr>
+        <w:spacing w:after="80"/>
+      </w:pPr>
+      <w:r>
+        <w:rPr>
+          <w:color w:val="282C34"/>
+          <w:sz w:val="21"/>
+        </w:rPr>
+        <w:t>I_div = V_REF / R_2 &gt;= 100 * I_FB</w:t>
+      </w:r>
+    </w:p>
+    <w:tbl>
+      <w:tblPr>
+        <w:tblW w:type="auto" w:w="0"/>
+        <w:jc w:val="center"/>
+        <w:tblLook w:firstColumn="1" w:firstRow="1" w:lastColumn="0" w:lastRow="0" w:noHBand="0" w:noVBand="1" w:val="04A0"/>
+      </w:tblPr>
+      <w:tblGrid>
+        <w:gridCol w:w="9792"/>
+      </w:tblGrid>
+      <w:tr>
+        <w:tc>
+          <w:tcPr>
+            <w:tcW w:type="dxa" w:w="9792"/>
+            <w:shd w:fill="F5F6F8"/>
+            <w:tcMar>
+              <w:top w:w="80" w:type="dxa"/>
+              <w:bottom w:w="80" w:type="dxa"/>
+              <w:left w:w="140" w:type="dxa"/>
+              <w:right w:w="140" w:type="dxa"/>
+            </w:tcMar>
+            <w:tcBorders>
+              <w:left w:val="single" w:sz="18" w:space="0" w:color="CBD5E0"/>
+              <w:top w:val="none"/>
+              <w:right w:val="none"/>
+              <w:bottom w:val="none"/>
+            </w:tcBorders>
+          </w:tcPr>
+          <w:p>
+            <w:pPr>
+              <w:spacing w:line="240" w:lineRule="auto" w:after="0"/>
+            </w:pPr>
+            <w:r>
+              <w:rPr>
+                <w:rFonts w:ascii="Consolas" w:hAnsi="Consolas"/>
+                <w:color w:val="2D3748"/>
+                <w:sz w:val="18"/>
+              </w:rPr>
+              <w:t>- **Low-Power vs. High-PSRR Trade-Off**:</w:t>
+              <w:br/>
+              <w:t xml:space="preserve">  - *Battery-operated micropower designs*: Select R_2 = 100 kΩ ... 500 kΩ (I_div ≈ 2 µA ... 10 µA) to maximize battery runtime.</w:t>
+              <w:br/>
+              <w:t xml:space="preserve">  - *High-speed RF / Precision Analog designs*: Select R_2 = 1 kΩ ... 20 kΩ (I_div ≈ 60 µA ... 1.2 mA) to minimize Johnson-Nyquist thermal noise (e_n = sqrt(4k_B T R)) and prevent capacitive noise pick-up on the high-impedance FB node.</w:t>
+              <w:br/>
+              <w:br/>
+              <w:t>---</w:t>
+              <w:br/>
+              <w:br/>
+              <w:t>## 4. Feedforward Capacitor (C_FF) Phase-Lead Compensation</w:t>
+              <w:br/>
+              <w:br/>
+              <w:t>In adjustable LDO regulators, adding a small **Feedforward Capacitor (C_FF)** (10 pF ... 100 pF) in parallel with top resistor R_1 drastically improves dynamic performance:</w:t>
+              <w:br/>
+            </w:r>
+          </w:p>
+        </w:tc>
+      </w:tr>
+    </w:tbl>
+    <w:p/>
+    <w:p>
+      <w:pPr>
+        <w:spacing w:after="80"/>
+      </w:pPr>
+      <w:r>
+        <w:rPr>
+          <w:color w:val="282C34"/>
+          <w:sz w:val="21"/>
+        </w:rPr>
+        <w:t>Vout ────────┬──────────┐</w:t>
+      </w:r>
+    </w:p>
+    <w:p>
+      <w:pPr>
+        <w:spacing w:after="80"/>
+      </w:pPr>
+      <w:r>
+        <w:rPr>
+          <w:color w:val="282C34"/>
+          <w:sz w:val="21"/>
+        </w:rPr>
+        <w:t>│          │</w:t>
+      </w:r>
+    </w:p>
+    <w:p>
+      <w:pPr>
+        <w:spacing w:after="80"/>
+      </w:pPr>
+      <w:r>
+        <w:rPr>
+          <w:color w:val="282C34"/>
+          <w:sz w:val="21"/>
+        </w:rPr>
+        <w:t>[R1]      ─┴─ C_FF (Feedforward Capacitor)</w:t>
+      </w:r>
+    </w:p>
+    <w:p>
+      <w:pPr>
+        <w:spacing w:after="80"/>
+      </w:pPr>
+      <w:r>
+        <w:rPr>
+          <w:color w:val="282C34"/>
+          <w:sz w:val="21"/>
+        </w:rPr>
+        <w:t>│        ─┬─ (10pF - 100pF)</w:t>
+      </w:r>
+    </w:p>
+    <w:p>
+      <w:pPr>
+        <w:spacing w:after="80"/>
+      </w:pPr>
+      <w:r>
+        <w:rPr>
+          <w:color w:val="282C34"/>
+          <w:sz w:val="21"/>
+        </w:rPr>
+        <w:t>├──────────┘</w:t>
+      </w:r>
+    </w:p>
+    <w:p>
+      <w:pPr>
+        <w:spacing w:after="80"/>
+      </w:pPr>
+      <w:r>
+        <w:rPr>
+          <w:color w:val="282C34"/>
+          <w:sz w:val="21"/>
+        </w:rPr>
+        <w:t>│</w:t>
+      </w:r>
+    </w:p>
+    <w:p>
+      <w:pPr>
+        <w:spacing w:after="80"/>
+      </w:pPr>
+      <w:r>
+        <w:rPr>
+          <w:color w:val="282C34"/>
+          <w:sz w:val="21"/>
+        </w:rPr>
+        <w:t>[R2]</w:t>
+      </w:r>
+    </w:p>
+    <w:p>
+      <w:pPr>
+        <w:spacing w:after="80"/>
+      </w:pPr>
+      <w:r>
+        <w:rPr>
+          <w:color w:val="282C34"/>
+          <w:sz w:val="21"/>
+        </w:rPr>
+        <w:t>│</w:t>
+      </w:r>
+    </w:p>
+    <w:p>
+      <w:pPr>
+        <w:spacing w:after="80"/>
+      </w:pPr>
+      <w:r>
+        <w:rPr>
+          <w:color w:val="282C34"/>
+          <w:sz w:val="21"/>
+        </w:rPr>
+        <w:t>GND</w:t>
+      </w:r>
+    </w:p>
+    <w:tbl>
+      <w:tblPr>
+        <w:tblW w:type="auto" w:w="0"/>
+        <w:jc w:val="center"/>
+        <w:tblLook w:firstColumn="1" w:firstRow="1" w:lastColumn="0" w:lastRow="0" w:noHBand="0" w:noVBand="1" w:val="04A0"/>
+      </w:tblPr>
+      <w:tblGrid>
+        <w:gridCol w:w="9792"/>
+      </w:tblGrid>
+      <w:tr>
+        <w:tc>
+          <w:tcPr>
+            <w:tcW w:type="dxa" w:w="9792"/>
+            <w:shd w:fill="F5F6F8"/>
+            <w:tcMar>
+              <w:top w:w="80" w:type="dxa"/>
+              <w:bottom w:w="80" w:type="dxa"/>
+              <w:left w:w="140" w:type="dxa"/>
+              <w:right w:w="140" w:type="dxa"/>
+            </w:tcMar>
+            <w:tcBorders>
+              <w:left w:val="single" w:sz="18" w:space="0" w:color="CBD5E0"/>
+              <w:top w:val="none"/>
+              <w:right w:val="none"/>
+              <w:bottom w:val="none"/>
+            </w:tcBorders>
+          </w:tcPr>
+          <w:p>
+            <w:pPr>
+              <w:spacing w:line="240" w:lineRule="auto" w:after="0"/>
+            </w:pPr>
+            <w:r>
+              <w:rPr>
+                <w:rFonts w:ascii="Consolas" w:hAnsi="Consolas"/>
+                <w:color w:val="2D3748"/>
+                <w:sz w:val="18"/>
+              </w:rPr>
+              <w:br/>
+              <w:t>### 4.1 Pole-Zero Derivation of the Feedback Network</w:t>
+              <w:br/>
+              <w:t>With C_FF installed, the feedback impedance Z_1(s) = R_1 || 1 / (s C_FF). The transfer function from V_OUT to V_FB becomes:</w:t>
+              <w:br/>
+            </w:r>
+          </w:p>
+        </w:tc>
+      </w:tr>
+    </w:tbl>
+    <w:p/>
+    <w:p>
+      <w:pPr>
+        <w:spacing w:after="80"/>
+      </w:pPr>
+      <w:r>
+        <w:rPr>
+          <w:color w:val="282C34"/>
+          <w:sz w:val="21"/>
+        </w:rPr>
+        <w:t>V_FB(s) / V_OUT(s) = ( R_2 / (R_1 + R_2) ) * (1 + s R_1 C_FF) / (1 + s (R_1 || R_2) C_FF)</w:t>
+      </w:r>
+    </w:p>
+    <w:tbl>
+      <w:tblPr>
+        <w:tblW w:type="auto" w:w="0"/>
+        <w:jc w:val="center"/>
+        <w:tblLook w:firstColumn="1" w:firstRow="1" w:lastColumn="0" w:lastRow="0" w:noHBand="0" w:noVBand="1" w:val="04A0"/>
+      </w:tblPr>
+      <w:tblGrid>
+        <w:gridCol w:w="9792"/>
+      </w:tblGrid>
+      <w:tr>
+        <w:tc>
+          <w:tcPr>
+            <w:tcW w:type="dxa" w:w="9792"/>
+            <w:shd w:fill="F5F6F8"/>
+            <w:tcMar>
+              <w:top w:w="80" w:type="dxa"/>
+              <w:bottom w:w="80" w:type="dxa"/>
+              <w:left w:w="140" w:type="dxa"/>
+              <w:right w:w="140" w:type="dxa"/>
+            </w:tcMar>
+            <w:tcBorders>
+              <w:left w:val="single" w:sz="18" w:space="0" w:color="CBD5E0"/>
+              <w:top w:val="none"/>
+              <w:right w:val="none"/>
+              <w:bottom w:val="none"/>
+            </w:tcBorders>
+          </w:tcPr>
+          <w:p>
+            <w:pPr>
+              <w:spacing w:line="240" w:lineRule="auto" w:after="0"/>
+            </w:pPr>
+            <w:r>
+              <w:rPr>
+                <w:rFonts w:ascii="Consolas" w:hAnsi="Consolas"/>
+                <w:color w:val="2D3748"/>
+                <w:sz w:val="18"/>
+              </w:rPr>
+              <w:br/>
+              <w:t>This introduces a **Phase-Lead Zero (f_z)** and a **High-Frequency Pole (f_p)**:</w:t>
+              <w:br/>
+            </w:r>
+          </w:p>
+        </w:tc>
+      </w:tr>
+    </w:tbl>
+    <w:p/>
+    <w:p>
+      <w:pPr>
+        <w:spacing w:after="80"/>
+      </w:pPr>
+      <w:r>
+        <w:rPr>
+          <w:color w:val="282C34"/>
+          <w:sz w:val="21"/>
+        </w:rPr>
+        <w:t xml:space="preserve">f_z_ff = 1 / (2π </w:t>
+      </w:r>
+      <w:r>
+        <w:rPr>
+          <w:i/>
+          <w:color w:val="282C34"/>
+          <w:sz w:val="21"/>
+        </w:rPr>
+        <w:t xml:space="preserve"> R_1 </w:t>
+      </w:r>
+      <w:r>
+        <w:rPr>
+          <w:color w:val="282C34"/>
+          <w:sz w:val="21"/>
+        </w:rPr>
+        <w:t xml:space="preserve"> C_FF)</w:t>
+      </w:r>
+    </w:p>
+    <w:tbl>
+      <w:tblPr>
+        <w:tblW w:type="auto" w:w="0"/>
+        <w:jc w:val="center"/>
+        <w:tblLook w:firstColumn="1" w:firstRow="1" w:lastColumn="0" w:lastRow="0" w:noHBand="0" w:noVBand="1" w:val="04A0"/>
+      </w:tblPr>
+      <w:tblGrid>
+        <w:gridCol w:w="9792"/>
+      </w:tblGrid>
+      <w:tr>
+        <w:tc>
+          <w:tcPr>
+            <w:tcW w:type="dxa" w:w="9792"/>
+            <w:shd w:fill="F5F6F8"/>
+            <w:tcMar>
+              <w:top w:w="80" w:type="dxa"/>
+              <w:bottom w:w="80" w:type="dxa"/>
+              <w:left w:w="140" w:type="dxa"/>
+              <w:right w:w="140" w:type="dxa"/>
+            </w:tcMar>
+            <w:tcBorders>
+              <w:left w:val="single" w:sz="18" w:space="0" w:color="CBD5E0"/>
+              <w:top w:val="none"/>
+              <w:right w:val="none"/>
+              <w:bottom w:val="none"/>
+            </w:tcBorders>
+          </w:tcPr>
+          <w:p>
+            <w:pPr>
+              <w:spacing w:line="240" w:lineRule="auto" w:after="0"/>
+            </w:pPr>
+            <w:r>
+              <w:rPr>
+                <w:rFonts w:ascii="Consolas" w:hAnsi="Consolas"/>
+                <w:color w:val="2D3748"/>
+                <w:sz w:val="18"/>
+              </w:rPr>
+            </w:r>
+          </w:p>
+        </w:tc>
+      </w:tr>
+    </w:tbl>
+    <w:p/>
+    <w:p>
+      <w:pPr>
+        <w:spacing w:after="80"/>
+      </w:pPr>
+      <w:r>
+        <w:rPr>
+          <w:color w:val="282C34"/>
+          <w:sz w:val="21"/>
+        </w:rPr>
+        <w:t xml:space="preserve">f_p_ff = 1 / (2π </w:t>
+      </w:r>
+      <w:r>
+        <w:rPr>
+          <w:i/>
+          <w:color w:val="282C34"/>
+          <w:sz w:val="21"/>
+        </w:rPr>
+        <w:t xml:space="preserve"> (R_1 || R_2) </w:t>
+      </w:r>
+      <w:r>
+        <w:rPr>
+          <w:color w:val="282C34"/>
+          <w:sz w:val="21"/>
+        </w:rPr>
+        <w:t xml:space="preserve"> C_FF) = f_z_ff * (1 + R_1 / R_2)</w:t>
+      </w:r>
+    </w:p>
+    <w:tbl>
+      <w:tblPr>
+        <w:tblW w:type="auto" w:w="0"/>
+        <w:jc w:val="center"/>
+        <w:tblLook w:firstColumn="1" w:firstRow="1" w:lastColumn="0" w:lastRow="0" w:noHBand="0" w:noVBand="1" w:val="04A0"/>
+      </w:tblPr>
+      <w:tblGrid>
+        <w:gridCol w:w="9792"/>
+      </w:tblGrid>
+      <w:tr>
+        <w:tc>
+          <w:tcPr>
+            <w:tcW w:type="dxa" w:w="9792"/>
+            <w:shd w:fill="F5F6F8"/>
+            <w:tcMar>
+              <w:top w:w="80" w:type="dxa"/>
+              <w:bottom w:w="80" w:type="dxa"/>
+              <w:left w:w="140" w:type="dxa"/>
+              <w:right w:w="140" w:type="dxa"/>
+            </w:tcMar>
+            <w:tcBorders>
+              <w:left w:val="single" w:sz="18" w:space="0" w:color="CBD5E0"/>
+              <w:top w:val="none"/>
+              <w:right w:val="none"/>
+              <w:bottom w:val="none"/>
+            </w:tcBorders>
+          </w:tcPr>
+          <w:p>
+            <w:pPr>
+              <w:spacing w:line="240" w:lineRule="auto" w:after="0"/>
+            </w:pPr>
+            <w:r>
+              <w:rPr>
+                <w:rFonts w:ascii="Consolas" w:hAnsi="Consolas"/>
+                <w:color w:val="2D3748"/>
+                <w:sz w:val="18"/>
+              </w:rPr>
+              <w:br/>
+              <w:t>### 4.2 Engineering Benefits of C_FF</w:t>
+              <w:br/>
+              <w:t>1. **Phase Margin Boost**: The zero is placed near the unity-gain crossover frequency (10 kHz ... 100 kHz), injecting +20° ... +45° of phase boost to suppress transient ringing.</w:t>
+              <w:br/>
+              <w:t>2. **Improved High-Frequency PSRR**: At higher frequencies, C_FF bypasses R_1, coupling output ripple directly to the inverting input of the error amplifier with unity gain rather than attenuated by R_2 / (R_1+R_2).</w:t>
+              <w:br/>
+              <w:t>3. **Faster Load Step Recovery**: High-speed transient edges on V_OUT are fed directly to the error amplifier without experiencing the R_1 C_parasitic low-pass delay.</w:t>
+              <w:br/>
+              <w:br/>
+              <w:t>---</w:t>
+              <w:br/>
+              <w:br/>
+              <w:t>## 5. Output Capacitor Dynamic Sizing &amp; ESR Zero</w:t>
+              <w:br/>
+              <w:br/>
+              <w:t>### 5.1 Sizing C_OUT for Load Transient Undershoot</w:t>
+              <w:br/>
+              <w:br/>
+              <w:t>When a digital load (such as a microcontroller awakening from sleep) suddenly steps its current demand from 0 to I_step in time t_edge ≈ 10 ns, the LDO error amplifier requires finite response time (t_response ≈ 2 µs ... 10 µs) to adjust the pass transistor gate.</w:t>
+              <w:br/>
+              <w:br/>
+              <w:t>During this brief window, **100\% of the step current must be supplied by the output capacitor (C_OUT)**:</w:t>
+              <w:br/>
+            </w:r>
+          </w:p>
+        </w:tc>
+      </w:tr>
+    </w:tbl>
+    <w:p/>
+    <w:p>
+      <w:pPr>
+        <w:spacing w:after="80"/>
+      </w:pPr>
+      <w:r>
+        <w:rPr>
+          <w:color w:val="282C34"/>
+          <w:sz w:val="21"/>
+        </w:rPr>
+        <w:t xml:space="preserve">Δ V_OUT ≈ (I_step </w:t>
+      </w:r>
+      <w:r>
+        <w:rPr>
+          <w:i/>
+          <w:color w:val="282C34"/>
+          <w:sz w:val="21"/>
+        </w:rPr>
+        <w:t xml:space="preserve"> t_response) / C_OUT + (I_step </w:t>
+      </w:r>
+      <w:r>
+        <w:rPr>
+          <w:color w:val="282C34"/>
+          <w:sz w:val="21"/>
+        </w:rPr>
+        <w:t xml:space="preserve"> R_ESR)</w:t>
+      </w:r>
+    </w:p>
+    <w:tbl>
+      <w:tblPr>
+        <w:tblW w:type="auto" w:w="0"/>
+        <w:jc w:val="center"/>
+        <w:tblLook w:firstColumn="1" w:firstRow="1" w:lastColumn="0" w:lastRow="0" w:noHBand="0" w:noVBand="1" w:val="04A0"/>
+      </w:tblPr>
+      <w:tblGrid>
+        <w:gridCol w:w="9792"/>
+      </w:tblGrid>
+      <w:tr>
+        <w:tc>
+          <w:tcPr>
+            <w:tcW w:type="dxa" w:w="9792"/>
+            <w:shd w:fill="F5F6F8"/>
+            <w:tcMar>
+              <w:top w:w="80" w:type="dxa"/>
+              <w:bottom w:w="80" w:type="dxa"/>
+              <w:left w:w="140" w:type="dxa"/>
+              <w:right w:w="140" w:type="dxa"/>
+            </w:tcMar>
+            <w:tcBorders>
+              <w:left w:val="single" w:sz="18" w:space="0" w:color="CBD5E0"/>
+              <w:top w:val="none"/>
+              <w:right w:val="none"/>
+              <w:bottom w:val="none"/>
+            </w:tcBorders>
+          </w:tcPr>
+          <w:p>
+            <w:pPr>
+              <w:spacing w:line="240" w:lineRule="auto" w:after="0"/>
+            </w:pPr>
+            <w:r>
+              <w:rPr>
+                <w:rFonts w:ascii="Consolas" w:hAnsi="Consolas"/>
+                <w:color w:val="2D3748"/>
+                <w:sz w:val="18"/>
+              </w:rPr>
+              <w:br/>
+              <w:t>Solving for the minimum required output capacitance:</w:t>
+            </w:r>
+          </w:p>
+        </w:tc>
+      </w:tr>
+    </w:tbl>
+    <w:p/>
+    <w:p>
+      <w:pPr>
+        <w:spacing w:after="80"/>
+      </w:pPr>
+      <w:r>
+        <w:rPr>
+          <w:color w:val="282C34"/>
+          <w:sz w:val="21"/>
+        </w:rPr>
+        <w:t xml:space="preserve">C_OUT(min) &gt;= (I_step </w:t>
+      </w:r>
+      <w:r>
+        <w:rPr>
+          <w:i/>
+          <w:color w:val="282C34"/>
+          <w:sz w:val="21"/>
+        </w:rPr>
+        <w:t xml:space="preserve"> t_response) / (Δ V_allowed - (I_step </w:t>
+      </w:r>
+      <w:r>
+        <w:rPr>
+          <w:color w:val="282C34"/>
+          <w:sz w:val="21"/>
+        </w:rPr>
+        <w:t xml:space="preserve"> R_ESR))</w:t>
+      </w:r>
+    </w:p>
+    <w:tbl>
+      <w:tblPr>
+        <w:tblW w:type="auto" w:w="0"/>
+        <w:jc w:val="center"/>
+        <w:tblLook w:firstColumn="1" w:firstRow="1" w:lastColumn="0" w:lastRow="0" w:noHBand="0" w:noVBand="1" w:val="04A0"/>
+      </w:tblPr>
+      <w:tblGrid>
+        <w:gridCol w:w="9792"/>
+      </w:tblGrid>
+      <w:tr>
+        <w:tc>
+          <w:tcPr>
+            <w:tcW w:type="dxa" w:w="9792"/>
+            <w:shd w:fill="F5F6F8"/>
+            <w:tcMar>
+              <w:top w:w="80" w:type="dxa"/>
+              <w:bottom w:w="80" w:type="dxa"/>
+              <w:left w:w="140" w:type="dxa"/>
+              <w:right w:w="140" w:type="dxa"/>
+            </w:tcMar>
+            <w:tcBorders>
+              <w:left w:val="single" w:sz="18" w:space="0" w:color="CBD5E0"/>
+              <w:top w:val="none"/>
+              <w:right w:val="none"/>
+              <w:bottom w:val="none"/>
+            </w:tcBorders>
+          </w:tcPr>
+          <w:p>
+            <w:pPr>
+              <w:spacing w:line="240" w:lineRule="auto" w:after="0"/>
+            </w:pPr>
+            <w:r>
+              <w:rPr>
+                <w:rFonts w:ascii="Consolas" w:hAnsi="Consolas"/>
+                <w:color w:val="2D3748"/>
+                <w:sz w:val="18"/>
+              </w:rPr>
+              <w:br/>
+              <w:t>*Worked Example*:</w:t>
+              <w:br/>
+              <w:t>- Load step: I_step = 1.0 A</w:t>
+              <w:br/>
+              <w:t>- Regulator response time: t_response = 5 µs</w:t>
+              <w:br/>
+              <w:t>- Allowable voltage droop: Δ V_allowed = 100 mV</w:t>
+              <w:br/>
+              <w:t>- Output capacitor ESR: R_ESR = 15 mΩ (I_step * R_ESR = 15 mV)</w:t>
+              <w:br/>
+            </w:r>
+          </w:p>
+        </w:tc>
+      </w:tr>
+    </w:tbl>
+    <w:p/>
+    <w:p>
+      <w:pPr>
+        <w:spacing w:after="80"/>
+      </w:pPr>
+      <w:r>
+        <w:rPr>
+          <w:color w:val="282C34"/>
+          <w:sz w:val="21"/>
+        </w:rPr>
+        <w:t xml:space="preserve">C_OUT(min) &gt;= (1.0 A </w:t>
+      </w:r>
+      <w:r>
+        <w:rPr>
+          <w:i/>
+          <w:color w:val="282C34"/>
+          <w:sz w:val="21"/>
+        </w:rPr>
+        <w:t xml:space="preserve"> 5 </w:t>
+      </w:r>
+      <w:r>
+        <w:rPr>
+          <w:color w:val="282C34"/>
+          <w:sz w:val="21"/>
+        </w:rPr>
+        <w:t xml:space="preserve"> 10^-6 s) / (0.100 V - 0.015 V) = (5.0 * 10^-6) / 0.085 V ≈ 58.8 µF</w:t>
+      </w:r>
+    </w:p>
     <w:sectPr>
       <w:footerReference w:type="default" r:id="rId9"/>
       <w:pgSz w:w="12240" w:h="15840"/>
